--- a/Sem-3/CSF & NS (Cybersecurity Fundamentals & Network Security)/Lab Manual/MCA_CSF&NS_Lab Manual.docx
+++ b/Sem-3/CSF & NS (Cybersecurity Fundamentals & Network Security)/Lab Manual/MCA_CSF&NS_Lab Manual.docx
@@ -1,6 +1,6 @@
 
 <file path=word/document.xml><?xml version="1.0" encoding="utf-8"?>
-<w:document xmlns:wpc="http://schemas.microsoft.com/office/word/2010/wordprocessingCanvas" xmlns:cx="http://schemas.microsoft.com/office/drawing/2014/chartex" xmlns:cx1="http://schemas.microsoft.com/office/drawing/2015/9/8/chartex" xmlns:cx2="http://schemas.microsoft.com/office/drawing/2015/10/21/chartex" xmlns:cx3="http://schemas.microsoft.com/office/drawing/2016/5/9/chartex" xmlns:cx4="http://schemas.microsoft.com/office/drawing/2016/5/10/chartex" xmlns:cx5="http://schemas.microsoft.com/office/drawing/2016/5/11/chartex" xmlns:cx6="http://schemas.microsoft.com/office/drawing/2016/5/12/chartex" xmlns:cx7="http://schemas.microsoft.com/office/drawing/2016/5/13/chartex" xmlns:cx8="http://schemas.microsoft.com/office/drawing/2016/5/14/chartex" xmlns:mc="http://schemas.openxmlformats.org/markup-compatibility/2006" xmlns:aink="http://schemas.microsoft.com/office/drawing/2016/ink" xmlns:am3d="http://schemas.microsoft.com/office/drawing/2017/model3d" xmlns:o="urn:schemas-microsoft-com:office:office" xmlns:oel="http://schemas.microsoft.com/office/2019/extlst" xmlns:r="http://schemas.openxmlformats.org/officeDocument/2006/relationships" xmlns:m="http://schemas.openxmlformats.org/officeDocument/2006/math" xmlns:v="urn:schemas-microsoft-com:vml" xmlns:wp14="http://schemas.microsoft.com/office/word/2010/wordprocessingDrawing" xmlns:wp="http://schemas.openxmlformats.org/drawingml/2006/wordprocessingDrawing" xmlns:w10="urn:schemas-microsoft-com:office:word" xmlns:w="http://schemas.openxmlformats.org/wordprocessingml/2006/main" xmlns:w14="http://schemas.microsoft.com/office/word/2010/wordml" xmlns:w15="http://schemas.microsoft.com/office/word/2012/wordml" xmlns:w16cei="http://schemas.microsoft.com/office/word/2026/wordml/cei" xmlns:w16cex="http://schemas.microsoft.com/office/word/2018/wordml/cex" xmlns:w16cid="http://schemas.microsoft.com/office/word/2016/wordml/cid" xmlns:w16="http://schemas.microsoft.com/office/word/2018/wordml" xmlns:w16du="http://schemas.microsoft.com/office/word/2023/wordml/word16du" xmlns:w16sdtdh="http://schemas.microsoft.com/office/word/2020/wordml/sdtdatahash" xmlns:w16sdtfl="http://schemas.microsoft.com/office/word/2024/wordml/sdtformatlock" xmlns:w16se="http://schemas.microsoft.com/office/word/2015/wordml/symex" xmlns:wpg="http://schemas.microsoft.com/office/word/2010/wordprocessingGroup" xmlns:wpi="http://schemas.microsoft.com/office/word/2010/wordprocessingInk" xmlns:wne="http://schemas.microsoft.com/office/word/2006/wordml" xmlns:wps="http://schemas.microsoft.com/office/word/2010/wordprocessingShape" mc:Ignorable="w14 w15 w16se w16cid w16 w16cex w16sdtdh w16sdtfl w16du wp14">
+<w:document xmlns:wpc="http://schemas.microsoft.com/office/word/2010/wordprocessingCanvas" xmlns:cx="http://schemas.microsoft.com/office/drawing/2014/chartex" xmlns:cx1="http://schemas.microsoft.com/office/drawing/2015/9/8/chartex" xmlns:cx2="http://schemas.microsoft.com/office/drawing/2015/10/21/chartex" xmlns:cx3="http://schemas.microsoft.com/office/drawing/2016/5/9/chartex" xmlns:cx4="http://schemas.microsoft.com/office/drawing/2016/5/10/chartex" xmlns:cx5="http://schemas.microsoft.com/office/drawing/2016/5/11/chartex" xmlns:cx6="http://schemas.microsoft.com/office/drawing/2016/5/12/chartex" xmlns:cx7="http://schemas.microsoft.com/office/drawing/2016/5/13/chartex" xmlns:cx8="http://schemas.microsoft.com/office/drawing/2016/5/14/chartex" xmlns:mc="http://schemas.openxmlformats.org/markup-compatibility/2006" xmlns:aink="http://schemas.microsoft.com/office/drawing/2016/ink" xmlns:am3d="http://schemas.microsoft.com/office/drawing/2017/model3d" xmlns:o="urn:schemas-microsoft-com:office:office" xmlns:oel="http://schemas.microsoft.com/office/2019/extlst" xmlns:r="http://schemas.openxmlformats.org/officeDocument/2006/relationships" xmlns:m="http://schemas.openxmlformats.org/officeDocument/2006/math" xmlns:v="urn:schemas-microsoft-com:vml" xmlns:wp14="http://schemas.microsoft.com/office/word/2010/wordprocessingDrawing" xmlns:wp="http://schemas.openxmlformats.org/drawingml/2006/wordprocessingDrawing" xmlns:w10="urn:schemas-microsoft-com:office:word" xmlns:w="http://schemas.openxmlformats.org/wordprocessingml/2006/main" xmlns:w14="http://schemas.microsoft.com/office/word/2010/wordml" xmlns:w15="http://schemas.microsoft.com/office/word/2012/wordml" xmlns:w16cex="http://schemas.microsoft.com/office/word/2018/wordml/cex" xmlns:w16cid="http://schemas.microsoft.com/office/word/2016/wordml/cid" xmlns:w16="http://schemas.microsoft.com/office/word/2018/wordml" xmlns:w16du="http://schemas.microsoft.com/office/word/2023/wordml/word16du" xmlns:w16sdtdh="http://schemas.microsoft.com/office/word/2020/wordml/sdtdatahash" xmlns:w16sdtfl="http://schemas.microsoft.com/office/word/2024/wordml/sdtformatlock" xmlns:w16se="http://schemas.microsoft.com/office/word/2015/wordml/symex" xmlns:wpg="http://schemas.microsoft.com/office/word/2010/wordprocessingGroup" xmlns:wpi="http://schemas.microsoft.com/office/word/2010/wordprocessingInk" xmlns:wne="http://schemas.microsoft.com/office/word/2006/wordml" xmlns:wps="http://schemas.microsoft.com/office/word/2010/wordprocessingShape" mc:Ignorable="w14 w15 w16se w16cid w16 w16cex w16sdtdh w16sdtfl w16du wp14">
   <w:body>
     <w:p>
       <w:pPr>
@@ -1544,6 +1544,14 @@
                 <w:color w:val="000000"/>
               </w:rPr>
             </w:pPr>
+            <w:r>
+              <w:rPr>
+                <w:rFonts w:ascii="Times New Roman" w:hAnsi="Times New Roman" w:cs="Times New Roman"/>
+                <w:b/>
+                <w:color w:val="000000"/>
+              </w:rPr>
+              <w:t>4</w:t>
+            </w:r>
           </w:p>
         </w:tc>
         <w:tc>
@@ -1565,6 +1573,29 @@
                 <w:color w:val="000000"/>
               </w:rPr>
             </w:pPr>
+            <w:r>
+              <w:rPr>
+                <w:rFonts w:ascii="Times New Roman" w:eastAsia="SimSun" w:hAnsi="Times New Roman" w:cs="Times New Roman"/>
+                <w:color w:val="000000"/>
+              </w:rPr>
+              <w:t xml:space="preserve">To </w:t>
+            </w:r>
+            <w:proofErr w:type="spellStart"/>
+            <w:r>
+              <w:rPr>
+                <w:rFonts w:ascii="Times New Roman" w:eastAsia="SimSun" w:hAnsi="Times New Roman" w:cs="Times New Roman"/>
+                <w:color w:val="000000"/>
+              </w:rPr>
+              <w:t>analyze</w:t>
+            </w:r>
+            <w:proofErr w:type="spellEnd"/>
+            <w:r>
+              <w:rPr>
+                <w:rFonts w:ascii="Times New Roman" w:eastAsia="SimSun" w:hAnsi="Times New Roman" w:cs="Times New Roman"/>
+                <w:color w:val="000000"/>
+              </w:rPr>
+              <w:t xml:space="preserve"> an event, set up firewall tools, Identify and collect misconfigurations and design a secure network topology for a sample organization using DMZ and IDS.</w:t>
+            </w:r>
           </w:p>
         </w:tc>
         <w:tc>
@@ -1581,6 +1612,13 @@
                 <w:color w:val="000000"/>
               </w:rPr>
             </w:pPr>
+            <w:r>
+              <w:rPr>
+                <w:rFonts w:ascii="Times New Roman" w:hAnsi="Times New Roman" w:cs="Times New Roman"/>
+                <w:color w:val="000000"/>
+              </w:rPr>
+              <w:t>26</w:t>
+            </w:r>
           </w:p>
         </w:tc>
         <w:tc>
@@ -5067,14 +5105,27 @@
       <w:r>
         <w:t xml:space="preserve">Figure </w:t>
       </w:r>
-      <w:fldSimple w:instr=" SEQ Figure \* ARABIC ">
-        <w:r>
-          <w:rPr>
-            <w:noProof/>
-          </w:rPr>
-          <w:t>2</w:t>
-        </w:r>
-      </w:fldSimple>
+      <w:r>
+        <w:fldChar w:fldCharType="begin"/>
+      </w:r>
+      <w:r>
+        <w:instrText xml:space="preserve"> SEQ Figure \* ARABIC </w:instrText>
+      </w:r>
+      <w:r>
+        <w:fldChar w:fldCharType="separate"/>
+      </w:r>
+      <w:r>
+        <w:rPr>
+          <w:noProof/>
+        </w:rPr>
+        <w:t>2</w:t>
+      </w:r>
+      <w:r>
+        <w:rPr>
+          <w:noProof/>
+        </w:rPr>
+        <w:fldChar w:fldCharType="end"/>
+      </w:r>
       <w:r>
         <w:t xml:space="preserve">: </w:t>
       </w:r>
@@ -5422,14 +5473,27 @@
       <w:r>
         <w:t xml:space="preserve">Figure </w:t>
       </w:r>
-      <w:fldSimple w:instr=" SEQ Figure \* ARABIC ">
-        <w:r>
-          <w:rPr>
-            <w:noProof/>
-          </w:rPr>
-          <w:t>3</w:t>
-        </w:r>
-      </w:fldSimple>
+      <w:r>
+        <w:fldChar w:fldCharType="begin"/>
+      </w:r>
+      <w:r>
+        <w:instrText xml:space="preserve"> SEQ Figure \* ARABIC </w:instrText>
+      </w:r>
+      <w:r>
+        <w:fldChar w:fldCharType="separate"/>
+      </w:r>
+      <w:r>
+        <w:rPr>
+          <w:noProof/>
+        </w:rPr>
+        <w:t>3</w:t>
+      </w:r>
+      <w:r>
+        <w:rPr>
+          <w:noProof/>
+        </w:rPr>
+        <w:fldChar w:fldCharType="end"/>
+      </w:r>
       <w:r>
         <w:t>: Service and version detection of open ports on the Metasploitable 2 target using Nmap.</w:t>
       </w:r>
@@ -5818,14 +5882,27 @@
       <w:r>
         <w:t xml:space="preserve">Figure </w:t>
       </w:r>
-      <w:fldSimple w:instr=" SEQ Figure \* ARABIC ">
-        <w:r>
-          <w:rPr>
-            <w:noProof/>
-          </w:rPr>
-          <w:t>4</w:t>
-        </w:r>
-      </w:fldSimple>
+      <w:r>
+        <w:fldChar w:fldCharType="begin"/>
+      </w:r>
+      <w:r>
+        <w:instrText xml:space="preserve"> SEQ Figure \* ARABIC </w:instrText>
+      </w:r>
+      <w:r>
+        <w:fldChar w:fldCharType="separate"/>
+      </w:r>
+      <w:r>
+        <w:rPr>
+          <w:noProof/>
+        </w:rPr>
+        <w:t>4</w:t>
+      </w:r>
+      <w:r>
+        <w:rPr>
+          <w:noProof/>
+        </w:rPr>
+        <w:fldChar w:fldCharType="end"/>
+      </w:r>
       <w:r>
         <w:t>: Operating system detection of the Metasploitable 2 target using Nmap.</w:t>
       </w:r>
@@ -6180,14 +6257,27 @@
       <w:r>
         <w:t xml:space="preserve">Figure </w:t>
       </w:r>
-      <w:fldSimple w:instr=" SEQ Figure \* ARABIC ">
-        <w:r>
-          <w:rPr>
-            <w:noProof/>
-          </w:rPr>
-          <w:t>5</w:t>
-        </w:r>
-      </w:fldSimple>
+      <w:r>
+        <w:fldChar w:fldCharType="begin"/>
+      </w:r>
+      <w:r>
+        <w:instrText xml:space="preserve"> SEQ Figure \* ARABIC </w:instrText>
+      </w:r>
+      <w:r>
+        <w:fldChar w:fldCharType="separate"/>
+      </w:r>
+      <w:r>
+        <w:rPr>
+          <w:noProof/>
+        </w:rPr>
+        <w:t>5</w:t>
+      </w:r>
+      <w:r>
+        <w:rPr>
+          <w:noProof/>
+        </w:rPr>
+        <w:fldChar w:fldCharType="end"/>
+      </w:r>
       <w:r>
         <w:t>: TCP SYN scan performed on the Metasploitable 2 target using Nmap.</w:t>
       </w:r>
@@ -6596,14 +6686,27 @@
       <w:r>
         <w:t xml:space="preserve">Figure </w:t>
       </w:r>
-      <w:fldSimple w:instr=" SEQ Figure \* ARABIC ">
-        <w:r>
-          <w:rPr>
-            <w:noProof/>
-          </w:rPr>
-          <w:t>6</w:t>
-        </w:r>
-      </w:fldSimple>
+      <w:r>
+        <w:fldChar w:fldCharType="begin"/>
+      </w:r>
+      <w:r>
+        <w:instrText xml:space="preserve"> SEQ Figure \* ARABIC </w:instrText>
+      </w:r>
+      <w:r>
+        <w:fldChar w:fldCharType="separate"/>
+      </w:r>
+      <w:r>
+        <w:rPr>
+          <w:noProof/>
+        </w:rPr>
+        <w:t>6</w:t>
+      </w:r>
+      <w:r>
+        <w:rPr>
+          <w:noProof/>
+        </w:rPr>
+        <w:fldChar w:fldCharType="end"/>
+      </w:r>
       <w:r>
         <w:t>: TCP Connect scan performed on the Metasploitable 2 target using Nmap.</w:t>
       </w:r>
@@ -7050,14 +7153,27 @@
       <w:r>
         <w:t xml:space="preserve">Figure </w:t>
       </w:r>
-      <w:fldSimple w:instr=" SEQ Figure \* ARABIC ">
-        <w:r>
-          <w:rPr>
-            <w:noProof/>
-          </w:rPr>
-          <w:t>7</w:t>
-        </w:r>
-      </w:fldSimple>
+      <w:r>
+        <w:fldChar w:fldCharType="begin"/>
+      </w:r>
+      <w:r>
+        <w:instrText xml:space="preserve"> SEQ Figure \* ARABIC </w:instrText>
+      </w:r>
+      <w:r>
+        <w:fldChar w:fldCharType="separate"/>
+      </w:r>
+      <w:r>
+        <w:rPr>
+          <w:noProof/>
+        </w:rPr>
+        <w:t>7</w:t>
+      </w:r>
+      <w:r>
+        <w:rPr>
+          <w:noProof/>
+        </w:rPr>
+        <w:fldChar w:fldCharType="end"/>
+      </w:r>
       <w:r>
         <w:t>: Combined service/version and operating system detection of the Metasploitable 2 target using Nmap.</w:t>
       </w:r>
@@ -7486,14 +7602,27 @@
       <w:r>
         <w:t xml:space="preserve">Figure </w:t>
       </w:r>
-      <w:fldSimple w:instr=" SEQ Figure \* ARABIC ">
-        <w:r>
-          <w:rPr>
-            <w:noProof/>
-          </w:rPr>
-          <w:t>8</w:t>
-        </w:r>
-      </w:fldSimple>
+      <w:r>
+        <w:fldChar w:fldCharType="begin"/>
+      </w:r>
+      <w:r>
+        <w:instrText xml:space="preserve"> SEQ Figure \* ARABIC </w:instrText>
+      </w:r>
+      <w:r>
+        <w:fldChar w:fldCharType="separate"/>
+      </w:r>
+      <w:r>
+        <w:rPr>
+          <w:noProof/>
+        </w:rPr>
+        <w:t>8</w:t>
+      </w:r>
+      <w:r>
+        <w:rPr>
+          <w:noProof/>
+        </w:rPr>
+        <w:fldChar w:fldCharType="end"/>
+      </w:r>
       <w:r>
         <w:t>: Verification of saved Nmap service and OS scan results in a text file.</w:t>
       </w:r>
@@ -15348,33 +15477,3917 @@
     </w:p>
     <w:p>
       <w:pPr>
-        <w:rPr>
-          <w:rFonts w:ascii="Times New Roman" w:hAnsi="Times New Roman" w:cs="Times New Roman"/>
-          <w:sz w:val="24"/>
-          <w:szCs w:val="24"/>
-        </w:rPr>
-      </w:pPr>
-    </w:p>
-    <w:p>
-      <w:pPr>
-        <w:rPr>
-          <w:rFonts w:ascii="Times New Roman" w:hAnsi="Times New Roman" w:cs="Times New Roman"/>
-          <w:sz w:val="24"/>
-          <w:szCs w:val="24"/>
-        </w:rPr>
-      </w:pPr>
-    </w:p>
-    <w:p>
-      <w:pPr>
-        <w:rPr>
+        <w:jc w:val="center"/>
+        <w:rPr>
+          <w:rFonts w:ascii="Times New Roman" w:hAnsi="Times New Roman" w:cs="Times New Roman"/>
+          <w:b/>
+          <w:sz w:val="36"/>
+          <w:szCs w:val="36"/>
+          <w:u w:val="single"/>
+        </w:rPr>
+      </w:pPr>
+      <w:r>
+        <w:rPr>
+          <w:rFonts w:ascii="Times New Roman" w:hAnsi="Times New Roman" w:cs="Times New Roman"/>
+          <w:b/>
+          <w:sz w:val="36"/>
+          <w:szCs w:val="36"/>
+          <w:u w:val="single"/>
+        </w:rPr>
+        <w:lastRenderedPageBreak/>
+        <w:t>Practical-</w:t>
+      </w:r>
+      <w:r>
+        <w:rPr>
+          <w:rFonts w:ascii="Times New Roman" w:hAnsi="Times New Roman" w:cs="Times New Roman"/>
+          <w:b/>
+          <w:sz w:val="36"/>
+          <w:szCs w:val="36"/>
+          <w:u w:val="single"/>
+        </w:rPr>
+        <w:t>4</w:t>
+      </w:r>
+    </w:p>
+    <w:p>
+      <w:pPr>
+        <w:jc w:val="both"/>
+        <w:rPr>
+          <w:rFonts w:ascii="Times New Roman" w:hAnsi="Times New Roman" w:cs="Times New Roman"/>
+          <w:sz w:val="14"/>
+          <w:szCs w:val="14"/>
+        </w:rPr>
+      </w:pPr>
+    </w:p>
+    <w:p>
+      <w:pPr>
+        <w:jc w:val="both"/>
+        <w:rPr>
+          <w:rFonts w:ascii="Times New Roman" w:hAnsi="Times New Roman" w:cs="Times New Roman"/>
+          <w:bCs/>
+          <w:sz w:val="24"/>
+          <w:szCs w:val="24"/>
+        </w:rPr>
+      </w:pPr>
+      <w:r>
+        <w:rPr>
+          <w:rFonts w:ascii="Times New Roman" w:hAnsi="Times New Roman" w:cs="Times New Roman"/>
+          <w:b/>
+          <w:sz w:val="24"/>
+          <w:szCs w:val="24"/>
+        </w:rPr>
+        <w:t>AIM: “</w:t>
+      </w:r>
+      <w:r>
+        <w:rPr>
+          <w:rFonts w:ascii="Times New Roman" w:hAnsi="Times New Roman" w:cs="Times New Roman"/>
+          <w:bCs/>
+          <w:sz w:val="24"/>
+          <w:szCs w:val="24"/>
+        </w:rPr>
+        <w:t xml:space="preserve">To </w:t>
+      </w:r>
+      <w:proofErr w:type="spellStart"/>
+      <w:r>
+        <w:rPr>
+          <w:rFonts w:ascii="Times New Roman" w:hAnsi="Times New Roman" w:cs="Times New Roman"/>
+          <w:bCs/>
+          <w:sz w:val="24"/>
+          <w:szCs w:val="24"/>
+        </w:rPr>
+        <w:t>analyze</w:t>
+      </w:r>
+      <w:proofErr w:type="spellEnd"/>
+      <w:r>
+        <w:rPr>
+          <w:rFonts w:ascii="Times New Roman" w:hAnsi="Times New Roman" w:cs="Times New Roman"/>
+          <w:bCs/>
+          <w:sz w:val="24"/>
+          <w:szCs w:val="24"/>
+        </w:rPr>
+        <w:t xml:space="preserve"> an event, set up firewall tools, Identify and collect misconfigurations and design a secure network topology for a sample organization using DMZ and IDS.</w:t>
+      </w:r>
+      <w:r>
+        <w:rPr>
+          <w:rFonts w:ascii="Times New Roman" w:hAnsi="Times New Roman" w:cs="Times New Roman"/>
+          <w:bCs/>
+          <w:sz w:val="24"/>
+          <w:szCs w:val="24"/>
+        </w:rPr>
+        <w:t>”</w:t>
+      </w:r>
+    </w:p>
+    <w:p>
+      <w:pPr>
+        <w:jc w:val="both"/>
+        <w:rPr>
+          <w:rFonts w:ascii="Times New Roman" w:hAnsi="Times New Roman" w:cs="Times New Roman"/>
+          <w:b/>
+          <w:bCs/>
+          <w:sz w:val="26"/>
+          <w:szCs w:val="26"/>
+        </w:rPr>
+      </w:pPr>
+    </w:p>
+    <w:p>
+      <w:pPr>
+        <w:jc w:val="both"/>
+        <w:rPr>
+          <w:rFonts w:ascii="Times New Roman" w:hAnsi="Times New Roman" w:cs="Times New Roman"/>
+          <w:b/>
+          <w:bCs/>
+          <w:sz w:val="28"/>
+          <w:szCs w:val="28"/>
+        </w:rPr>
+      </w:pPr>
+      <w:r>
+        <w:rPr>
+          <w:rFonts w:ascii="Times New Roman" w:hAnsi="Times New Roman" w:cs="Times New Roman"/>
+          <w:b/>
+          <w:bCs/>
+          <w:sz w:val="28"/>
+          <w:szCs w:val="28"/>
+        </w:rPr>
+        <w:t>Procedure</w:t>
+      </w:r>
+    </w:p>
+    <w:p>
+      <w:pPr>
+        <w:spacing w:after="0" w:line="480" w:lineRule="auto"/>
+        <w:jc w:val="both"/>
+        <w:rPr>
+          <w:rFonts w:ascii="Times New Roman" w:hAnsi="Times New Roman" w:cs="Times New Roman"/>
+          <w:b/>
+          <w:bCs/>
+          <w:sz w:val="26"/>
+          <w:szCs w:val="26"/>
+        </w:rPr>
+      </w:pPr>
+      <w:r>
+        <w:rPr>
+          <w:rFonts w:ascii="Times New Roman" w:hAnsi="Times New Roman" w:cs="Times New Roman"/>
+          <w:b/>
+          <w:bCs/>
+          <w:sz w:val="26"/>
+          <w:szCs w:val="26"/>
+        </w:rPr>
+        <w:t xml:space="preserve">Step 1: </w:t>
+      </w:r>
+      <w:proofErr w:type="spellStart"/>
+      <w:r>
+        <w:rPr>
+          <w:rFonts w:ascii="Times New Roman" w:hAnsi="Times New Roman" w:cs="Times New Roman"/>
+          <w:b/>
+          <w:bCs/>
+          <w:sz w:val="26"/>
+          <w:szCs w:val="26"/>
+        </w:rPr>
+        <w:t>Analyze</w:t>
+      </w:r>
+      <w:proofErr w:type="spellEnd"/>
+      <w:r>
+        <w:rPr>
+          <w:rFonts w:ascii="Times New Roman" w:hAnsi="Times New Roman" w:cs="Times New Roman"/>
+          <w:b/>
+          <w:bCs/>
+          <w:sz w:val="26"/>
+          <w:szCs w:val="26"/>
+        </w:rPr>
+        <w:t xml:space="preserve"> a Sample Security Event</w:t>
+      </w:r>
+    </w:p>
+    <w:p>
+      <w:pPr>
+        <w:spacing w:after="0"/>
+        <w:jc w:val="both"/>
+        <w:rPr>
+          <w:rFonts w:ascii="Times New Roman" w:hAnsi="Times New Roman" w:cs="Times New Roman"/>
+          <w:bCs/>
+          <w:sz w:val="24"/>
+          <w:szCs w:val="24"/>
+        </w:rPr>
+      </w:pPr>
+      <w:r>
+        <w:rPr>
+          <w:rFonts w:ascii="Times New Roman" w:hAnsi="Times New Roman" w:cs="Times New Roman"/>
+          <w:bCs/>
+          <w:sz w:val="24"/>
+          <w:szCs w:val="24"/>
+        </w:rPr>
+        <w:t xml:space="preserve">we first identify a </w:t>
+      </w:r>
+      <w:r>
+        <w:rPr>
+          <w:rFonts w:ascii="Times New Roman" w:hAnsi="Times New Roman" w:cs="Times New Roman"/>
+          <w:b/>
+          <w:bCs/>
+          <w:sz w:val="24"/>
+          <w:szCs w:val="24"/>
+        </w:rPr>
+        <w:t>security event</w:t>
+      </w:r>
+      <w:r>
+        <w:rPr>
+          <w:rFonts w:ascii="Times New Roman" w:hAnsi="Times New Roman" w:cs="Times New Roman"/>
+          <w:bCs/>
+          <w:sz w:val="24"/>
+          <w:szCs w:val="24"/>
+        </w:rPr>
+        <w:t xml:space="preserve"> that could occur in a sample organization.</w:t>
+      </w:r>
+    </w:p>
+    <w:p>
+      <w:pPr>
+        <w:rPr>
+          <w:rFonts w:ascii="Times New Roman" w:hAnsi="Times New Roman" w:cs="Times New Roman"/>
+          <w:bCs/>
+          <w:sz w:val="24"/>
+          <w:szCs w:val="24"/>
+        </w:rPr>
+      </w:pPr>
+      <w:r>
+        <w:rPr>
+          <w:rFonts w:ascii="Times New Roman" w:hAnsi="Times New Roman" w:cs="Times New Roman"/>
+          <w:bCs/>
+          <w:sz w:val="24"/>
+          <w:szCs w:val="24"/>
+        </w:rPr>
+        <w:t>Navigate to:</w:t>
+      </w:r>
+    </w:p>
+    <w:p>
+      <w:pPr>
+        <w:rPr>
+          <w:rFonts w:ascii="Times New Roman" w:hAnsi="Times New Roman" w:cs="Times New Roman"/>
+          <w:bCs/>
+          <w:sz w:val="24"/>
+          <w:szCs w:val="24"/>
+        </w:rPr>
+      </w:pPr>
+      <w:r>
+        <w:rPr>
+          <w:rFonts w:ascii="Times New Roman" w:hAnsi="Times New Roman" w:cs="Times New Roman"/>
+          <w:b/>
+          <w:bCs/>
+          <w:sz w:val="24"/>
+          <w:szCs w:val="24"/>
+        </w:rPr>
+        <w:t>Windows Logs → Security</w:t>
+      </w:r>
+    </w:p>
+    <w:p>
+      <w:pPr>
+        <w:rPr>
+          <w:rFonts w:ascii="Times New Roman" w:hAnsi="Times New Roman" w:cs="Times New Roman"/>
+          <w:bCs/>
+          <w:sz w:val="24"/>
+          <w:szCs w:val="24"/>
+        </w:rPr>
+      </w:pPr>
+      <w:r>
+        <w:rPr>
+          <w:rFonts w:ascii="Times New Roman" w:hAnsi="Times New Roman" w:cs="Times New Roman"/>
+          <w:bCs/>
+          <w:sz w:val="24"/>
+          <w:szCs w:val="24"/>
+        </w:rPr>
+        <w:t xml:space="preserve">Use </w:t>
+      </w:r>
+      <w:r>
+        <w:rPr>
+          <w:rFonts w:ascii="Times New Roman" w:hAnsi="Times New Roman" w:cs="Times New Roman"/>
+          <w:b/>
+          <w:bCs/>
+          <w:sz w:val="24"/>
+          <w:szCs w:val="24"/>
+        </w:rPr>
+        <w:t>Find...</w:t>
+      </w:r>
+      <w:r>
+        <w:rPr>
+          <w:rFonts w:ascii="Times New Roman" w:hAnsi="Times New Roman" w:cs="Times New Roman"/>
+          <w:bCs/>
+          <w:sz w:val="24"/>
+          <w:szCs w:val="24"/>
+        </w:rPr>
+        <w:t xml:space="preserve"> from the right-side </w:t>
+      </w:r>
+      <w:r>
+        <w:rPr>
+          <w:rFonts w:ascii="Times New Roman" w:hAnsi="Times New Roman" w:cs="Times New Roman"/>
+          <w:b/>
+          <w:bCs/>
+          <w:sz w:val="24"/>
+          <w:szCs w:val="24"/>
+        </w:rPr>
+        <w:t>Actions</w:t>
+      </w:r>
+      <w:r>
+        <w:rPr>
+          <w:rFonts w:ascii="Times New Roman" w:hAnsi="Times New Roman" w:cs="Times New Roman"/>
+          <w:bCs/>
+          <w:sz w:val="24"/>
+          <w:szCs w:val="24"/>
+        </w:rPr>
+        <w:t xml:space="preserve"> panel and search for:</w:t>
+      </w:r>
+      <w:r>
+        <w:rPr>
+          <w:rFonts w:ascii="Times New Roman" w:hAnsi="Times New Roman" w:cs="Times New Roman"/>
+          <w:bCs/>
+          <w:sz w:val="24"/>
+          <w:szCs w:val="24"/>
+        </w:rPr>
+        <w:t xml:space="preserve"> </w:t>
+      </w:r>
+      <w:r>
+        <w:rPr>
+          <w:rFonts w:ascii="Times New Roman" w:hAnsi="Times New Roman" w:cs="Times New Roman"/>
+          <w:bCs/>
+          <w:sz w:val="24"/>
+          <w:szCs w:val="24"/>
+        </w:rPr>
+        <w:t>4624</w:t>
+      </w:r>
+    </w:p>
+    <w:p>
+      <w:pPr>
+        <w:rPr>
+          <w:rFonts w:ascii="Times New Roman" w:hAnsi="Times New Roman" w:cs="Times New Roman"/>
+          <w:bCs/>
+          <w:sz w:val="24"/>
+          <w:szCs w:val="24"/>
+        </w:rPr>
+      </w:pPr>
+      <w:r>
+        <w:rPr>
+          <w:rFonts w:ascii="Times New Roman" w:hAnsi="Times New Roman" w:cs="Times New Roman"/>
+          <w:bCs/>
+          <w:sz w:val="24"/>
+          <w:szCs w:val="24"/>
+        </w:rPr>
+        <w:t xml:space="preserve">Select the event with </w:t>
+      </w:r>
+      <w:r>
+        <w:rPr>
+          <w:rFonts w:ascii="Times New Roman" w:hAnsi="Times New Roman" w:cs="Times New Roman"/>
+          <w:b/>
+          <w:bCs/>
+          <w:sz w:val="24"/>
+          <w:szCs w:val="24"/>
+        </w:rPr>
+        <w:t>Event ID 4624</w:t>
+      </w:r>
+      <w:r>
+        <w:rPr>
+          <w:rFonts w:ascii="Times New Roman" w:hAnsi="Times New Roman" w:cs="Times New Roman"/>
+          <w:bCs/>
+          <w:sz w:val="24"/>
+          <w:szCs w:val="24"/>
+        </w:rPr>
+        <w:t>.</w:t>
+      </w:r>
+    </w:p>
+    <w:p>
+      <w:pPr>
+        <w:rPr>
+          <w:rFonts w:ascii="Times New Roman" w:hAnsi="Times New Roman" w:cs="Times New Roman"/>
+          <w:bCs/>
+          <w:sz w:val="24"/>
+          <w:szCs w:val="24"/>
+        </w:rPr>
+      </w:pPr>
+      <w:r>
+        <w:rPr>
+          <w:rFonts w:ascii="Times New Roman" w:hAnsi="Times New Roman" w:cs="Times New Roman"/>
+          <w:bCs/>
+          <w:sz w:val="24"/>
+          <w:szCs w:val="24"/>
+        </w:rPr>
+        <w:t xml:space="preserve">In the </w:t>
+      </w:r>
+      <w:r>
+        <w:rPr>
+          <w:rFonts w:ascii="Times New Roman" w:hAnsi="Times New Roman" w:cs="Times New Roman"/>
+          <w:b/>
+          <w:bCs/>
+          <w:sz w:val="24"/>
+          <w:szCs w:val="24"/>
+        </w:rPr>
+        <w:t>General</w:t>
+      </w:r>
+      <w:r>
+        <w:rPr>
+          <w:rFonts w:ascii="Times New Roman" w:hAnsi="Times New Roman" w:cs="Times New Roman"/>
+          <w:bCs/>
+          <w:sz w:val="24"/>
+          <w:szCs w:val="24"/>
+        </w:rPr>
+        <w:t xml:space="preserve"> tab, examine the event information.</w:t>
+      </w:r>
+    </w:p>
+    <w:p>
+      <w:pPr>
+        <w:keepNext/>
+      </w:pPr>
+      <w:r>
+        <w:rPr>
+          <w:noProof/>
+        </w:rPr>
+        <w:drawing>
+          <wp:inline distT="0" distB="0" distL="0" distR="0" wp14:anchorId="26F0BE96" wp14:editId="0167E13F">
+            <wp:extent cx="5943600" cy="3538855"/>
+            <wp:effectExtent l="0" t="0" r="0" b="4445"/>
+            <wp:docPr id="1075122523" name="Picture 1"/>
+            <wp:cNvGraphicFramePr>
+              <a:graphicFrameLocks xmlns:a="http://schemas.openxmlformats.org/drawingml/2006/main" noChangeAspect="1"/>
+            </wp:cNvGraphicFramePr>
+            <a:graphic xmlns:a="http://schemas.openxmlformats.org/drawingml/2006/main">
+              <a:graphicData uri="http://schemas.openxmlformats.org/drawingml/2006/picture">
+                <pic:pic xmlns:pic="http://schemas.openxmlformats.org/drawingml/2006/picture">
+                  <pic:nvPicPr>
+                    <pic:cNvPr id="1075122523" name=""/>
+                    <pic:cNvPicPr/>
+                  </pic:nvPicPr>
+                  <pic:blipFill>
+                    <a:blip r:embed="rId29"/>
+                    <a:stretch>
+                      <a:fillRect/>
+                    </a:stretch>
+                  </pic:blipFill>
+                  <pic:spPr>
+                    <a:xfrm>
+                      <a:off x="0" y="0"/>
+                      <a:ext cx="5943600" cy="3538855"/>
+                    </a:xfrm>
+                    <a:prstGeom prst="rect">
+                      <a:avLst/>
+                    </a:prstGeom>
+                  </pic:spPr>
+                </pic:pic>
+              </a:graphicData>
+            </a:graphic>
+          </wp:inline>
+        </w:drawing>
+      </w:r>
+    </w:p>
+    <w:p>
+      <w:pPr>
+        <w:pStyle w:val="Caption"/>
+        <w:jc w:val="center"/>
+        <w:rPr>
+          <w:rFonts w:ascii="Times New Roman" w:hAnsi="Times New Roman" w:cs="Times New Roman"/>
+          <w:sz w:val="24"/>
+          <w:szCs w:val="24"/>
+        </w:rPr>
+      </w:pPr>
+      <w:r>
+        <w:t xml:space="preserve">Figure 1: </w:t>
+      </w:r>
+      <w:r>
+        <w:t>Analysis of successful logon event (Event ID 4624) using Windows Event Viewer</w:t>
+      </w:r>
+    </w:p>
+    <w:p>
+      <w:pPr>
+        <w:rPr>
+          <w:rFonts w:ascii="Times New Roman" w:hAnsi="Times New Roman" w:cs="Times New Roman"/>
+          <w:b/>
+          <w:bCs/>
+          <w:sz w:val="24"/>
+          <w:szCs w:val="24"/>
+        </w:rPr>
+      </w:pPr>
+      <w:r>
+        <w:rPr>
+          <w:rFonts w:ascii="Times New Roman" w:hAnsi="Times New Roman" w:cs="Times New Roman"/>
+          <w:b/>
+          <w:bCs/>
+          <w:sz w:val="24"/>
+          <w:szCs w:val="24"/>
+        </w:rPr>
+        <w:t>POC Explanation</w:t>
+      </w:r>
+    </w:p>
+    <w:p>
+      <w:pPr>
+        <w:rPr>
+          <w:rFonts w:ascii="Times New Roman" w:hAnsi="Times New Roman" w:cs="Times New Roman"/>
+          <w:sz w:val="24"/>
+          <w:szCs w:val="24"/>
+        </w:rPr>
+      </w:pPr>
+      <w:r>
+        <w:rPr>
+          <w:rFonts w:ascii="Times New Roman" w:hAnsi="Times New Roman" w:cs="Times New Roman"/>
+          <w:b/>
+          <w:bCs/>
+          <w:sz w:val="24"/>
+          <w:szCs w:val="24"/>
+        </w:rPr>
+        <w:lastRenderedPageBreak/>
+        <w:t>Event ID 4624</w:t>
+      </w:r>
+      <w:r>
+        <w:rPr>
+          <w:rFonts w:ascii="Times New Roman" w:hAnsi="Times New Roman" w:cs="Times New Roman"/>
+          <w:sz w:val="24"/>
+          <w:szCs w:val="24"/>
+        </w:rPr>
+        <w:t xml:space="preserve"> is generated by Windows when an account successfully logs on to the system. </w:t>
+      </w:r>
+      <w:proofErr w:type="spellStart"/>
+      <w:r>
+        <w:rPr>
+          <w:rFonts w:ascii="Times New Roman" w:hAnsi="Times New Roman" w:cs="Times New Roman"/>
+          <w:sz w:val="24"/>
+          <w:szCs w:val="24"/>
+        </w:rPr>
+        <w:t>Analyzing</w:t>
+      </w:r>
+      <w:proofErr w:type="spellEnd"/>
+      <w:r>
+        <w:rPr>
+          <w:rFonts w:ascii="Times New Roman" w:hAnsi="Times New Roman" w:cs="Times New Roman"/>
+          <w:sz w:val="24"/>
+          <w:szCs w:val="24"/>
+        </w:rPr>
+        <w:t xml:space="preserve"> this event helps identify legitimate login activity and provides useful information for investigating unauthorized or suspicious access.</w:t>
+      </w:r>
+    </w:p>
+    <w:p>
+      <w:pPr>
+        <w:rPr>
+          <w:rFonts w:ascii="Times New Roman" w:hAnsi="Times New Roman" w:cs="Times New Roman"/>
+        </w:rPr>
+      </w:pPr>
+    </w:p>
+    <w:p>
+      <w:pPr>
+        <w:rPr>
+          <w:rFonts w:ascii="Times New Roman" w:hAnsi="Times New Roman" w:cs="Times New Roman"/>
+          <w:b/>
+          <w:bCs/>
+          <w:sz w:val="26"/>
+          <w:szCs w:val="26"/>
+        </w:rPr>
+      </w:pPr>
+      <w:r>
+        <w:rPr>
+          <w:rFonts w:ascii="Times New Roman" w:hAnsi="Times New Roman" w:cs="Times New Roman"/>
+          <w:b/>
+          <w:bCs/>
+          <w:sz w:val="26"/>
+          <w:szCs w:val="26"/>
+        </w:rPr>
+        <w:t>Step 2: Set Up Firewall Tools</w:t>
+      </w:r>
+    </w:p>
+    <w:p>
+      <w:pPr>
+        <w:spacing w:after="0" w:line="360" w:lineRule="auto"/>
+        <w:rPr>
+          <w:rFonts w:ascii="Times New Roman" w:hAnsi="Times New Roman" w:cs="Times New Roman"/>
+          <w:sz w:val="24"/>
+          <w:szCs w:val="24"/>
+        </w:rPr>
+      </w:pPr>
+      <w:r>
+        <w:rPr>
+          <w:rFonts w:ascii="Times New Roman" w:hAnsi="Times New Roman" w:cs="Times New Roman"/>
+          <w:sz w:val="24"/>
+          <w:szCs w:val="24"/>
+        </w:rPr>
+        <w:t xml:space="preserve">Open </w:t>
+      </w:r>
+      <w:r>
+        <w:rPr>
+          <w:rFonts w:ascii="Times New Roman" w:hAnsi="Times New Roman" w:cs="Times New Roman"/>
+          <w:b/>
+          <w:bCs/>
+          <w:sz w:val="24"/>
+          <w:szCs w:val="24"/>
+        </w:rPr>
+        <w:t>Windows Defender Firewall with Advanced Security</w:t>
+      </w:r>
+      <w:r>
+        <w:rPr>
+          <w:rFonts w:ascii="Times New Roman" w:hAnsi="Times New Roman" w:cs="Times New Roman"/>
+          <w:sz w:val="24"/>
+          <w:szCs w:val="24"/>
+        </w:rPr>
+        <w:t>.</w:t>
+      </w:r>
+    </w:p>
+    <w:p>
+      <w:pPr>
+        <w:spacing w:after="0" w:line="360" w:lineRule="auto"/>
+        <w:rPr>
+          <w:rFonts w:ascii="Times New Roman" w:hAnsi="Times New Roman" w:cs="Times New Roman"/>
+          <w:sz w:val="24"/>
+          <w:szCs w:val="24"/>
+        </w:rPr>
+      </w:pPr>
+      <w:r>
+        <w:rPr>
+          <w:rFonts w:ascii="Times New Roman" w:hAnsi="Times New Roman" w:cs="Times New Roman"/>
+          <w:sz w:val="24"/>
+          <w:szCs w:val="24"/>
+        </w:rPr>
+        <w:t xml:space="preserve">Now, we add one firewall rule to block internet for </w:t>
+      </w:r>
+      <w:proofErr w:type="spellStart"/>
+      <w:r>
+        <w:rPr>
+          <w:rFonts w:ascii="Times New Roman" w:hAnsi="Times New Roman" w:cs="Times New Roman"/>
+          <w:sz w:val="24"/>
+          <w:szCs w:val="24"/>
+        </w:rPr>
+        <w:t>vscode</w:t>
+      </w:r>
+      <w:proofErr w:type="spellEnd"/>
+      <w:r>
+        <w:rPr>
+          <w:rFonts w:ascii="Times New Roman" w:hAnsi="Times New Roman" w:cs="Times New Roman"/>
+          <w:sz w:val="24"/>
+          <w:szCs w:val="24"/>
+        </w:rPr>
+        <w:t xml:space="preserve"> then,</w:t>
+      </w:r>
+    </w:p>
+    <w:p>
+      <w:pPr>
+        <w:spacing w:after="0" w:line="360" w:lineRule="auto"/>
+        <w:rPr>
+          <w:rFonts w:ascii="Times New Roman" w:hAnsi="Times New Roman" w:cs="Times New Roman"/>
+          <w:sz w:val="24"/>
+          <w:szCs w:val="24"/>
+        </w:rPr>
+      </w:pPr>
+      <w:r>
+        <w:rPr>
+          <w:rFonts w:ascii="Times New Roman" w:hAnsi="Times New Roman" w:cs="Times New Roman"/>
+          <w:sz w:val="24"/>
+          <w:szCs w:val="24"/>
+        </w:rPr>
+        <w:t>Select:</w:t>
+      </w:r>
+      <w:r>
+        <w:rPr>
+          <w:rFonts w:ascii="Times New Roman" w:hAnsi="Times New Roman" w:cs="Times New Roman"/>
+          <w:sz w:val="24"/>
+          <w:szCs w:val="24"/>
+        </w:rPr>
+        <w:t xml:space="preserve"> </w:t>
+      </w:r>
+      <w:r>
+        <w:rPr>
+          <w:rFonts w:ascii="Times New Roman" w:hAnsi="Times New Roman" w:cs="Times New Roman"/>
+          <w:b/>
+          <w:bCs/>
+          <w:sz w:val="24"/>
+          <w:szCs w:val="24"/>
+        </w:rPr>
+        <w:t>Outbound Rules → New Rule...</w:t>
+      </w:r>
+    </w:p>
+    <w:p>
+      <w:pPr>
+        <w:spacing w:after="0" w:line="360" w:lineRule="auto"/>
+        <w:rPr>
+          <w:rFonts w:ascii="Times New Roman" w:hAnsi="Times New Roman" w:cs="Times New Roman"/>
+          <w:sz w:val="24"/>
+          <w:szCs w:val="24"/>
+        </w:rPr>
+      </w:pPr>
+      <w:r>
+        <w:rPr>
+          <w:rFonts w:ascii="Times New Roman" w:hAnsi="Times New Roman" w:cs="Times New Roman"/>
+          <w:sz w:val="24"/>
+          <w:szCs w:val="24"/>
+        </w:rPr>
+        <w:t>In the New Outbound Rule Wizard:</w:t>
+      </w:r>
+    </w:p>
+    <w:p>
+      <w:pPr>
+        <w:numPr>
+          <w:ilvl w:val="0"/>
+          <w:numId w:val="8"/>
+        </w:numPr>
+        <w:spacing w:after="0" w:line="276" w:lineRule="auto"/>
+        <w:rPr>
+          <w:rFonts w:ascii="Times New Roman" w:hAnsi="Times New Roman" w:cs="Times New Roman"/>
+          <w:sz w:val="24"/>
+          <w:szCs w:val="24"/>
+        </w:rPr>
+      </w:pPr>
+      <w:r>
+        <w:rPr>
+          <w:rFonts w:ascii="Times New Roman" w:hAnsi="Times New Roman" w:cs="Times New Roman"/>
+          <w:sz w:val="24"/>
+          <w:szCs w:val="24"/>
+        </w:rPr>
+        <w:t xml:space="preserve">Select </w:t>
+      </w:r>
+      <w:r>
+        <w:rPr>
+          <w:rFonts w:ascii="Times New Roman" w:hAnsi="Times New Roman" w:cs="Times New Roman"/>
+          <w:b/>
+          <w:bCs/>
+          <w:sz w:val="24"/>
+          <w:szCs w:val="24"/>
+        </w:rPr>
+        <w:t>Program</w:t>
+      </w:r>
+      <w:r>
+        <w:rPr>
+          <w:rFonts w:ascii="Times New Roman" w:hAnsi="Times New Roman" w:cs="Times New Roman"/>
+          <w:sz w:val="24"/>
+          <w:szCs w:val="24"/>
+        </w:rPr>
+        <w:t xml:space="preserve"> → </w:t>
+      </w:r>
+      <w:r>
+        <w:rPr>
+          <w:rFonts w:ascii="Times New Roman" w:hAnsi="Times New Roman" w:cs="Times New Roman"/>
+          <w:b/>
+          <w:bCs/>
+          <w:sz w:val="24"/>
+          <w:szCs w:val="24"/>
+        </w:rPr>
+        <w:t>Next</w:t>
+      </w:r>
+      <w:r>
+        <w:rPr>
+          <w:rFonts w:ascii="Times New Roman" w:hAnsi="Times New Roman" w:cs="Times New Roman"/>
+          <w:sz w:val="24"/>
+          <w:szCs w:val="24"/>
+        </w:rPr>
+        <w:t xml:space="preserve"> </w:t>
+      </w:r>
+    </w:p>
+    <w:p>
+      <w:pPr>
+        <w:numPr>
+          <w:ilvl w:val="0"/>
+          <w:numId w:val="8"/>
+        </w:numPr>
+        <w:spacing w:after="0" w:line="276" w:lineRule="auto"/>
+        <w:rPr>
+          <w:rFonts w:ascii="Times New Roman" w:hAnsi="Times New Roman" w:cs="Times New Roman"/>
+          <w:sz w:val="24"/>
+          <w:szCs w:val="24"/>
+        </w:rPr>
+      </w:pPr>
+      <w:r>
+        <w:rPr>
+          <w:rFonts w:ascii="Times New Roman" w:hAnsi="Times New Roman" w:cs="Times New Roman"/>
+          <w:sz w:val="24"/>
+          <w:szCs w:val="24"/>
+        </w:rPr>
+        <w:t xml:space="preserve">Select </w:t>
+      </w:r>
+      <w:r>
+        <w:rPr>
+          <w:rFonts w:ascii="Times New Roman" w:hAnsi="Times New Roman" w:cs="Times New Roman"/>
+          <w:b/>
+          <w:bCs/>
+          <w:sz w:val="24"/>
+          <w:szCs w:val="24"/>
+        </w:rPr>
+        <w:t>This program path</w:t>
+      </w:r>
+      <w:r>
+        <w:rPr>
+          <w:rFonts w:ascii="Times New Roman" w:hAnsi="Times New Roman" w:cs="Times New Roman"/>
+          <w:sz w:val="24"/>
+          <w:szCs w:val="24"/>
+        </w:rPr>
+        <w:t xml:space="preserve"> </w:t>
+      </w:r>
+    </w:p>
+    <w:p>
+      <w:pPr>
+        <w:numPr>
+          <w:ilvl w:val="0"/>
+          <w:numId w:val="8"/>
+        </w:numPr>
+        <w:spacing w:after="0" w:line="276" w:lineRule="auto"/>
+        <w:rPr>
+          <w:rFonts w:ascii="Times New Roman" w:hAnsi="Times New Roman" w:cs="Times New Roman"/>
+          <w:sz w:val="24"/>
+          <w:szCs w:val="24"/>
+        </w:rPr>
+      </w:pPr>
+      <w:r>
+        <w:rPr>
+          <w:rFonts w:ascii="Times New Roman" w:hAnsi="Times New Roman" w:cs="Times New Roman"/>
+          <w:sz w:val="24"/>
+          <w:szCs w:val="24"/>
+        </w:rPr>
+        <w:t xml:space="preserve">Browse to your </w:t>
+      </w:r>
+      <w:r>
+        <w:rPr>
+          <w:rFonts w:ascii="Times New Roman" w:hAnsi="Times New Roman" w:cs="Times New Roman"/>
+          <w:b/>
+          <w:bCs/>
+          <w:sz w:val="24"/>
+          <w:szCs w:val="24"/>
+        </w:rPr>
+        <w:t>VS Code executable (Code.exe)</w:t>
+      </w:r>
+      <w:r>
+        <w:rPr>
+          <w:rFonts w:ascii="Times New Roman" w:hAnsi="Times New Roman" w:cs="Times New Roman"/>
+          <w:sz w:val="24"/>
+          <w:szCs w:val="24"/>
+        </w:rPr>
+        <w:t xml:space="preserve"> </w:t>
+      </w:r>
+    </w:p>
+    <w:p>
+      <w:pPr>
+        <w:numPr>
+          <w:ilvl w:val="0"/>
+          <w:numId w:val="8"/>
+        </w:numPr>
+        <w:spacing w:after="0" w:line="276" w:lineRule="auto"/>
+        <w:rPr>
+          <w:rFonts w:ascii="Times New Roman" w:hAnsi="Times New Roman" w:cs="Times New Roman"/>
+          <w:sz w:val="24"/>
+          <w:szCs w:val="24"/>
+        </w:rPr>
+      </w:pPr>
+      <w:r>
+        <w:rPr>
+          <w:rFonts w:ascii="Times New Roman" w:hAnsi="Times New Roman" w:cs="Times New Roman"/>
+          <w:sz w:val="24"/>
+          <w:szCs w:val="24"/>
+        </w:rPr>
+        <w:t xml:space="preserve">Select </w:t>
+      </w:r>
+      <w:r>
+        <w:rPr>
+          <w:rFonts w:ascii="Times New Roman" w:hAnsi="Times New Roman" w:cs="Times New Roman"/>
+          <w:b/>
+          <w:bCs/>
+          <w:sz w:val="24"/>
+          <w:szCs w:val="24"/>
+        </w:rPr>
+        <w:t>Block the connection</w:t>
+      </w:r>
+      <w:r>
+        <w:rPr>
+          <w:rFonts w:ascii="Times New Roman" w:hAnsi="Times New Roman" w:cs="Times New Roman"/>
+          <w:sz w:val="24"/>
+          <w:szCs w:val="24"/>
+        </w:rPr>
+        <w:t xml:space="preserve"> → </w:t>
+      </w:r>
+      <w:r>
+        <w:rPr>
+          <w:rFonts w:ascii="Times New Roman" w:hAnsi="Times New Roman" w:cs="Times New Roman"/>
+          <w:b/>
+          <w:bCs/>
+          <w:sz w:val="24"/>
+          <w:szCs w:val="24"/>
+        </w:rPr>
+        <w:t>Next</w:t>
+      </w:r>
+      <w:r>
+        <w:rPr>
+          <w:rFonts w:ascii="Times New Roman" w:hAnsi="Times New Roman" w:cs="Times New Roman"/>
+          <w:sz w:val="24"/>
+          <w:szCs w:val="24"/>
+        </w:rPr>
+        <w:t xml:space="preserve"> </w:t>
+      </w:r>
+    </w:p>
+    <w:p>
+      <w:pPr>
+        <w:numPr>
+          <w:ilvl w:val="0"/>
+          <w:numId w:val="8"/>
+        </w:numPr>
+        <w:spacing w:after="0" w:line="276" w:lineRule="auto"/>
+        <w:rPr>
+          <w:rFonts w:ascii="Times New Roman" w:hAnsi="Times New Roman" w:cs="Times New Roman"/>
+          <w:sz w:val="24"/>
+          <w:szCs w:val="24"/>
+        </w:rPr>
+      </w:pPr>
+      <w:r>
+        <w:rPr>
+          <w:rFonts w:ascii="Times New Roman" w:hAnsi="Times New Roman" w:cs="Times New Roman"/>
+          <w:sz w:val="24"/>
+          <w:szCs w:val="24"/>
+        </w:rPr>
+        <w:t xml:space="preserve">Keep </w:t>
+      </w:r>
+      <w:r>
+        <w:rPr>
+          <w:rFonts w:ascii="Times New Roman" w:hAnsi="Times New Roman" w:cs="Times New Roman"/>
+          <w:b/>
+          <w:bCs/>
+          <w:sz w:val="24"/>
+          <w:szCs w:val="24"/>
+        </w:rPr>
+        <w:t>Domain, Private, Public</w:t>
+      </w:r>
+      <w:r>
+        <w:rPr>
+          <w:rFonts w:ascii="Times New Roman" w:hAnsi="Times New Roman" w:cs="Times New Roman"/>
+          <w:sz w:val="24"/>
+          <w:szCs w:val="24"/>
+        </w:rPr>
+        <w:t xml:space="preserve"> selected → </w:t>
+      </w:r>
+      <w:r>
+        <w:rPr>
+          <w:rFonts w:ascii="Times New Roman" w:hAnsi="Times New Roman" w:cs="Times New Roman"/>
+          <w:b/>
+          <w:bCs/>
+          <w:sz w:val="24"/>
+          <w:szCs w:val="24"/>
+        </w:rPr>
+        <w:t>Next</w:t>
+      </w:r>
+      <w:r>
+        <w:rPr>
+          <w:rFonts w:ascii="Times New Roman" w:hAnsi="Times New Roman" w:cs="Times New Roman"/>
+          <w:sz w:val="24"/>
+          <w:szCs w:val="24"/>
+        </w:rPr>
+        <w:t xml:space="preserve"> </w:t>
+      </w:r>
+    </w:p>
+    <w:p>
+      <w:pPr>
+        <w:numPr>
+          <w:ilvl w:val="0"/>
+          <w:numId w:val="8"/>
+        </w:numPr>
+        <w:spacing w:after="0" w:line="276" w:lineRule="auto"/>
+        <w:rPr>
+          <w:rFonts w:ascii="Times New Roman" w:hAnsi="Times New Roman" w:cs="Times New Roman"/>
+          <w:sz w:val="24"/>
+          <w:szCs w:val="24"/>
+        </w:rPr>
+      </w:pPr>
+      <w:r>
+        <w:rPr>
+          <w:rFonts w:ascii="Times New Roman" w:hAnsi="Times New Roman" w:cs="Times New Roman"/>
+          <w:sz w:val="24"/>
+          <w:szCs w:val="24"/>
+        </w:rPr>
+        <w:t>Enter the rule name: Block VS Code Internet Access</w:t>
+      </w:r>
+    </w:p>
+    <w:p>
+      <w:pPr>
+        <w:numPr>
+          <w:ilvl w:val="0"/>
+          <w:numId w:val="8"/>
+        </w:numPr>
+        <w:spacing w:after="0" w:line="276" w:lineRule="auto"/>
+        <w:rPr>
+          <w:rFonts w:ascii="Times New Roman" w:hAnsi="Times New Roman" w:cs="Times New Roman"/>
+          <w:sz w:val="24"/>
+          <w:szCs w:val="24"/>
+        </w:rPr>
+      </w:pPr>
+      <w:r>
+        <w:rPr>
+          <w:rFonts w:ascii="Times New Roman" w:hAnsi="Times New Roman" w:cs="Times New Roman"/>
+          <w:sz w:val="24"/>
+          <w:szCs w:val="24"/>
+        </w:rPr>
+        <w:t xml:space="preserve">Click </w:t>
+      </w:r>
+      <w:r>
+        <w:rPr>
+          <w:rFonts w:ascii="Times New Roman" w:hAnsi="Times New Roman" w:cs="Times New Roman"/>
+          <w:b/>
+          <w:bCs/>
+          <w:sz w:val="24"/>
+          <w:szCs w:val="24"/>
+        </w:rPr>
+        <w:t>Finish</w:t>
+      </w:r>
+    </w:p>
+    <w:p>
+      <w:pPr>
+        <w:keepNext/>
+      </w:pPr>
+      <w:r>
+        <w:rPr>
+          <w:noProof/>
+        </w:rPr>
+        <w:drawing>
+          <wp:inline distT="0" distB="0" distL="0" distR="0" wp14:anchorId="6BA28C3B" wp14:editId="3E19B463">
+            <wp:extent cx="5943600" cy="3283527"/>
+            <wp:effectExtent l="0" t="0" r="0" b="0"/>
+            <wp:docPr id="1551225855" name="Picture 1"/>
+            <wp:cNvGraphicFramePr>
+              <a:graphicFrameLocks xmlns:a="http://schemas.openxmlformats.org/drawingml/2006/main" noChangeAspect="1"/>
+            </wp:cNvGraphicFramePr>
+            <a:graphic xmlns:a="http://schemas.openxmlformats.org/drawingml/2006/main">
+              <a:graphicData uri="http://schemas.openxmlformats.org/drawingml/2006/picture">
+                <pic:pic xmlns:pic="http://schemas.openxmlformats.org/drawingml/2006/picture">
+                  <pic:nvPicPr>
+                    <pic:cNvPr id="1551225855" name=""/>
+                    <pic:cNvPicPr/>
+                  </pic:nvPicPr>
+                  <pic:blipFill rotWithShape="1">
+                    <a:blip r:embed="rId30"/>
+                    <a:srcRect b="26319"/>
+                    <a:stretch>
+                      <a:fillRect/>
+                    </a:stretch>
+                  </pic:blipFill>
+                  <pic:spPr bwMode="auto">
+                    <a:xfrm>
+                      <a:off x="0" y="0"/>
+                      <a:ext cx="5943600" cy="3283527"/>
+                    </a:xfrm>
+                    <a:prstGeom prst="rect">
+                      <a:avLst/>
+                    </a:prstGeom>
+                    <a:ln>
+                      <a:noFill/>
+                    </a:ln>
+                    <a:extLst>
+                      <a:ext uri="{53640926-AAD7-44D8-BBD7-CCE9431645EC}">
+                        <a14:shadowObscured xmlns:a14="http://schemas.microsoft.com/office/drawing/2010/main"/>
+                      </a:ext>
+                    </a:extLst>
+                  </pic:spPr>
+                </pic:pic>
+              </a:graphicData>
+            </a:graphic>
+          </wp:inline>
+        </w:drawing>
+      </w:r>
+    </w:p>
+    <w:p>
+      <w:pPr>
+        <w:pStyle w:val="Caption"/>
+        <w:jc w:val="center"/>
+        <w:rPr>
+          <w:rFonts w:ascii="Times New Roman" w:hAnsi="Times New Roman" w:cs="Times New Roman"/>
+          <w:sz w:val="24"/>
+          <w:szCs w:val="24"/>
+        </w:rPr>
+      </w:pPr>
+      <w:r>
+        <w:t>Figure 2</w:t>
+      </w:r>
+      <w:r>
+        <w:t>: Outbound firewall rule configured to block Visual Studio Code network access</w:t>
+      </w:r>
+    </w:p>
+    <w:p>
+      <w:pPr>
+        <w:rPr>
+          <w:rFonts w:ascii="Times New Roman" w:hAnsi="Times New Roman" w:cs="Times New Roman"/>
+          <w:b/>
+          <w:bCs/>
+          <w:sz w:val="24"/>
+          <w:szCs w:val="24"/>
+        </w:rPr>
+      </w:pPr>
+      <w:r>
+        <w:rPr>
+          <w:rFonts w:ascii="Times New Roman" w:hAnsi="Times New Roman" w:cs="Times New Roman"/>
+          <w:b/>
+          <w:bCs/>
+          <w:sz w:val="24"/>
+          <w:szCs w:val="24"/>
+        </w:rPr>
+        <w:t>POC Explanation</w:t>
+      </w:r>
+    </w:p>
+    <w:p>
+      <w:pPr>
+        <w:rPr>
+          <w:rFonts w:ascii="Times New Roman" w:hAnsi="Times New Roman" w:cs="Times New Roman"/>
+          <w:sz w:val="24"/>
+          <w:szCs w:val="24"/>
+        </w:rPr>
+      </w:pPr>
+      <w:r>
+        <w:rPr>
+          <w:rFonts w:ascii="Times New Roman" w:hAnsi="Times New Roman" w:cs="Times New Roman"/>
+          <w:sz w:val="24"/>
+          <w:szCs w:val="24"/>
+        </w:rPr>
+        <w:t xml:space="preserve">The screenshot shows the </w:t>
+      </w:r>
+      <w:r>
+        <w:rPr>
+          <w:rFonts w:ascii="Times New Roman" w:hAnsi="Times New Roman" w:cs="Times New Roman"/>
+          <w:b/>
+          <w:bCs/>
+          <w:sz w:val="24"/>
+          <w:szCs w:val="24"/>
+        </w:rPr>
+        <w:t>Windows Defender Firewall with Advanced Security</w:t>
+      </w:r>
+      <w:r>
+        <w:rPr>
+          <w:rFonts w:ascii="Times New Roman" w:hAnsi="Times New Roman" w:cs="Times New Roman"/>
+          <w:sz w:val="24"/>
+          <w:szCs w:val="24"/>
+        </w:rPr>
+        <w:t xml:space="preserve"> console with an enabled outbound rule named </w:t>
+      </w:r>
+      <w:r>
+        <w:rPr>
+          <w:rFonts w:ascii="Times New Roman" w:hAnsi="Times New Roman" w:cs="Times New Roman"/>
+          <w:b/>
+          <w:bCs/>
+          <w:sz w:val="24"/>
+          <w:szCs w:val="24"/>
+        </w:rPr>
+        <w:t>“Block VS Code Internet”</w:t>
+      </w:r>
+      <w:r>
+        <w:rPr>
+          <w:rFonts w:ascii="Times New Roman" w:hAnsi="Times New Roman" w:cs="Times New Roman"/>
+          <w:sz w:val="24"/>
+          <w:szCs w:val="24"/>
+        </w:rPr>
+        <w:t xml:space="preserve">. The rule is configured for </w:t>
+      </w:r>
+      <w:r>
+        <w:rPr>
+          <w:rFonts w:ascii="Times New Roman" w:hAnsi="Times New Roman" w:cs="Times New Roman"/>
+          <w:b/>
+          <w:bCs/>
+          <w:sz w:val="24"/>
+          <w:szCs w:val="24"/>
+        </w:rPr>
+        <w:t>All profiles</w:t>
+      </w:r>
+      <w:r>
+        <w:rPr>
+          <w:rFonts w:ascii="Times New Roman" w:hAnsi="Times New Roman" w:cs="Times New Roman"/>
+          <w:sz w:val="24"/>
+          <w:szCs w:val="24"/>
+        </w:rPr>
+        <w:t xml:space="preserve"> and is currently enabled.</w:t>
+      </w:r>
+    </w:p>
+    <w:p>
+      <w:pPr>
+        <w:rPr>
+          <w:rFonts w:ascii="Times New Roman" w:hAnsi="Times New Roman" w:cs="Times New Roman"/>
+          <w:b/>
+          <w:bCs/>
+          <w:sz w:val="24"/>
+          <w:szCs w:val="24"/>
+        </w:rPr>
+      </w:pPr>
+      <w:r>
+        <w:rPr>
+          <w:rFonts w:ascii="Times New Roman" w:hAnsi="Times New Roman" w:cs="Times New Roman"/>
+          <w:b/>
+          <w:bCs/>
+          <w:sz w:val="24"/>
+          <w:szCs w:val="24"/>
+        </w:rPr>
+        <w:lastRenderedPageBreak/>
+        <w:t>Step 3: Identify a Firewall Misconfiguration</w:t>
+      </w:r>
+    </w:p>
+    <w:p>
+      <w:pPr>
+        <w:rPr>
+          <w:rFonts w:ascii="Times New Roman" w:hAnsi="Times New Roman" w:cs="Times New Roman"/>
+          <w:sz w:val="24"/>
+          <w:szCs w:val="24"/>
+        </w:rPr>
+      </w:pPr>
+      <w:r>
+        <w:rPr>
+          <w:rFonts w:ascii="Times New Roman" w:hAnsi="Times New Roman" w:cs="Times New Roman"/>
+          <w:sz w:val="24"/>
+          <w:szCs w:val="24"/>
+        </w:rPr>
+        <w:t xml:space="preserve">We will use a </w:t>
+      </w:r>
+      <w:r>
+        <w:rPr>
+          <w:rFonts w:ascii="Times New Roman" w:hAnsi="Times New Roman" w:cs="Times New Roman"/>
+          <w:b/>
+          <w:bCs/>
+          <w:sz w:val="24"/>
+          <w:szCs w:val="24"/>
+        </w:rPr>
+        <w:t>temporary simulated misconfiguration</w:t>
+      </w:r>
+      <w:r>
+        <w:rPr>
+          <w:rFonts w:ascii="Times New Roman" w:hAnsi="Times New Roman" w:cs="Times New Roman"/>
+          <w:sz w:val="24"/>
+          <w:szCs w:val="24"/>
+        </w:rPr>
+        <w:t>: an overly permissive inbound firewall rule.</w:t>
+      </w:r>
+    </w:p>
+    <w:p>
+      <w:pPr>
+        <w:spacing w:after="0"/>
+        <w:rPr>
+          <w:rFonts w:ascii="Times New Roman" w:hAnsi="Times New Roman" w:cs="Times New Roman"/>
+          <w:sz w:val="24"/>
+          <w:szCs w:val="24"/>
+        </w:rPr>
+      </w:pPr>
+      <w:r>
+        <w:rPr>
+          <w:rFonts w:ascii="Times New Roman" w:hAnsi="Times New Roman" w:cs="Times New Roman"/>
+          <w:b/>
+          <w:bCs/>
+          <w:sz w:val="24"/>
+          <w:szCs w:val="24"/>
+        </w:rPr>
+        <w:t>Windows Defender Firewall with Advanced Security → Inbound Rules → New Rule...</w:t>
+      </w:r>
+    </w:p>
+    <w:p>
+      <w:pPr>
+        <w:spacing w:after="0"/>
+        <w:rPr>
+          <w:rFonts w:ascii="Times New Roman" w:hAnsi="Times New Roman" w:cs="Times New Roman"/>
+          <w:sz w:val="24"/>
+          <w:szCs w:val="24"/>
+        </w:rPr>
+      </w:pPr>
+      <w:r>
+        <w:rPr>
+          <w:rFonts w:ascii="Times New Roman" w:hAnsi="Times New Roman" w:cs="Times New Roman"/>
+          <w:sz w:val="24"/>
+          <w:szCs w:val="24"/>
+        </w:rPr>
+        <w:t>Create a temporary rule:</w:t>
+      </w:r>
+    </w:p>
+    <w:p>
+      <w:pPr>
+        <w:numPr>
+          <w:ilvl w:val="0"/>
+          <w:numId w:val="9"/>
+        </w:numPr>
+        <w:spacing w:after="0"/>
+        <w:rPr>
+          <w:rFonts w:ascii="Times New Roman" w:hAnsi="Times New Roman" w:cs="Times New Roman"/>
+          <w:sz w:val="24"/>
+          <w:szCs w:val="24"/>
+        </w:rPr>
+      </w:pPr>
+      <w:r>
+        <w:rPr>
+          <w:rFonts w:ascii="Times New Roman" w:hAnsi="Times New Roman" w:cs="Times New Roman"/>
+          <w:sz w:val="24"/>
+          <w:szCs w:val="24"/>
+        </w:rPr>
+        <w:t xml:space="preserve">Select </w:t>
+      </w:r>
+      <w:r>
+        <w:rPr>
+          <w:rFonts w:ascii="Times New Roman" w:hAnsi="Times New Roman" w:cs="Times New Roman"/>
+          <w:b/>
+          <w:bCs/>
+          <w:sz w:val="24"/>
+          <w:szCs w:val="24"/>
+        </w:rPr>
+        <w:t>Port</w:t>
+      </w:r>
+      <w:r>
+        <w:rPr>
+          <w:rFonts w:ascii="Times New Roman" w:hAnsi="Times New Roman" w:cs="Times New Roman"/>
+          <w:sz w:val="24"/>
+          <w:szCs w:val="24"/>
+        </w:rPr>
+        <w:t xml:space="preserve"> → </w:t>
+      </w:r>
+      <w:r>
+        <w:rPr>
+          <w:rFonts w:ascii="Times New Roman" w:hAnsi="Times New Roman" w:cs="Times New Roman"/>
+          <w:b/>
+          <w:bCs/>
+          <w:sz w:val="24"/>
+          <w:szCs w:val="24"/>
+        </w:rPr>
+        <w:t>Next</w:t>
+      </w:r>
+      <w:r>
+        <w:rPr>
+          <w:rFonts w:ascii="Times New Roman" w:hAnsi="Times New Roman" w:cs="Times New Roman"/>
+          <w:sz w:val="24"/>
+          <w:szCs w:val="24"/>
+        </w:rPr>
+        <w:t xml:space="preserve"> </w:t>
+      </w:r>
+    </w:p>
+    <w:p>
+      <w:pPr>
+        <w:numPr>
+          <w:ilvl w:val="0"/>
+          <w:numId w:val="9"/>
+        </w:numPr>
+        <w:spacing w:after="0"/>
+        <w:rPr>
+          <w:rFonts w:ascii="Times New Roman" w:hAnsi="Times New Roman" w:cs="Times New Roman"/>
+          <w:sz w:val="24"/>
+          <w:szCs w:val="24"/>
+        </w:rPr>
+      </w:pPr>
+      <w:r>
+        <w:rPr>
+          <w:rFonts w:ascii="Times New Roman" w:hAnsi="Times New Roman" w:cs="Times New Roman"/>
+          <w:sz w:val="24"/>
+          <w:szCs w:val="24"/>
+        </w:rPr>
+        <w:t xml:space="preserve">Select </w:t>
+      </w:r>
+      <w:r>
+        <w:rPr>
+          <w:rFonts w:ascii="Times New Roman" w:hAnsi="Times New Roman" w:cs="Times New Roman"/>
+          <w:b/>
+          <w:bCs/>
+          <w:sz w:val="24"/>
+          <w:szCs w:val="24"/>
+        </w:rPr>
+        <w:t>TCP</w:t>
+      </w:r>
+      <w:r>
+        <w:rPr>
+          <w:rFonts w:ascii="Times New Roman" w:hAnsi="Times New Roman" w:cs="Times New Roman"/>
+          <w:sz w:val="24"/>
+          <w:szCs w:val="24"/>
+        </w:rPr>
+        <w:t xml:space="preserve"> </w:t>
+      </w:r>
+    </w:p>
+    <w:p>
+      <w:pPr>
+        <w:numPr>
+          <w:ilvl w:val="0"/>
+          <w:numId w:val="9"/>
+        </w:numPr>
+        <w:spacing w:after="0"/>
+        <w:rPr>
+          <w:rFonts w:ascii="Times New Roman" w:hAnsi="Times New Roman" w:cs="Times New Roman"/>
+          <w:sz w:val="24"/>
+          <w:szCs w:val="24"/>
+        </w:rPr>
+      </w:pPr>
+      <w:r>
+        <w:rPr>
+          <w:rFonts w:ascii="Times New Roman" w:hAnsi="Times New Roman" w:cs="Times New Roman"/>
+          <w:sz w:val="24"/>
+          <w:szCs w:val="24"/>
+        </w:rPr>
+        <w:t>Enter:</w:t>
+      </w:r>
+      <w:r>
+        <w:rPr>
+          <w:rFonts w:ascii="Times New Roman" w:hAnsi="Times New Roman" w:cs="Times New Roman"/>
+          <w:sz w:val="24"/>
+          <w:szCs w:val="24"/>
+        </w:rPr>
+        <w:t xml:space="preserve"> </w:t>
+      </w:r>
+      <w:r>
+        <w:rPr>
+          <w:rFonts w:ascii="Times New Roman" w:hAnsi="Times New Roman" w:cs="Times New Roman"/>
+          <w:sz w:val="24"/>
+          <w:szCs w:val="24"/>
+        </w:rPr>
+        <w:t>8080</w:t>
+      </w:r>
+    </w:p>
+    <w:p>
+      <w:pPr>
+        <w:numPr>
+          <w:ilvl w:val="0"/>
+          <w:numId w:val="9"/>
+        </w:numPr>
+        <w:spacing w:after="0"/>
+        <w:rPr>
+          <w:rFonts w:ascii="Times New Roman" w:hAnsi="Times New Roman" w:cs="Times New Roman"/>
+          <w:sz w:val="24"/>
+          <w:szCs w:val="24"/>
+        </w:rPr>
+      </w:pPr>
+      <w:r>
+        <w:rPr>
+          <w:rFonts w:ascii="Times New Roman" w:hAnsi="Times New Roman" w:cs="Times New Roman"/>
+          <w:sz w:val="24"/>
+          <w:szCs w:val="24"/>
+        </w:rPr>
+        <w:t xml:space="preserve">Select </w:t>
+      </w:r>
+      <w:r>
+        <w:rPr>
+          <w:rFonts w:ascii="Times New Roman" w:hAnsi="Times New Roman" w:cs="Times New Roman"/>
+          <w:b/>
+          <w:bCs/>
+          <w:sz w:val="24"/>
+          <w:szCs w:val="24"/>
+        </w:rPr>
+        <w:t>Allow the connection</w:t>
+      </w:r>
+      <w:r>
+        <w:rPr>
+          <w:rFonts w:ascii="Times New Roman" w:hAnsi="Times New Roman" w:cs="Times New Roman"/>
+          <w:sz w:val="24"/>
+          <w:szCs w:val="24"/>
+        </w:rPr>
+        <w:t xml:space="preserve"> </w:t>
+      </w:r>
+    </w:p>
+    <w:p>
+      <w:pPr>
+        <w:numPr>
+          <w:ilvl w:val="0"/>
+          <w:numId w:val="9"/>
+        </w:numPr>
+        <w:spacing w:after="0"/>
+        <w:rPr>
+          <w:rFonts w:ascii="Times New Roman" w:hAnsi="Times New Roman" w:cs="Times New Roman"/>
+          <w:sz w:val="24"/>
+          <w:szCs w:val="24"/>
+        </w:rPr>
+      </w:pPr>
+      <w:r>
+        <w:rPr>
+          <w:rFonts w:ascii="Times New Roman" w:hAnsi="Times New Roman" w:cs="Times New Roman"/>
+          <w:sz w:val="24"/>
+          <w:szCs w:val="24"/>
+        </w:rPr>
+        <w:t xml:space="preserve">Select </w:t>
+      </w:r>
+      <w:r>
+        <w:rPr>
+          <w:rFonts w:ascii="Times New Roman" w:hAnsi="Times New Roman" w:cs="Times New Roman"/>
+          <w:b/>
+          <w:bCs/>
+          <w:sz w:val="24"/>
+          <w:szCs w:val="24"/>
+        </w:rPr>
+        <w:t>Domain, Private, Public</w:t>
+      </w:r>
+      <w:r>
+        <w:rPr>
+          <w:rFonts w:ascii="Times New Roman" w:hAnsi="Times New Roman" w:cs="Times New Roman"/>
+          <w:sz w:val="24"/>
+          <w:szCs w:val="24"/>
+        </w:rPr>
+        <w:t xml:space="preserve"> </w:t>
+      </w:r>
+    </w:p>
+    <w:p>
+      <w:pPr>
+        <w:numPr>
+          <w:ilvl w:val="0"/>
+          <w:numId w:val="9"/>
+        </w:numPr>
+        <w:spacing w:after="0"/>
+        <w:rPr>
+          <w:rFonts w:ascii="Times New Roman" w:hAnsi="Times New Roman" w:cs="Times New Roman"/>
+          <w:sz w:val="24"/>
+          <w:szCs w:val="24"/>
+        </w:rPr>
+      </w:pPr>
+      <w:r>
+        <w:rPr>
+          <w:rFonts w:ascii="Times New Roman" w:hAnsi="Times New Roman" w:cs="Times New Roman"/>
+          <w:sz w:val="24"/>
+          <w:szCs w:val="24"/>
+        </w:rPr>
+        <w:t>Name it:</w:t>
+      </w:r>
+      <w:r>
+        <w:rPr>
+          <w:rFonts w:ascii="Times New Roman" w:hAnsi="Times New Roman" w:cs="Times New Roman"/>
+          <w:sz w:val="24"/>
+          <w:szCs w:val="24"/>
+        </w:rPr>
+        <w:t xml:space="preserve"> </w:t>
+      </w:r>
+      <w:r>
+        <w:rPr>
+          <w:rFonts w:ascii="Times New Roman" w:hAnsi="Times New Roman" w:cs="Times New Roman"/>
+          <w:sz w:val="24"/>
+          <w:szCs w:val="24"/>
+        </w:rPr>
+        <w:t>Allow TCP 8080 - Misconfiguration Test</w:t>
+      </w:r>
+    </w:p>
+    <w:p>
+      <w:pPr>
+        <w:numPr>
+          <w:ilvl w:val="0"/>
+          <w:numId w:val="9"/>
+        </w:numPr>
+        <w:spacing w:after="0"/>
+        <w:rPr>
+          <w:rFonts w:ascii="Times New Roman" w:hAnsi="Times New Roman" w:cs="Times New Roman"/>
+          <w:sz w:val="24"/>
+          <w:szCs w:val="24"/>
+        </w:rPr>
+      </w:pPr>
+      <w:r>
+        <w:rPr>
+          <w:rFonts w:ascii="Times New Roman" w:hAnsi="Times New Roman" w:cs="Times New Roman"/>
+          <w:sz w:val="24"/>
+          <w:szCs w:val="24"/>
+        </w:rPr>
+        <w:t xml:space="preserve">Click </w:t>
+      </w:r>
+      <w:r>
+        <w:rPr>
+          <w:rFonts w:ascii="Times New Roman" w:hAnsi="Times New Roman" w:cs="Times New Roman"/>
+          <w:b/>
+          <w:bCs/>
+          <w:sz w:val="24"/>
+          <w:szCs w:val="24"/>
+        </w:rPr>
+        <w:t>Finish</w:t>
+      </w:r>
+      <w:r>
+        <w:rPr>
+          <w:rFonts w:ascii="Times New Roman" w:hAnsi="Times New Roman" w:cs="Times New Roman"/>
+          <w:sz w:val="24"/>
+          <w:szCs w:val="24"/>
+        </w:rPr>
+        <w:t xml:space="preserve"> </w:t>
+      </w:r>
+    </w:p>
+    <w:p>
+      <w:pPr>
+        <w:spacing w:after="0"/>
+        <w:rPr>
+          <w:rFonts w:ascii="Times New Roman" w:hAnsi="Times New Roman" w:cs="Times New Roman"/>
+          <w:sz w:val="24"/>
+          <w:szCs w:val="24"/>
+        </w:rPr>
+      </w:pPr>
+      <w:r>
+        <w:rPr>
+          <w:rFonts w:ascii="Times New Roman" w:hAnsi="Times New Roman" w:cs="Times New Roman"/>
+          <w:sz w:val="24"/>
+          <w:szCs w:val="24"/>
+        </w:rPr>
+        <w:t xml:space="preserve">Now select the newly created rule → </w:t>
+      </w:r>
+      <w:r>
+        <w:rPr>
+          <w:rFonts w:ascii="Times New Roman" w:hAnsi="Times New Roman" w:cs="Times New Roman"/>
+          <w:b/>
+          <w:bCs/>
+          <w:sz w:val="24"/>
+          <w:szCs w:val="24"/>
+        </w:rPr>
+        <w:t>Properties → Scope</w:t>
+      </w:r>
+      <w:r>
+        <w:rPr>
+          <w:rFonts w:ascii="Times New Roman" w:hAnsi="Times New Roman" w:cs="Times New Roman"/>
+          <w:sz w:val="24"/>
+          <w:szCs w:val="24"/>
+        </w:rPr>
+        <w:t>.</w:t>
+      </w:r>
+    </w:p>
+    <w:p>
+      <w:pPr>
+        <w:rPr>
+          <w:rFonts w:ascii="Times New Roman" w:hAnsi="Times New Roman" w:cs="Times New Roman"/>
+          <w:sz w:val="24"/>
+          <w:szCs w:val="24"/>
+        </w:rPr>
+      </w:pPr>
+      <w:r>
+        <w:rPr>
+          <w:rFonts w:ascii="Times New Roman" w:hAnsi="Times New Roman" w:cs="Times New Roman"/>
+          <w:sz w:val="24"/>
+          <w:szCs w:val="24"/>
+        </w:rPr>
+        <w:t>Check that it allows connections from:</w:t>
+      </w:r>
+      <w:r>
+        <w:rPr>
+          <w:rFonts w:ascii="Times New Roman" w:hAnsi="Times New Roman" w:cs="Times New Roman"/>
+          <w:sz w:val="24"/>
+          <w:szCs w:val="24"/>
+        </w:rPr>
+        <w:t xml:space="preserve"> </w:t>
+      </w:r>
+      <w:r>
+        <w:rPr>
+          <w:rFonts w:ascii="Times New Roman" w:hAnsi="Times New Roman" w:cs="Times New Roman"/>
+          <w:sz w:val="24"/>
+          <w:szCs w:val="24"/>
+        </w:rPr>
+        <w:t>Any IP address</w:t>
+      </w:r>
+    </w:p>
+    <w:p>
+      <w:pPr>
+        <w:keepNext/>
+      </w:pPr>
+      <w:r>
+        <w:rPr>
+          <w:noProof/>
+        </w:rPr>
+        <w:drawing>
+          <wp:inline distT="0" distB="0" distL="0" distR="0" wp14:anchorId="56AA6DD9" wp14:editId="6585D867">
+            <wp:extent cx="5943600" cy="4456430"/>
+            <wp:effectExtent l="0" t="0" r="0" b="1270"/>
+            <wp:docPr id="1843842340" name="Picture 1"/>
+            <wp:cNvGraphicFramePr>
+              <a:graphicFrameLocks xmlns:a="http://schemas.openxmlformats.org/drawingml/2006/main" noChangeAspect="1"/>
+            </wp:cNvGraphicFramePr>
+            <a:graphic xmlns:a="http://schemas.openxmlformats.org/drawingml/2006/main">
+              <a:graphicData uri="http://schemas.openxmlformats.org/drawingml/2006/picture">
+                <pic:pic xmlns:pic="http://schemas.openxmlformats.org/drawingml/2006/picture">
+                  <pic:nvPicPr>
+                    <pic:cNvPr id="1843842340" name=""/>
+                    <pic:cNvPicPr/>
+                  </pic:nvPicPr>
+                  <pic:blipFill>
+                    <a:blip r:embed="rId31"/>
+                    <a:stretch>
+                      <a:fillRect/>
+                    </a:stretch>
+                  </pic:blipFill>
+                  <pic:spPr>
+                    <a:xfrm>
+                      <a:off x="0" y="0"/>
+                      <a:ext cx="5943600" cy="4456430"/>
+                    </a:xfrm>
+                    <a:prstGeom prst="rect">
+                      <a:avLst/>
+                    </a:prstGeom>
+                  </pic:spPr>
+                </pic:pic>
+              </a:graphicData>
+            </a:graphic>
+          </wp:inline>
+        </w:drawing>
+      </w:r>
+    </w:p>
+    <w:p>
+      <w:pPr>
+        <w:pStyle w:val="Caption"/>
+        <w:jc w:val="center"/>
+        <w:rPr>
+          <w:rFonts w:ascii="Times New Roman" w:hAnsi="Times New Roman" w:cs="Times New Roman"/>
+          <w:sz w:val="24"/>
+          <w:szCs w:val="24"/>
+        </w:rPr>
+      </w:pPr>
+      <w:r>
+        <w:t xml:space="preserve">Figure 3: </w:t>
+      </w:r>
+      <w:r>
+        <w:t>Identification of an overly permissive firewall rule</w:t>
+      </w:r>
+    </w:p>
+    <w:p>
+      <w:pPr>
+        <w:tabs>
+          <w:tab w:val="left" w:pos="1822"/>
+        </w:tabs>
+        <w:rPr>
+          <w:rFonts w:ascii="Times New Roman" w:hAnsi="Times New Roman" w:cs="Times New Roman"/>
+          <w:b/>
+          <w:bCs/>
+          <w:sz w:val="24"/>
+          <w:szCs w:val="24"/>
+        </w:rPr>
+      </w:pPr>
+      <w:r>
+        <w:rPr>
+          <w:rFonts w:ascii="Times New Roman" w:hAnsi="Times New Roman" w:cs="Times New Roman"/>
+          <w:b/>
+          <w:bCs/>
+          <w:sz w:val="24"/>
+          <w:szCs w:val="24"/>
+        </w:rPr>
+        <w:t>POC Explanation</w:t>
+      </w:r>
+    </w:p>
+    <w:p>
+      <w:pPr>
+        <w:tabs>
+          <w:tab w:val="left" w:pos="1822"/>
+        </w:tabs>
+        <w:rPr>
+          <w:rFonts w:ascii="Times New Roman" w:hAnsi="Times New Roman" w:cs="Times New Roman"/>
+          <w:sz w:val="24"/>
+          <w:szCs w:val="24"/>
+        </w:rPr>
+      </w:pPr>
+      <w:r>
+        <w:rPr>
+          <w:rFonts w:ascii="Times New Roman" w:hAnsi="Times New Roman" w:cs="Times New Roman"/>
+          <w:sz w:val="24"/>
+          <w:szCs w:val="24"/>
+        </w:rPr>
+        <w:lastRenderedPageBreak/>
+        <w:t xml:space="preserve">The screenshot shows the </w:t>
+      </w:r>
+      <w:r>
+        <w:rPr>
+          <w:rFonts w:ascii="Times New Roman" w:hAnsi="Times New Roman" w:cs="Times New Roman"/>
+          <w:b/>
+          <w:bCs/>
+          <w:sz w:val="24"/>
+          <w:szCs w:val="24"/>
+        </w:rPr>
+        <w:t>“Allow TCP 8080 - Misconfiguration Test”</w:t>
+      </w:r>
+      <w:r>
+        <w:rPr>
+          <w:rFonts w:ascii="Times New Roman" w:hAnsi="Times New Roman" w:cs="Times New Roman"/>
+          <w:sz w:val="24"/>
+          <w:szCs w:val="24"/>
+        </w:rPr>
+        <w:t xml:space="preserve"> firewall rule. The </w:t>
+      </w:r>
+      <w:r>
+        <w:rPr>
+          <w:rFonts w:ascii="Times New Roman" w:hAnsi="Times New Roman" w:cs="Times New Roman"/>
+          <w:b/>
+          <w:bCs/>
+          <w:sz w:val="24"/>
+          <w:szCs w:val="24"/>
+        </w:rPr>
+        <w:t>Scope</w:t>
+      </w:r>
+      <w:r>
+        <w:rPr>
+          <w:rFonts w:ascii="Times New Roman" w:hAnsi="Times New Roman" w:cs="Times New Roman"/>
+          <w:sz w:val="24"/>
+          <w:szCs w:val="24"/>
+        </w:rPr>
+        <w:t xml:space="preserve"> settings allow connections from </w:t>
+      </w:r>
+      <w:r>
+        <w:rPr>
+          <w:rFonts w:ascii="Times New Roman" w:hAnsi="Times New Roman" w:cs="Times New Roman"/>
+          <w:b/>
+          <w:bCs/>
+          <w:sz w:val="24"/>
+          <w:szCs w:val="24"/>
+        </w:rPr>
+        <w:t>Any IP address</w:t>
+      </w:r>
+      <w:r>
+        <w:rPr>
+          <w:rFonts w:ascii="Times New Roman" w:hAnsi="Times New Roman" w:cs="Times New Roman"/>
+          <w:sz w:val="24"/>
+          <w:szCs w:val="24"/>
+        </w:rPr>
+        <w:t xml:space="preserve"> for both local and remote IP addresses.</w:t>
+      </w:r>
+    </w:p>
+    <w:p>
+      <w:pPr>
+        <w:tabs>
+          <w:tab w:val="left" w:pos="1822"/>
+        </w:tabs>
+        <w:rPr>
+          <w:rFonts w:ascii="Times New Roman" w:hAnsi="Times New Roman" w:cs="Times New Roman"/>
+          <w:sz w:val="24"/>
+          <w:szCs w:val="24"/>
+        </w:rPr>
+      </w:pPr>
+      <w:r>
+        <w:rPr>
+          <w:rFonts w:ascii="Times New Roman" w:hAnsi="Times New Roman" w:cs="Times New Roman"/>
+          <w:sz w:val="24"/>
+          <w:szCs w:val="24"/>
+        </w:rPr>
+        <w:t xml:space="preserve">The rule is enabled and applies to </w:t>
+      </w:r>
+      <w:r>
+        <w:rPr>
+          <w:rFonts w:ascii="Times New Roman" w:hAnsi="Times New Roman" w:cs="Times New Roman"/>
+          <w:b/>
+          <w:bCs/>
+          <w:sz w:val="24"/>
+          <w:szCs w:val="24"/>
+        </w:rPr>
+        <w:t>all network profiles</w:t>
+      </w:r>
+      <w:r>
+        <w:rPr>
+          <w:rFonts w:ascii="Times New Roman" w:hAnsi="Times New Roman" w:cs="Times New Roman"/>
+          <w:sz w:val="24"/>
+          <w:szCs w:val="24"/>
+        </w:rPr>
+        <w:t xml:space="preserve">. This represents an </w:t>
+      </w:r>
+      <w:r>
+        <w:rPr>
+          <w:rFonts w:ascii="Times New Roman" w:hAnsi="Times New Roman" w:cs="Times New Roman"/>
+          <w:b/>
+          <w:bCs/>
+          <w:sz w:val="24"/>
+          <w:szCs w:val="24"/>
+        </w:rPr>
+        <w:t>overly permissive firewall configuration</w:t>
+      </w:r>
+      <w:r>
+        <w:rPr>
+          <w:rFonts w:ascii="Times New Roman" w:hAnsi="Times New Roman" w:cs="Times New Roman"/>
+          <w:sz w:val="24"/>
+          <w:szCs w:val="24"/>
+        </w:rPr>
+        <w:t>, because TCP port 8080 is allowed without restricting the source IP addresses.</w:t>
+      </w:r>
+    </w:p>
+    <w:p>
+      <w:pPr>
+        <w:tabs>
+          <w:tab w:val="left" w:pos="1822"/>
+        </w:tabs>
+        <w:rPr>
+          <w:rFonts w:ascii="Times New Roman" w:hAnsi="Times New Roman" w:cs="Times New Roman"/>
+          <w:sz w:val="24"/>
+          <w:szCs w:val="24"/>
+        </w:rPr>
+      </w:pPr>
+    </w:p>
+    <w:p>
+      <w:pPr>
+        <w:tabs>
+          <w:tab w:val="left" w:pos="1822"/>
+        </w:tabs>
+        <w:rPr>
+          <w:rFonts w:ascii="Times New Roman" w:hAnsi="Times New Roman" w:cs="Times New Roman"/>
+          <w:b/>
+          <w:bCs/>
+          <w:sz w:val="26"/>
+          <w:szCs w:val="26"/>
+        </w:rPr>
+      </w:pPr>
+      <w:r>
+        <w:rPr>
+          <w:rFonts w:ascii="Times New Roman" w:hAnsi="Times New Roman" w:cs="Times New Roman"/>
+          <w:b/>
+          <w:bCs/>
+          <w:sz w:val="26"/>
+          <w:szCs w:val="26"/>
+        </w:rPr>
+        <w:t>Step 4: Collect and Document the Misconfiguration</w:t>
+      </w:r>
+    </w:p>
+    <w:p>
+      <w:pPr>
+        <w:tabs>
+          <w:tab w:val="left" w:pos="1822"/>
+        </w:tabs>
+        <w:rPr>
+          <w:rFonts w:ascii="Times New Roman" w:hAnsi="Times New Roman" w:cs="Times New Roman"/>
+          <w:sz w:val="24"/>
+          <w:szCs w:val="24"/>
+        </w:rPr>
+      </w:pPr>
+      <w:r>
+        <w:rPr>
+          <w:rFonts w:ascii="Times New Roman" w:hAnsi="Times New Roman" w:cs="Times New Roman"/>
+          <w:sz w:val="24"/>
+          <w:szCs w:val="24"/>
+        </w:rPr>
+        <w:t xml:space="preserve">Open the </w:t>
+      </w:r>
+      <w:r>
+        <w:rPr>
+          <w:rFonts w:ascii="Times New Roman" w:hAnsi="Times New Roman" w:cs="Times New Roman"/>
+          <w:b/>
+          <w:bCs/>
+          <w:sz w:val="24"/>
+          <w:szCs w:val="24"/>
+        </w:rPr>
+        <w:t>Properties</w:t>
+      </w:r>
+      <w:r>
+        <w:rPr>
+          <w:rFonts w:ascii="Times New Roman" w:hAnsi="Times New Roman" w:cs="Times New Roman"/>
+          <w:sz w:val="24"/>
+          <w:szCs w:val="24"/>
+        </w:rPr>
+        <w:t xml:space="preserve"> of the </w:t>
+      </w:r>
+      <w:r>
+        <w:rPr>
+          <w:rFonts w:ascii="Times New Roman" w:hAnsi="Times New Roman" w:cs="Times New Roman"/>
+          <w:b/>
+          <w:bCs/>
+          <w:sz w:val="24"/>
+          <w:szCs w:val="24"/>
+        </w:rPr>
+        <w:t>“Allow TCP 8080 - Misconfiguration Test”</w:t>
+      </w:r>
+      <w:r>
+        <w:rPr>
+          <w:rFonts w:ascii="Times New Roman" w:hAnsi="Times New Roman" w:cs="Times New Roman"/>
+          <w:sz w:val="24"/>
+          <w:szCs w:val="24"/>
+        </w:rPr>
+        <w:t xml:space="preserve"> rule.</w:t>
+      </w:r>
+    </w:p>
+    <w:p>
+      <w:pPr>
+        <w:tabs>
+          <w:tab w:val="left" w:pos="1822"/>
+        </w:tabs>
+        <w:spacing w:after="0"/>
+        <w:rPr>
+          <w:rFonts w:ascii="Times New Roman" w:hAnsi="Times New Roman" w:cs="Times New Roman"/>
+          <w:sz w:val="24"/>
+          <w:szCs w:val="24"/>
+        </w:rPr>
+      </w:pPr>
+      <w:r>
+        <w:rPr>
+          <w:rFonts w:ascii="Times New Roman" w:hAnsi="Times New Roman" w:cs="Times New Roman"/>
+          <w:sz w:val="24"/>
+          <w:szCs w:val="24"/>
+        </w:rPr>
+        <w:t xml:space="preserve">From the </w:t>
+      </w:r>
+      <w:r>
+        <w:rPr>
+          <w:rFonts w:ascii="Times New Roman" w:hAnsi="Times New Roman" w:cs="Times New Roman"/>
+          <w:b/>
+          <w:bCs/>
+          <w:sz w:val="24"/>
+          <w:szCs w:val="24"/>
+        </w:rPr>
+        <w:t>General</w:t>
+      </w:r>
+      <w:r>
+        <w:rPr>
+          <w:rFonts w:ascii="Times New Roman" w:hAnsi="Times New Roman" w:cs="Times New Roman"/>
+          <w:sz w:val="24"/>
+          <w:szCs w:val="24"/>
+        </w:rPr>
+        <w:t xml:space="preserve"> tab, record the following details:</w:t>
+      </w:r>
+    </w:p>
+    <w:p>
+      <w:pPr>
+        <w:tabs>
+          <w:tab w:val="left" w:pos="1832"/>
+        </w:tabs>
+        <w:spacing w:after="0"/>
+        <w:ind w:left="720"/>
+        <w:rPr>
+          <w:rFonts w:ascii="Times New Roman" w:hAnsi="Times New Roman" w:cs="Times New Roman"/>
+          <w:sz w:val="24"/>
+          <w:szCs w:val="24"/>
+        </w:rPr>
+      </w:pPr>
+      <w:r>
+        <w:rPr>
+          <w:rFonts w:ascii="Times New Roman" w:hAnsi="Times New Roman" w:cs="Times New Roman"/>
+          <w:sz w:val="24"/>
+          <w:szCs w:val="24"/>
+        </w:rPr>
+        <w:t>Rule Name: Allow TCP 8080 - Misconfiguration Test</w:t>
+      </w:r>
+    </w:p>
+    <w:p>
+      <w:pPr>
+        <w:tabs>
+          <w:tab w:val="left" w:pos="1832"/>
+        </w:tabs>
+        <w:spacing w:after="0"/>
+        <w:ind w:left="720"/>
+        <w:rPr>
+          <w:rFonts w:ascii="Times New Roman" w:hAnsi="Times New Roman" w:cs="Times New Roman"/>
+          <w:sz w:val="24"/>
+          <w:szCs w:val="24"/>
+        </w:rPr>
+      </w:pPr>
+      <w:r>
+        <w:rPr>
+          <w:rFonts w:ascii="Times New Roman" w:hAnsi="Times New Roman" w:cs="Times New Roman"/>
+          <w:sz w:val="24"/>
+          <w:szCs w:val="24"/>
+        </w:rPr>
+        <w:t>Status: Enabled</w:t>
+      </w:r>
+    </w:p>
+    <w:p>
+      <w:pPr>
+        <w:tabs>
+          <w:tab w:val="left" w:pos="1832"/>
+        </w:tabs>
+        <w:spacing w:after="0"/>
+        <w:ind w:left="720"/>
+        <w:rPr>
+          <w:rFonts w:ascii="Times New Roman" w:hAnsi="Times New Roman" w:cs="Times New Roman"/>
+          <w:sz w:val="24"/>
+          <w:szCs w:val="24"/>
+        </w:rPr>
+      </w:pPr>
+      <w:r>
+        <w:rPr>
+          <w:rFonts w:ascii="Times New Roman" w:hAnsi="Times New Roman" w:cs="Times New Roman"/>
+          <w:sz w:val="24"/>
+          <w:szCs w:val="24"/>
+        </w:rPr>
+        <w:t>Action: Allow the connection</w:t>
+      </w:r>
+    </w:p>
+    <w:p>
+      <w:pPr>
+        <w:tabs>
+          <w:tab w:val="left" w:pos="1822"/>
+        </w:tabs>
+        <w:rPr>
+          <w:rFonts w:ascii="Times New Roman" w:hAnsi="Times New Roman" w:cs="Times New Roman"/>
+          <w:sz w:val="24"/>
+          <w:szCs w:val="24"/>
+        </w:rPr>
+      </w:pPr>
+      <w:r>
+        <w:rPr>
+          <w:rFonts w:ascii="Times New Roman" w:hAnsi="Times New Roman" w:cs="Times New Roman"/>
+          <w:sz w:val="24"/>
+          <w:szCs w:val="24"/>
+        </w:rPr>
+        <w:t>The rule is configured to allow network connections through the firewall.</w:t>
+      </w:r>
+    </w:p>
+    <w:p>
+      <w:pPr>
+        <w:keepNext/>
+        <w:tabs>
+          <w:tab w:val="left" w:pos="1822"/>
+        </w:tabs>
+      </w:pPr>
+      <w:r>
+        <w:rPr>
+          <w:noProof/>
+        </w:rPr>
+        <w:drawing>
+          <wp:inline distT="0" distB="0" distL="0" distR="0" wp14:anchorId="787BE674" wp14:editId="260481E5">
+            <wp:extent cx="5943600" cy="4456430"/>
+            <wp:effectExtent l="0" t="0" r="0" b="1270"/>
+            <wp:docPr id="1539179542" name="Picture 1"/>
+            <wp:cNvGraphicFramePr>
+              <a:graphicFrameLocks xmlns:a="http://schemas.openxmlformats.org/drawingml/2006/main" noChangeAspect="1"/>
+            </wp:cNvGraphicFramePr>
+            <a:graphic xmlns:a="http://schemas.openxmlformats.org/drawingml/2006/main">
+              <a:graphicData uri="http://schemas.openxmlformats.org/drawingml/2006/picture">
+                <pic:pic xmlns:pic="http://schemas.openxmlformats.org/drawingml/2006/picture">
+                  <pic:nvPicPr>
+                    <pic:cNvPr id="1539179542" name=""/>
+                    <pic:cNvPicPr/>
+                  </pic:nvPicPr>
+                  <pic:blipFill>
+                    <a:blip r:embed="rId32"/>
+                    <a:stretch>
+                      <a:fillRect/>
+                    </a:stretch>
+                  </pic:blipFill>
+                  <pic:spPr>
+                    <a:xfrm>
+                      <a:off x="0" y="0"/>
+                      <a:ext cx="5943600" cy="4456430"/>
+                    </a:xfrm>
+                    <a:prstGeom prst="rect">
+                      <a:avLst/>
+                    </a:prstGeom>
+                  </pic:spPr>
+                </pic:pic>
+              </a:graphicData>
+            </a:graphic>
+          </wp:inline>
+        </w:drawing>
+      </w:r>
+    </w:p>
+    <w:p>
+      <w:pPr>
+        <w:pStyle w:val="Caption"/>
+        <w:jc w:val="center"/>
+      </w:pPr>
+      <w:r>
+        <w:t>Figure 4</w:t>
+      </w:r>
+      <w:r>
+        <w:t>: Collected details of the identified firewall misconfiguration</w:t>
+      </w:r>
+    </w:p>
+    <w:p>
+      <w:pPr>
+        <w:tabs>
+          <w:tab w:val="left" w:pos="1832"/>
+        </w:tabs>
+        <w:rPr>
+          <w:rFonts w:ascii="Times New Roman" w:hAnsi="Times New Roman" w:cs="Times New Roman"/>
+          <w:b/>
+          <w:bCs/>
+          <w:sz w:val="24"/>
+          <w:szCs w:val="24"/>
+        </w:rPr>
+      </w:pPr>
+      <w:r>
+        <w:rPr>
+          <w:rFonts w:ascii="Times New Roman" w:hAnsi="Times New Roman" w:cs="Times New Roman"/>
+          <w:b/>
+          <w:bCs/>
+          <w:sz w:val="24"/>
+          <w:szCs w:val="24"/>
+        </w:rPr>
+        <w:t>POC Explanation</w:t>
+      </w:r>
+    </w:p>
+    <w:p>
+      <w:pPr>
+        <w:tabs>
+          <w:tab w:val="left" w:pos="1832"/>
+        </w:tabs>
+        <w:spacing w:after="0"/>
+        <w:rPr>
+          <w:rFonts w:ascii="Times New Roman" w:hAnsi="Times New Roman" w:cs="Times New Roman"/>
+          <w:sz w:val="24"/>
+          <w:szCs w:val="24"/>
+        </w:rPr>
+      </w:pPr>
+      <w:r>
+        <w:rPr>
+          <w:rFonts w:ascii="Times New Roman" w:hAnsi="Times New Roman" w:cs="Times New Roman"/>
+          <w:sz w:val="24"/>
+          <w:szCs w:val="24"/>
+        </w:rPr>
+        <w:lastRenderedPageBreak/>
+        <w:t>The enabled rule allows TCP 8080 traffic through the firewall. When combined with the unrestricted IP scope identified in the previous step, this represents an overly permissive firewall configuration that could unnecessarily increase the system's attack surface.</w:t>
+      </w:r>
+    </w:p>
+    <w:p>
+      <w:pPr>
+        <w:tabs>
+          <w:tab w:val="left" w:pos="1832"/>
+        </w:tabs>
+        <w:spacing w:after="0"/>
+        <w:rPr>
+          <w:rFonts w:ascii="Times New Roman" w:hAnsi="Times New Roman" w:cs="Times New Roman"/>
+          <w:sz w:val="24"/>
+          <w:szCs w:val="24"/>
+        </w:rPr>
+      </w:pPr>
+    </w:p>
+    <w:p>
+      <w:pPr>
+        <w:tabs>
+          <w:tab w:val="left" w:pos="1832"/>
+        </w:tabs>
+        <w:spacing w:after="0"/>
+        <w:rPr>
+          <w:rFonts w:ascii="Times New Roman" w:hAnsi="Times New Roman" w:cs="Times New Roman"/>
+          <w:sz w:val="12"/>
+          <w:szCs w:val="12"/>
+        </w:rPr>
+      </w:pPr>
+    </w:p>
+    <w:p>
+      <w:pPr>
+        <w:tabs>
+          <w:tab w:val="left" w:pos="1832"/>
+        </w:tabs>
+        <w:spacing w:after="0"/>
+        <w:rPr>
+          <w:rFonts w:ascii="Times New Roman" w:hAnsi="Times New Roman" w:cs="Times New Roman"/>
+          <w:b/>
+          <w:bCs/>
+          <w:sz w:val="26"/>
+          <w:szCs w:val="26"/>
+        </w:rPr>
+      </w:pPr>
+      <w:r>
+        <w:rPr>
+          <w:rFonts w:ascii="Times New Roman" w:hAnsi="Times New Roman" w:cs="Times New Roman"/>
+          <w:b/>
+          <w:bCs/>
+          <w:sz w:val="26"/>
+          <w:szCs w:val="26"/>
+        </w:rPr>
+        <w:t>Step 5: Design a Secure Network Topology using DMZ and IDS</w:t>
+      </w:r>
+    </w:p>
+    <w:p>
+      <w:pPr>
+        <w:tabs>
+          <w:tab w:val="left" w:pos="1832"/>
+        </w:tabs>
+        <w:spacing w:after="0"/>
+        <w:rPr>
+          <w:rFonts w:ascii="Times New Roman" w:hAnsi="Times New Roman" w:cs="Times New Roman"/>
+          <w:sz w:val="24"/>
+          <w:szCs w:val="24"/>
+        </w:rPr>
+      </w:pPr>
+    </w:p>
+    <w:p>
+      <w:pPr>
+        <w:tabs>
+          <w:tab w:val="left" w:pos="1832"/>
+        </w:tabs>
+        <w:spacing w:after="0"/>
+        <w:rPr>
+          <w:rFonts w:ascii="Times New Roman" w:hAnsi="Times New Roman" w:cs="Times New Roman"/>
+          <w:sz w:val="24"/>
+          <w:szCs w:val="24"/>
+        </w:rPr>
+      </w:pPr>
+      <w:r>
+        <w:rPr>
+          <w:rFonts w:ascii="Times New Roman" w:hAnsi="Times New Roman" w:cs="Times New Roman"/>
+          <w:sz w:val="24"/>
+          <w:szCs w:val="24"/>
+        </w:rPr>
+        <w:t xml:space="preserve">Open </w:t>
+      </w:r>
+      <w:r>
+        <w:rPr>
+          <w:rFonts w:ascii="Times New Roman" w:hAnsi="Times New Roman" w:cs="Times New Roman"/>
+          <w:b/>
+          <w:bCs/>
+          <w:sz w:val="24"/>
+          <w:szCs w:val="24"/>
+        </w:rPr>
+        <w:t>draw.io (diagrams.net)</w:t>
+      </w:r>
+      <w:r>
+        <w:rPr>
+          <w:rFonts w:ascii="Times New Roman" w:hAnsi="Times New Roman" w:cs="Times New Roman"/>
+          <w:sz w:val="24"/>
+          <w:szCs w:val="24"/>
+        </w:rPr>
+        <w:t xml:space="preserve"> and create the secure network topology.</w:t>
+      </w:r>
+    </w:p>
+    <w:p>
+      <w:pPr>
+        <w:tabs>
+          <w:tab w:val="left" w:pos="1832"/>
+        </w:tabs>
+        <w:rPr>
+          <w:rFonts w:ascii="Times New Roman" w:hAnsi="Times New Roman" w:cs="Times New Roman"/>
+          <w:sz w:val="24"/>
+          <w:szCs w:val="24"/>
+        </w:rPr>
+      </w:pPr>
+      <w:r>
+        <w:rPr>
+          <w:rFonts w:ascii="Times New Roman" w:hAnsi="Times New Roman" w:cs="Times New Roman"/>
+          <w:sz w:val="24"/>
+          <w:szCs w:val="24"/>
+        </w:rPr>
+        <w:t>Add and arrange the following components:</w:t>
+      </w:r>
+    </w:p>
+    <w:tbl>
+      <w:tblPr>
+        <w:tblStyle w:val="TableGrid"/>
+        <w:tblW w:w="0" w:type="auto"/>
+        <w:tblLook w:val="04A0" w:firstRow="1" w:lastRow="0" w:firstColumn="1" w:lastColumn="0" w:noHBand="0" w:noVBand="1"/>
+      </w:tblPr>
+      <w:tblGrid>
+        <w:gridCol w:w="1838"/>
+        <w:gridCol w:w="2410"/>
+        <w:gridCol w:w="4678"/>
+      </w:tblGrid>
+      <w:tr>
+        <w:tc>
+          <w:tcPr>
+            <w:tcW w:w="1838" w:type="dxa"/>
+          </w:tcPr>
+          <w:p>
+            <w:pPr>
+              <w:tabs>
+                <w:tab w:val="left" w:pos="1832"/>
+              </w:tabs>
+              <w:rPr>
+                <w:rFonts w:ascii="Times New Roman" w:hAnsi="Times New Roman" w:cs="Times New Roman"/>
+                <w:b/>
+                <w:bCs/>
+                <w:sz w:val="24"/>
+                <w:szCs w:val="24"/>
+              </w:rPr>
+            </w:pPr>
+            <w:r>
+              <w:rPr>
+                <w:rFonts w:ascii="Times New Roman" w:hAnsi="Times New Roman" w:cs="Times New Roman"/>
+                <w:b/>
+                <w:bCs/>
+                <w:sz w:val="24"/>
+                <w:szCs w:val="24"/>
+              </w:rPr>
+              <w:t>Component</w:t>
+            </w:r>
+          </w:p>
+        </w:tc>
+        <w:tc>
+          <w:tcPr>
+            <w:tcW w:w="2410" w:type="dxa"/>
+          </w:tcPr>
+          <w:p>
+            <w:pPr>
+              <w:tabs>
+                <w:tab w:val="left" w:pos="1832"/>
+              </w:tabs>
+              <w:rPr>
+                <w:rFonts w:ascii="Times New Roman" w:hAnsi="Times New Roman" w:cs="Times New Roman"/>
+                <w:b/>
+                <w:bCs/>
+                <w:sz w:val="24"/>
+                <w:szCs w:val="24"/>
+              </w:rPr>
+            </w:pPr>
+            <w:r>
+              <w:rPr>
+                <w:rFonts w:ascii="Times New Roman" w:hAnsi="Times New Roman" w:cs="Times New Roman"/>
+                <w:b/>
+                <w:bCs/>
+                <w:sz w:val="24"/>
+                <w:szCs w:val="24"/>
+              </w:rPr>
+              <w:t>Shape used</w:t>
+            </w:r>
+          </w:p>
+        </w:tc>
+        <w:tc>
+          <w:tcPr>
+            <w:tcW w:w="4678" w:type="dxa"/>
+          </w:tcPr>
+          <w:p>
+            <w:pPr>
+              <w:tabs>
+                <w:tab w:val="left" w:pos="1832"/>
+              </w:tabs>
+              <w:rPr>
+                <w:rFonts w:ascii="Times New Roman" w:hAnsi="Times New Roman" w:cs="Times New Roman"/>
+                <w:b/>
+                <w:bCs/>
+                <w:sz w:val="24"/>
+                <w:szCs w:val="24"/>
+              </w:rPr>
+            </w:pPr>
+            <w:r>
+              <w:rPr>
+                <w:rFonts w:ascii="Times New Roman" w:hAnsi="Times New Roman" w:cs="Times New Roman"/>
+                <w:b/>
+                <w:bCs/>
+                <w:sz w:val="24"/>
+                <w:szCs w:val="24"/>
+              </w:rPr>
+              <w:t>Purpose</w:t>
+            </w:r>
+          </w:p>
+        </w:tc>
+      </w:tr>
+      <w:tr>
+        <w:tc>
+          <w:tcPr>
+            <w:tcW w:w="1838" w:type="dxa"/>
+          </w:tcPr>
+          <w:p>
+            <w:pPr>
+              <w:tabs>
+                <w:tab w:val="left" w:pos="1832"/>
+              </w:tabs>
+              <w:rPr>
+                <w:rFonts w:ascii="Times New Roman" w:hAnsi="Times New Roman" w:cs="Times New Roman"/>
+                <w:sz w:val="24"/>
+                <w:szCs w:val="24"/>
+              </w:rPr>
+            </w:pPr>
+            <w:r>
+              <w:rPr>
+                <w:rFonts w:ascii="Times New Roman" w:hAnsi="Times New Roman" w:cs="Times New Roman"/>
+                <w:sz w:val="24"/>
+                <w:szCs w:val="24"/>
+              </w:rPr>
+              <w:t>Internet</w:t>
+            </w:r>
+          </w:p>
+        </w:tc>
+        <w:tc>
+          <w:tcPr>
+            <w:tcW w:w="2410" w:type="dxa"/>
+          </w:tcPr>
+          <w:p>
+            <w:pPr>
+              <w:tabs>
+                <w:tab w:val="left" w:pos="1832"/>
+              </w:tabs>
+              <w:rPr>
+                <w:rFonts w:ascii="Times New Roman" w:hAnsi="Times New Roman" w:cs="Times New Roman"/>
+                <w:sz w:val="24"/>
+                <w:szCs w:val="24"/>
+              </w:rPr>
+            </w:pPr>
+            <w:r>
+              <w:rPr>
+                <w:rFonts w:ascii="Times New Roman" w:hAnsi="Times New Roman" w:cs="Times New Roman"/>
+                <w:sz w:val="24"/>
+                <w:szCs w:val="24"/>
+              </w:rPr>
+              <w:t>Cloud</w:t>
+            </w:r>
+          </w:p>
+        </w:tc>
+        <w:tc>
+          <w:tcPr>
+            <w:tcW w:w="4678" w:type="dxa"/>
+          </w:tcPr>
+          <w:p>
+            <w:pPr>
+              <w:tabs>
+                <w:tab w:val="left" w:pos="1832"/>
+              </w:tabs>
+              <w:rPr>
+                <w:rFonts w:ascii="Times New Roman" w:hAnsi="Times New Roman" w:cs="Times New Roman"/>
+                <w:sz w:val="24"/>
+                <w:szCs w:val="24"/>
+              </w:rPr>
+            </w:pPr>
+            <w:r>
+              <w:rPr>
+                <w:rFonts w:ascii="Times New Roman" w:hAnsi="Times New Roman" w:cs="Times New Roman"/>
+                <w:sz w:val="24"/>
+                <w:szCs w:val="24"/>
+              </w:rPr>
+              <w:t>Represents the external network</w:t>
+            </w:r>
+          </w:p>
+        </w:tc>
+      </w:tr>
+      <w:tr>
+        <w:tc>
+          <w:tcPr>
+            <w:tcW w:w="1838" w:type="dxa"/>
+          </w:tcPr>
+          <w:p>
+            <w:pPr>
+              <w:tabs>
+                <w:tab w:val="left" w:pos="1832"/>
+              </w:tabs>
+              <w:rPr>
+                <w:rFonts w:ascii="Times New Roman" w:hAnsi="Times New Roman" w:cs="Times New Roman"/>
+                <w:sz w:val="24"/>
+                <w:szCs w:val="24"/>
+              </w:rPr>
+            </w:pPr>
+            <w:r>
+              <w:rPr>
+                <w:rFonts w:ascii="Times New Roman" w:hAnsi="Times New Roman" w:cs="Times New Roman"/>
+                <w:sz w:val="24"/>
+                <w:szCs w:val="24"/>
+              </w:rPr>
+              <w:t>Firewall</w:t>
+            </w:r>
+          </w:p>
+        </w:tc>
+        <w:tc>
+          <w:tcPr>
+            <w:tcW w:w="2410" w:type="dxa"/>
+          </w:tcPr>
+          <w:p>
+            <w:pPr>
+              <w:tabs>
+                <w:tab w:val="left" w:pos="1832"/>
+              </w:tabs>
+              <w:rPr>
+                <w:rFonts w:ascii="Times New Roman" w:hAnsi="Times New Roman" w:cs="Times New Roman"/>
+                <w:sz w:val="24"/>
+                <w:szCs w:val="24"/>
+              </w:rPr>
+            </w:pPr>
+            <w:r>
+              <w:rPr>
+                <w:rFonts w:ascii="Times New Roman" w:hAnsi="Times New Roman" w:cs="Times New Roman"/>
+                <w:sz w:val="24"/>
+                <w:szCs w:val="24"/>
+              </w:rPr>
+              <w:t>Rectangle</w:t>
+            </w:r>
+          </w:p>
+        </w:tc>
+        <w:tc>
+          <w:tcPr>
+            <w:tcW w:w="4678" w:type="dxa"/>
+          </w:tcPr>
+          <w:p>
+            <w:pPr>
+              <w:tabs>
+                <w:tab w:val="left" w:pos="1832"/>
+              </w:tabs>
+              <w:rPr>
+                <w:rFonts w:ascii="Times New Roman" w:hAnsi="Times New Roman" w:cs="Times New Roman"/>
+                <w:sz w:val="24"/>
+                <w:szCs w:val="24"/>
+              </w:rPr>
+            </w:pPr>
+            <w:r>
+              <w:rPr>
+                <w:rFonts w:ascii="Times New Roman" w:hAnsi="Times New Roman" w:cs="Times New Roman"/>
+                <w:sz w:val="24"/>
+                <w:szCs w:val="24"/>
+              </w:rPr>
+              <w:t>Controls incoming and outgoing traffic</w:t>
+            </w:r>
+          </w:p>
+        </w:tc>
+      </w:tr>
+      <w:tr>
+        <w:tc>
+          <w:tcPr>
+            <w:tcW w:w="1838" w:type="dxa"/>
+          </w:tcPr>
+          <w:p>
+            <w:pPr>
+              <w:tabs>
+                <w:tab w:val="left" w:pos="1832"/>
+              </w:tabs>
+              <w:rPr>
+                <w:rFonts w:ascii="Times New Roman" w:hAnsi="Times New Roman" w:cs="Times New Roman"/>
+                <w:sz w:val="24"/>
+                <w:szCs w:val="24"/>
+              </w:rPr>
+            </w:pPr>
+            <w:r>
+              <w:rPr>
+                <w:rFonts w:ascii="Times New Roman" w:hAnsi="Times New Roman" w:cs="Times New Roman"/>
+                <w:sz w:val="24"/>
+                <w:szCs w:val="24"/>
+              </w:rPr>
+              <w:t>DMZ</w:t>
+            </w:r>
+          </w:p>
+        </w:tc>
+        <w:tc>
+          <w:tcPr>
+            <w:tcW w:w="2410" w:type="dxa"/>
+          </w:tcPr>
+          <w:p>
+            <w:pPr>
+              <w:tabs>
+                <w:tab w:val="left" w:pos="1832"/>
+              </w:tabs>
+              <w:rPr>
+                <w:rFonts w:ascii="Times New Roman" w:hAnsi="Times New Roman" w:cs="Times New Roman"/>
+                <w:sz w:val="24"/>
+                <w:szCs w:val="24"/>
+              </w:rPr>
+            </w:pPr>
+            <w:r>
+              <w:rPr>
+                <w:rFonts w:ascii="Times New Roman" w:hAnsi="Times New Roman" w:cs="Times New Roman"/>
+                <w:sz w:val="24"/>
+                <w:szCs w:val="24"/>
+              </w:rPr>
+              <w:t>Large rounded rectangle</w:t>
+            </w:r>
+          </w:p>
+        </w:tc>
+        <w:tc>
+          <w:tcPr>
+            <w:tcW w:w="4678" w:type="dxa"/>
+          </w:tcPr>
+          <w:p>
+            <w:pPr>
+              <w:tabs>
+                <w:tab w:val="left" w:pos="1832"/>
+              </w:tabs>
+              <w:rPr>
+                <w:rFonts w:ascii="Times New Roman" w:hAnsi="Times New Roman" w:cs="Times New Roman"/>
+                <w:sz w:val="24"/>
+                <w:szCs w:val="24"/>
+              </w:rPr>
+            </w:pPr>
+            <w:r>
+              <w:rPr>
+                <w:rFonts w:ascii="Times New Roman" w:hAnsi="Times New Roman" w:cs="Times New Roman"/>
+                <w:sz w:val="24"/>
+                <w:szCs w:val="24"/>
+              </w:rPr>
+              <w:t>Isolates public-facing services</w:t>
+            </w:r>
+          </w:p>
+        </w:tc>
+      </w:tr>
+      <w:tr>
+        <w:tc>
+          <w:tcPr>
+            <w:tcW w:w="1838" w:type="dxa"/>
+          </w:tcPr>
+          <w:p>
+            <w:pPr>
+              <w:tabs>
+                <w:tab w:val="left" w:pos="1832"/>
+              </w:tabs>
+              <w:rPr>
+                <w:rFonts w:ascii="Times New Roman" w:hAnsi="Times New Roman" w:cs="Times New Roman"/>
+                <w:sz w:val="24"/>
+                <w:szCs w:val="24"/>
+              </w:rPr>
+            </w:pPr>
+            <w:r>
+              <w:rPr>
+                <w:rFonts w:ascii="Times New Roman" w:hAnsi="Times New Roman" w:cs="Times New Roman"/>
+                <w:sz w:val="24"/>
+                <w:szCs w:val="24"/>
+              </w:rPr>
+              <w:t>Web Server</w:t>
+            </w:r>
+          </w:p>
+        </w:tc>
+        <w:tc>
+          <w:tcPr>
+            <w:tcW w:w="2410" w:type="dxa"/>
+          </w:tcPr>
+          <w:p>
+            <w:pPr>
+              <w:tabs>
+                <w:tab w:val="left" w:pos="1832"/>
+              </w:tabs>
+              <w:rPr>
+                <w:rFonts w:ascii="Times New Roman" w:hAnsi="Times New Roman" w:cs="Times New Roman"/>
+                <w:sz w:val="24"/>
+                <w:szCs w:val="24"/>
+              </w:rPr>
+            </w:pPr>
+            <w:r>
+              <w:rPr>
+                <w:rFonts w:ascii="Times New Roman" w:hAnsi="Times New Roman" w:cs="Times New Roman"/>
+                <w:sz w:val="24"/>
+                <w:szCs w:val="24"/>
+              </w:rPr>
+              <w:t>Rectangle</w:t>
+            </w:r>
+          </w:p>
+        </w:tc>
+        <w:tc>
+          <w:tcPr>
+            <w:tcW w:w="4678" w:type="dxa"/>
+          </w:tcPr>
+          <w:p>
+            <w:pPr>
+              <w:tabs>
+                <w:tab w:val="left" w:pos="1832"/>
+              </w:tabs>
+              <w:rPr>
+                <w:rFonts w:ascii="Times New Roman" w:hAnsi="Times New Roman" w:cs="Times New Roman"/>
+                <w:sz w:val="24"/>
+                <w:szCs w:val="24"/>
+              </w:rPr>
+            </w:pPr>
+            <w:r>
+              <w:rPr>
+                <w:rFonts w:ascii="Times New Roman" w:hAnsi="Times New Roman" w:cs="Times New Roman"/>
+                <w:sz w:val="24"/>
+                <w:szCs w:val="24"/>
+              </w:rPr>
+              <w:t>Hosts publicly accessible services</w:t>
+            </w:r>
+          </w:p>
+        </w:tc>
+      </w:tr>
+      <w:tr>
+        <w:tc>
+          <w:tcPr>
+            <w:tcW w:w="1838" w:type="dxa"/>
+          </w:tcPr>
+          <w:p>
+            <w:pPr>
+              <w:tabs>
+                <w:tab w:val="left" w:pos="1832"/>
+              </w:tabs>
+              <w:rPr>
+                <w:rFonts w:ascii="Times New Roman" w:hAnsi="Times New Roman" w:cs="Times New Roman"/>
+                <w:sz w:val="24"/>
+                <w:szCs w:val="24"/>
+              </w:rPr>
+            </w:pPr>
+            <w:r>
+              <w:rPr>
+                <w:rFonts w:ascii="Times New Roman" w:hAnsi="Times New Roman" w:cs="Times New Roman"/>
+                <w:sz w:val="24"/>
+                <w:szCs w:val="24"/>
+              </w:rPr>
+              <w:t>IDS</w:t>
+            </w:r>
+          </w:p>
+        </w:tc>
+        <w:tc>
+          <w:tcPr>
+            <w:tcW w:w="2410" w:type="dxa"/>
+          </w:tcPr>
+          <w:p>
+            <w:pPr>
+              <w:tabs>
+                <w:tab w:val="left" w:pos="1832"/>
+              </w:tabs>
+              <w:rPr>
+                <w:rFonts w:ascii="Times New Roman" w:hAnsi="Times New Roman" w:cs="Times New Roman"/>
+                <w:sz w:val="24"/>
+                <w:szCs w:val="24"/>
+              </w:rPr>
+            </w:pPr>
+            <w:r>
+              <w:rPr>
+                <w:rFonts w:ascii="Times New Roman" w:hAnsi="Times New Roman" w:cs="Times New Roman"/>
+                <w:sz w:val="24"/>
+                <w:szCs w:val="24"/>
+              </w:rPr>
+              <w:t>Rectangle</w:t>
+            </w:r>
+          </w:p>
+        </w:tc>
+        <w:tc>
+          <w:tcPr>
+            <w:tcW w:w="4678" w:type="dxa"/>
+          </w:tcPr>
+          <w:p>
+            <w:pPr>
+              <w:tabs>
+                <w:tab w:val="left" w:pos="1832"/>
+              </w:tabs>
+              <w:rPr>
+                <w:rFonts w:ascii="Times New Roman" w:hAnsi="Times New Roman" w:cs="Times New Roman"/>
+                <w:sz w:val="24"/>
+                <w:szCs w:val="24"/>
+              </w:rPr>
+            </w:pPr>
+            <w:r>
+              <w:rPr>
+                <w:rFonts w:ascii="Times New Roman" w:hAnsi="Times New Roman" w:cs="Times New Roman"/>
+                <w:sz w:val="24"/>
+                <w:szCs w:val="24"/>
+              </w:rPr>
+              <w:t>Monitors network traffic for suspicious activity</w:t>
+            </w:r>
+          </w:p>
+        </w:tc>
+      </w:tr>
+      <w:tr>
+        <w:tc>
+          <w:tcPr>
+            <w:tcW w:w="1838" w:type="dxa"/>
+          </w:tcPr>
+          <w:p>
+            <w:pPr>
+              <w:tabs>
+                <w:tab w:val="left" w:pos="1832"/>
+              </w:tabs>
+              <w:rPr>
+                <w:rFonts w:ascii="Times New Roman" w:hAnsi="Times New Roman" w:cs="Times New Roman"/>
+                <w:sz w:val="24"/>
+                <w:szCs w:val="24"/>
+              </w:rPr>
+            </w:pPr>
+            <w:r>
+              <w:rPr>
+                <w:rFonts w:ascii="Times New Roman" w:hAnsi="Times New Roman" w:cs="Times New Roman"/>
+                <w:sz w:val="24"/>
+                <w:szCs w:val="24"/>
+              </w:rPr>
+              <w:t>Internal Network</w:t>
+            </w:r>
+          </w:p>
+        </w:tc>
+        <w:tc>
+          <w:tcPr>
+            <w:tcW w:w="2410" w:type="dxa"/>
+          </w:tcPr>
+          <w:p>
+            <w:pPr>
+              <w:tabs>
+                <w:tab w:val="left" w:pos="1832"/>
+              </w:tabs>
+              <w:rPr>
+                <w:rFonts w:ascii="Times New Roman" w:hAnsi="Times New Roman" w:cs="Times New Roman"/>
+                <w:sz w:val="24"/>
+                <w:szCs w:val="24"/>
+              </w:rPr>
+            </w:pPr>
+            <w:r>
+              <w:rPr>
+                <w:rFonts w:ascii="Times New Roman" w:hAnsi="Times New Roman" w:cs="Times New Roman"/>
+                <w:sz w:val="24"/>
+                <w:szCs w:val="24"/>
+              </w:rPr>
+              <w:t>Large rounded rectangle</w:t>
+            </w:r>
+          </w:p>
+        </w:tc>
+        <w:tc>
+          <w:tcPr>
+            <w:tcW w:w="4678" w:type="dxa"/>
+          </w:tcPr>
+          <w:p>
+            <w:pPr>
+              <w:tabs>
+                <w:tab w:val="left" w:pos="1832"/>
+              </w:tabs>
+              <w:rPr>
+                <w:rFonts w:ascii="Times New Roman" w:hAnsi="Times New Roman" w:cs="Times New Roman"/>
+                <w:sz w:val="24"/>
+                <w:szCs w:val="24"/>
+              </w:rPr>
+            </w:pPr>
+            <w:r>
+              <w:rPr>
+                <w:rFonts w:ascii="Times New Roman" w:hAnsi="Times New Roman" w:cs="Times New Roman"/>
+                <w:sz w:val="24"/>
+                <w:szCs w:val="24"/>
+              </w:rPr>
+              <w:t>Represents the protected internal network</w:t>
+            </w:r>
+          </w:p>
+        </w:tc>
+      </w:tr>
+      <w:tr>
+        <w:tc>
+          <w:tcPr>
+            <w:tcW w:w="1838" w:type="dxa"/>
+          </w:tcPr>
+          <w:p>
+            <w:pPr>
+              <w:tabs>
+                <w:tab w:val="left" w:pos="1832"/>
+              </w:tabs>
+              <w:rPr>
+                <w:rFonts w:ascii="Times New Roman" w:hAnsi="Times New Roman" w:cs="Times New Roman"/>
+                <w:sz w:val="24"/>
+                <w:szCs w:val="24"/>
+              </w:rPr>
+            </w:pPr>
+            <w:r>
+              <w:rPr>
+                <w:rFonts w:ascii="Times New Roman" w:hAnsi="Times New Roman" w:cs="Times New Roman"/>
+                <w:sz w:val="24"/>
+                <w:szCs w:val="24"/>
+              </w:rPr>
+              <w:t>Switch</w:t>
+            </w:r>
+          </w:p>
+        </w:tc>
+        <w:tc>
+          <w:tcPr>
+            <w:tcW w:w="2410" w:type="dxa"/>
+          </w:tcPr>
+          <w:p>
+            <w:pPr>
+              <w:tabs>
+                <w:tab w:val="left" w:pos="1832"/>
+              </w:tabs>
+              <w:rPr>
+                <w:rFonts w:ascii="Times New Roman" w:hAnsi="Times New Roman" w:cs="Times New Roman"/>
+                <w:sz w:val="24"/>
+                <w:szCs w:val="24"/>
+              </w:rPr>
+            </w:pPr>
+            <w:r>
+              <w:rPr>
+                <w:rFonts w:ascii="Times New Roman" w:hAnsi="Times New Roman" w:cs="Times New Roman"/>
+                <w:sz w:val="24"/>
+                <w:szCs w:val="24"/>
+              </w:rPr>
+              <w:t>Rectangle</w:t>
+            </w:r>
+          </w:p>
+        </w:tc>
+        <w:tc>
+          <w:tcPr>
+            <w:tcW w:w="4678" w:type="dxa"/>
+          </w:tcPr>
+          <w:p>
+            <w:pPr>
+              <w:tabs>
+                <w:tab w:val="left" w:pos="1832"/>
+              </w:tabs>
+              <w:rPr>
+                <w:rFonts w:ascii="Times New Roman" w:hAnsi="Times New Roman" w:cs="Times New Roman"/>
+                <w:sz w:val="24"/>
+                <w:szCs w:val="24"/>
+              </w:rPr>
+            </w:pPr>
+            <w:r>
+              <w:rPr>
+                <w:rFonts w:ascii="Times New Roman" w:hAnsi="Times New Roman" w:cs="Times New Roman"/>
+                <w:sz w:val="24"/>
+                <w:szCs w:val="24"/>
+              </w:rPr>
+              <w:t>Connects internal devices</w:t>
+            </w:r>
+          </w:p>
+        </w:tc>
+      </w:tr>
+      <w:tr>
+        <w:tc>
+          <w:tcPr>
+            <w:tcW w:w="1838" w:type="dxa"/>
+          </w:tcPr>
+          <w:p>
+            <w:pPr>
+              <w:tabs>
+                <w:tab w:val="left" w:pos="1832"/>
+              </w:tabs>
+              <w:rPr>
+                <w:rFonts w:ascii="Times New Roman" w:hAnsi="Times New Roman" w:cs="Times New Roman"/>
+                <w:sz w:val="24"/>
+                <w:szCs w:val="24"/>
+              </w:rPr>
+            </w:pPr>
+            <w:r>
+              <w:rPr>
+                <w:rFonts w:ascii="Times New Roman" w:hAnsi="Times New Roman" w:cs="Times New Roman"/>
+                <w:sz w:val="24"/>
+                <w:szCs w:val="24"/>
+              </w:rPr>
+              <w:t>PC-1, PC-2</w:t>
+            </w:r>
+          </w:p>
+        </w:tc>
+        <w:tc>
+          <w:tcPr>
+            <w:tcW w:w="2410" w:type="dxa"/>
+          </w:tcPr>
+          <w:p>
+            <w:pPr>
+              <w:tabs>
+                <w:tab w:val="left" w:pos="1832"/>
+              </w:tabs>
+              <w:rPr>
+                <w:rFonts w:ascii="Times New Roman" w:hAnsi="Times New Roman" w:cs="Times New Roman"/>
+                <w:sz w:val="24"/>
+                <w:szCs w:val="24"/>
+              </w:rPr>
+            </w:pPr>
+            <w:r>
+              <w:rPr>
+                <w:rFonts w:ascii="Times New Roman" w:hAnsi="Times New Roman" w:cs="Times New Roman"/>
+                <w:sz w:val="24"/>
+                <w:szCs w:val="24"/>
+              </w:rPr>
+              <w:t>Rectangles</w:t>
+            </w:r>
+          </w:p>
+        </w:tc>
+        <w:tc>
+          <w:tcPr>
+            <w:tcW w:w="4678" w:type="dxa"/>
+          </w:tcPr>
+          <w:p>
+            <w:pPr>
+              <w:tabs>
+                <w:tab w:val="left" w:pos="1832"/>
+              </w:tabs>
+              <w:rPr>
+                <w:rFonts w:ascii="Times New Roman" w:hAnsi="Times New Roman" w:cs="Times New Roman"/>
+                <w:sz w:val="24"/>
+                <w:szCs w:val="24"/>
+              </w:rPr>
+            </w:pPr>
+            <w:r>
+              <w:rPr>
+                <w:rFonts w:ascii="Times New Roman" w:hAnsi="Times New Roman" w:cs="Times New Roman"/>
+                <w:sz w:val="24"/>
+                <w:szCs w:val="24"/>
+              </w:rPr>
+              <w:t>Represents internal users/computers</w:t>
+            </w:r>
+          </w:p>
+        </w:tc>
+      </w:tr>
+      <w:tr>
+        <w:tc>
+          <w:tcPr>
+            <w:tcW w:w="1838" w:type="dxa"/>
+          </w:tcPr>
+          <w:p>
+            <w:pPr>
+              <w:tabs>
+                <w:tab w:val="left" w:pos="1832"/>
+              </w:tabs>
+              <w:rPr>
+                <w:rFonts w:ascii="Times New Roman" w:hAnsi="Times New Roman" w:cs="Times New Roman"/>
+                <w:sz w:val="24"/>
+                <w:szCs w:val="24"/>
+              </w:rPr>
+            </w:pPr>
+            <w:r>
+              <w:rPr>
+                <w:rFonts w:ascii="Times New Roman" w:hAnsi="Times New Roman" w:cs="Times New Roman"/>
+                <w:sz w:val="24"/>
+                <w:szCs w:val="24"/>
+              </w:rPr>
+              <w:t>Component</w:t>
+            </w:r>
+          </w:p>
+        </w:tc>
+        <w:tc>
+          <w:tcPr>
+            <w:tcW w:w="2410" w:type="dxa"/>
+          </w:tcPr>
+          <w:p>
+            <w:pPr>
+              <w:tabs>
+                <w:tab w:val="left" w:pos="1832"/>
+              </w:tabs>
+              <w:rPr>
+                <w:rFonts w:ascii="Times New Roman" w:hAnsi="Times New Roman" w:cs="Times New Roman"/>
+                <w:sz w:val="24"/>
+                <w:szCs w:val="24"/>
+              </w:rPr>
+            </w:pPr>
+            <w:r>
+              <w:rPr>
+                <w:rFonts w:ascii="Times New Roman" w:hAnsi="Times New Roman" w:cs="Times New Roman"/>
+                <w:sz w:val="24"/>
+                <w:szCs w:val="24"/>
+              </w:rPr>
+              <w:t>Shape used</w:t>
+            </w:r>
+          </w:p>
+        </w:tc>
+        <w:tc>
+          <w:tcPr>
+            <w:tcW w:w="4678" w:type="dxa"/>
+          </w:tcPr>
+          <w:p>
+            <w:pPr>
+              <w:tabs>
+                <w:tab w:val="left" w:pos="1832"/>
+              </w:tabs>
+              <w:rPr>
+                <w:rFonts w:ascii="Times New Roman" w:hAnsi="Times New Roman" w:cs="Times New Roman"/>
+                <w:sz w:val="24"/>
+                <w:szCs w:val="24"/>
+              </w:rPr>
+            </w:pPr>
+            <w:r>
+              <w:rPr>
+                <w:rFonts w:ascii="Times New Roman" w:hAnsi="Times New Roman" w:cs="Times New Roman"/>
+                <w:sz w:val="24"/>
+                <w:szCs w:val="24"/>
+              </w:rPr>
+              <w:t>Purpose</w:t>
+            </w:r>
+          </w:p>
+        </w:tc>
+      </w:tr>
+    </w:tbl>
+    <w:p>
+      <w:pPr>
+        <w:tabs>
+          <w:tab w:val="left" w:pos="1832"/>
+        </w:tabs>
+        <w:rPr>
+          <w:rFonts w:ascii="Times New Roman" w:hAnsi="Times New Roman" w:cs="Times New Roman"/>
+          <w:sz w:val="24"/>
+          <w:szCs w:val="24"/>
+        </w:rPr>
+      </w:pPr>
+      <w:r>
+        <w:rPr>
+          <w:rFonts w:ascii="Times New Roman" w:hAnsi="Times New Roman" w:cs="Times New Roman"/>
+          <w:sz w:val="24"/>
+          <w:szCs w:val="24"/>
+        </w:rPr>
+        <w:t>Connect the components as:</w:t>
+      </w:r>
+      <w:r>
+        <w:rPr>
+          <w:rFonts w:ascii="Times New Roman" w:hAnsi="Times New Roman" w:cs="Times New Roman"/>
+          <w:sz w:val="24"/>
+          <w:szCs w:val="24"/>
+        </w:rPr>
+        <w:t xml:space="preserve"> </w:t>
+      </w:r>
+      <w:r>
+        <w:rPr>
+          <w:rFonts w:ascii="Times New Roman" w:hAnsi="Times New Roman" w:cs="Times New Roman"/>
+          <w:b/>
+          <w:bCs/>
+          <w:sz w:val="24"/>
+          <w:szCs w:val="24"/>
+        </w:rPr>
+        <w:t>Internet → Firewall → DMZ → Internal Network</w:t>
+      </w:r>
+    </w:p>
+    <w:p>
+      <w:pPr>
+        <w:tabs>
+          <w:tab w:val="left" w:pos="1832"/>
+        </w:tabs>
+        <w:spacing w:after="0"/>
+        <w:rPr>
+          <w:rFonts w:ascii="Times New Roman" w:hAnsi="Times New Roman" w:cs="Times New Roman"/>
+          <w:sz w:val="24"/>
+          <w:szCs w:val="24"/>
+        </w:rPr>
+      </w:pPr>
+      <w:r>
+        <w:rPr>
+          <w:rFonts w:ascii="Times New Roman" w:hAnsi="Times New Roman" w:cs="Times New Roman"/>
+          <w:sz w:val="24"/>
+          <w:szCs w:val="24"/>
+        </w:rPr>
+        <w:t xml:space="preserve">Place the </w:t>
+      </w:r>
+      <w:r>
+        <w:rPr>
+          <w:rFonts w:ascii="Times New Roman" w:hAnsi="Times New Roman" w:cs="Times New Roman"/>
+          <w:b/>
+          <w:bCs/>
+          <w:sz w:val="24"/>
+          <w:szCs w:val="24"/>
+        </w:rPr>
+        <w:t>Web Server</w:t>
+      </w:r>
+      <w:r>
+        <w:rPr>
+          <w:rFonts w:ascii="Times New Roman" w:hAnsi="Times New Roman" w:cs="Times New Roman"/>
+          <w:sz w:val="24"/>
+          <w:szCs w:val="24"/>
+        </w:rPr>
+        <w:t xml:space="preserve"> and </w:t>
+      </w:r>
+      <w:r>
+        <w:rPr>
+          <w:rFonts w:ascii="Times New Roman" w:hAnsi="Times New Roman" w:cs="Times New Roman"/>
+          <w:b/>
+          <w:bCs/>
+          <w:sz w:val="24"/>
+          <w:szCs w:val="24"/>
+        </w:rPr>
+        <w:t>IDS</w:t>
+      </w:r>
+      <w:r>
+        <w:rPr>
+          <w:rFonts w:ascii="Times New Roman" w:hAnsi="Times New Roman" w:cs="Times New Roman"/>
+          <w:sz w:val="24"/>
+          <w:szCs w:val="24"/>
+        </w:rPr>
+        <w:t xml:space="preserve"> inside the DMZ, and place the </w:t>
+      </w:r>
+      <w:r>
+        <w:rPr>
+          <w:rFonts w:ascii="Times New Roman" w:hAnsi="Times New Roman" w:cs="Times New Roman"/>
+          <w:b/>
+          <w:bCs/>
+          <w:sz w:val="24"/>
+          <w:szCs w:val="24"/>
+        </w:rPr>
+        <w:t>Switch, PC-1 and PC-2</w:t>
+      </w:r>
+      <w:r>
+        <w:rPr>
+          <w:rFonts w:ascii="Times New Roman" w:hAnsi="Times New Roman" w:cs="Times New Roman"/>
+          <w:sz w:val="24"/>
+          <w:szCs w:val="24"/>
+        </w:rPr>
+        <w:t xml:space="preserve"> inside the Internal Network.</w:t>
+      </w:r>
+    </w:p>
+    <w:p>
+      <w:pPr>
+        <w:keepNext/>
+        <w:tabs>
+          <w:tab w:val="left" w:pos="1832"/>
+        </w:tabs>
+        <w:spacing w:after="0"/>
+      </w:pPr>
+      <w:r>
+        <w:rPr>
+          <w:noProof/>
+        </w:rPr>
+        <w:drawing>
+          <wp:inline distT="0" distB="0" distL="0" distR="0" wp14:anchorId="6C64A115" wp14:editId="17C15EF9">
+            <wp:extent cx="5943600" cy="3197802"/>
+            <wp:effectExtent l="0" t="0" r="0" b="3175"/>
+            <wp:docPr id="2133612013" name="Picture 1"/>
+            <wp:cNvGraphicFramePr>
+              <a:graphicFrameLocks xmlns:a="http://schemas.openxmlformats.org/drawingml/2006/main" noChangeAspect="1"/>
+            </wp:cNvGraphicFramePr>
+            <a:graphic xmlns:a="http://schemas.openxmlformats.org/drawingml/2006/main">
+              <a:graphicData uri="http://schemas.openxmlformats.org/drawingml/2006/picture">
+                <pic:pic xmlns:pic="http://schemas.openxmlformats.org/drawingml/2006/picture">
+                  <pic:nvPicPr>
+                    <pic:cNvPr id="2133612013" name=""/>
+                    <pic:cNvPicPr/>
+                  </pic:nvPicPr>
+                  <pic:blipFill rotWithShape="1">
+                    <a:blip r:embed="rId33"/>
+                    <a:srcRect t="4352"/>
+                    <a:stretch>
+                      <a:fillRect/>
+                    </a:stretch>
+                  </pic:blipFill>
+                  <pic:spPr bwMode="auto">
+                    <a:xfrm>
+                      <a:off x="0" y="0"/>
+                      <a:ext cx="5943600" cy="3197802"/>
+                    </a:xfrm>
+                    <a:prstGeom prst="rect">
+                      <a:avLst/>
+                    </a:prstGeom>
+                    <a:ln>
+                      <a:noFill/>
+                    </a:ln>
+                    <a:extLst>
+                      <a:ext uri="{53640926-AAD7-44D8-BBD7-CCE9431645EC}">
+                        <a14:shadowObscured xmlns:a14="http://schemas.microsoft.com/office/drawing/2010/main"/>
+                      </a:ext>
+                    </a:extLst>
+                  </pic:spPr>
+                </pic:pic>
+              </a:graphicData>
+            </a:graphic>
+          </wp:inline>
+        </w:drawing>
+      </w:r>
+    </w:p>
+    <w:p>
+      <w:pPr>
+        <w:pStyle w:val="Caption"/>
+        <w:jc w:val="center"/>
+        <w:rPr>
+          <w:rFonts w:ascii="Times New Roman" w:hAnsi="Times New Roman" w:cs="Times New Roman"/>
+          <w:sz w:val="24"/>
+          <w:szCs w:val="24"/>
+        </w:rPr>
+      </w:pPr>
+      <w:r>
+        <w:t xml:space="preserve">Figure </w:t>
+      </w:r>
+      <w:r>
+        <w:t xml:space="preserve">5: Secure network topology </w:t>
+      </w:r>
+      <w:r>
+        <w:t xml:space="preserve">designed </w:t>
+      </w:r>
+      <w:r>
+        <w:t xml:space="preserve">using </w:t>
+      </w:r>
+      <w:r>
+        <w:t>DMZ and IDS</w:t>
+      </w:r>
+    </w:p>
+    <w:p>
+      <w:pPr>
+        <w:tabs>
+          <w:tab w:val="left" w:pos="1832"/>
+        </w:tabs>
+        <w:spacing w:after="0"/>
+        <w:rPr>
+          <w:rFonts w:ascii="Times New Roman" w:hAnsi="Times New Roman" w:cs="Times New Roman"/>
+          <w:b/>
+          <w:bCs/>
+          <w:sz w:val="24"/>
+          <w:szCs w:val="24"/>
+        </w:rPr>
+      </w:pPr>
+      <w:r>
+        <w:rPr>
+          <w:rFonts w:ascii="Times New Roman" w:hAnsi="Times New Roman" w:cs="Times New Roman"/>
+          <w:b/>
+          <w:bCs/>
+          <w:sz w:val="24"/>
+          <w:szCs w:val="24"/>
+        </w:rPr>
+        <w:lastRenderedPageBreak/>
+        <w:t>POC Explanation</w:t>
+      </w:r>
+    </w:p>
+    <w:p>
+      <w:pPr>
+        <w:tabs>
+          <w:tab w:val="left" w:pos="1832"/>
+        </w:tabs>
+        <w:spacing w:after="0"/>
+        <w:rPr>
+          <w:rFonts w:ascii="Times New Roman" w:hAnsi="Times New Roman" w:cs="Times New Roman"/>
+          <w:sz w:val="24"/>
+          <w:szCs w:val="24"/>
+        </w:rPr>
+      </w:pPr>
+      <w:r>
+        <w:rPr>
+          <w:rFonts w:ascii="Times New Roman" w:hAnsi="Times New Roman" w:cs="Times New Roman"/>
+          <w:sz w:val="24"/>
+          <w:szCs w:val="24"/>
+        </w:rPr>
+        <w:t xml:space="preserve">The topology separates public services from the internal network using a </w:t>
+      </w:r>
+      <w:r>
+        <w:rPr>
+          <w:rFonts w:ascii="Times New Roman" w:hAnsi="Times New Roman" w:cs="Times New Roman"/>
+          <w:b/>
+          <w:bCs/>
+          <w:sz w:val="24"/>
+          <w:szCs w:val="24"/>
+        </w:rPr>
+        <w:t>DMZ</w:t>
+      </w:r>
+      <w:r>
+        <w:rPr>
+          <w:rFonts w:ascii="Times New Roman" w:hAnsi="Times New Roman" w:cs="Times New Roman"/>
+          <w:sz w:val="24"/>
+          <w:szCs w:val="24"/>
+        </w:rPr>
+        <w:t xml:space="preserve">. The Firewall controls network traffic, while the IDS monitors network activity for suspicious </w:t>
+      </w:r>
+      <w:proofErr w:type="spellStart"/>
+      <w:r>
+        <w:rPr>
+          <w:rFonts w:ascii="Times New Roman" w:hAnsi="Times New Roman" w:cs="Times New Roman"/>
+          <w:sz w:val="24"/>
+          <w:szCs w:val="24"/>
+        </w:rPr>
+        <w:t>behavior</w:t>
+      </w:r>
+      <w:proofErr w:type="spellEnd"/>
+      <w:r>
+        <w:rPr>
+          <w:rFonts w:ascii="Times New Roman" w:hAnsi="Times New Roman" w:cs="Times New Roman"/>
+          <w:sz w:val="24"/>
+          <w:szCs w:val="24"/>
+        </w:rPr>
+        <w:t>. This provides layered protection for the organization's internal resources.</w:t>
+      </w:r>
+    </w:p>
+    <w:p>
+      <w:pPr>
+        <w:tabs>
+          <w:tab w:val="left" w:pos="1832"/>
+        </w:tabs>
+        <w:spacing w:after="0"/>
+        <w:rPr>
+          <w:rFonts w:ascii="Times New Roman" w:hAnsi="Times New Roman" w:cs="Times New Roman"/>
+          <w:sz w:val="32"/>
+          <w:szCs w:val="32"/>
+        </w:rPr>
+      </w:pPr>
+    </w:p>
+    <w:p>
+      <w:pPr>
+        <w:tabs>
+          <w:tab w:val="left" w:pos="1832"/>
+        </w:tabs>
+        <w:spacing w:after="0"/>
+        <w:rPr>
+          <w:rFonts w:ascii="Times New Roman" w:hAnsi="Times New Roman" w:cs="Times New Roman"/>
+          <w:b/>
+          <w:bCs/>
+          <w:sz w:val="28"/>
+          <w:szCs w:val="28"/>
+        </w:rPr>
+      </w:pPr>
+      <w:r>
+        <w:rPr>
+          <w:rFonts w:ascii="Times New Roman" w:hAnsi="Times New Roman" w:cs="Times New Roman"/>
+          <w:b/>
+          <w:bCs/>
+          <w:sz w:val="28"/>
+          <w:szCs w:val="28"/>
+        </w:rPr>
+        <w:t>Conclusion</w:t>
+      </w:r>
+    </w:p>
+    <w:p>
+      <w:pPr>
+        <w:tabs>
+          <w:tab w:val="left" w:pos="1832"/>
+        </w:tabs>
+        <w:spacing w:after="0"/>
+        <w:rPr>
+          <w:rFonts w:ascii="Times New Roman" w:hAnsi="Times New Roman" w:cs="Times New Roman"/>
+          <w:sz w:val="24"/>
+          <w:szCs w:val="24"/>
+        </w:rPr>
+      </w:pPr>
+    </w:p>
+    <w:p>
+      <w:pPr>
+        <w:tabs>
+          <w:tab w:val="left" w:pos="1832"/>
+        </w:tabs>
+        <w:spacing w:after="0"/>
+        <w:rPr>
+          <w:rFonts w:ascii="Times New Roman" w:hAnsi="Times New Roman" w:cs="Times New Roman"/>
+          <w:sz w:val="24"/>
+          <w:szCs w:val="24"/>
+        </w:rPr>
+      </w:pPr>
+      <w:r>
+        <w:rPr>
+          <w:rFonts w:ascii="Times New Roman" w:hAnsi="Times New Roman" w:cs="Times New Roman"/>
+          <w:sz w:val="24"/>
+          <w:szCs w:val="24"/>
+        </w:rPr>
+        <w:t xml:space="preserve">The practical was successfully completed by </w:t>
+      </w:r>
+      <w:proofErr w:type="spellStart"/>
+      <w:r>
+        <w:rPr>
+          <w:rFonts w:ascii="Times New Roman" w:hAnsi="Times New Roman" w:cs="Times New Roman"/>
+          <w:sz w:val="24"/>
+          <w:szCs w:val="24"/>
+        </w:rPr>
+        <w:t>analyzing</w:t>
+      </w:r>
+      <w:proofErr w:type="spellEnd"/>
+      <w:r>
+        <w:rPr>
+          <w:rFonts w:ascii="Times New Roman" w:hAnsi="Times New Roman" w:cs="Times New Roman"/>
+          <w:sz w:val="24"/>
+          <w:szCs w:val="24"/>
+        </w:rPr>
+        <w:t xml:space="preserve"> a Windows security event, configuring a firewall rule, identifying and documenting an overly permissive firewall configuration, and designing a secure network topology using a </w:t>
+      </w:r>
+      <w:r>
+        <w:rPr>
+          <w:rFonts w:ascii="Times New Roman" w:hAnsi="Times New Roman" w:cs="Times New Roman"/>
+          <w:b/>
+          <w:bCs/>
+          <w:sz w:val="24"/>
+          <w:szCs w:val="24"/>
+        </w:rPr>
+        <w:t>DMZ and IDS</w:t>
+      </w:r>
+      <w:r>
+        <w:rPr>
+          <w:rFonts w:ascii="Times New Roman" w:hAnsi="Times New Roman" w:cs="Times New Roman"/>
+          <w:sz w:val="24"/>
+          <w:szCs w:val="24"/>
+        </w:rPr>
+        <w:t>. The designed topology provides network isolation, traffic control, and monitoring to improve the security of the sample organization.</w:t>
+      </w:r>
+    </w:p>
+    <w:p>
+      <w:pPr>
+        <w:tabs>
+          <w:tab w:val="left" w:pos="1832"/>
+        </w:tabs>
+        <w:spacing w:after="0"/>
+        <w:rPr>
+          <w:rFonts w:ascii="Times New Roman" w:hAnsi="Times New Roman" w:cs="Times New Roman"/>
+          <w:b/>
+          <w:bCs/>
+          <w:sz w:val="24"/>
+          <w:szCs w:val="24"/>
+        </w:rPr>
+      </w:pPr>
+    </w:p>
+    <w:p>
+      <w:pPr>
+        <w:tabs>
+          <w:tab w:val="left" w:pos="1832"/>
+        </w:tabs>
+        <w:spacing w:after="0"/>
+        <w:rPr>
+          <w:rFonts w:ascii="Times New Roman" w:hAnsi="Times New Roman" w:cs="Times New Roman"/>
+          <w:b/>
+          <w:bCs/>
+          <w:sz w:val="26"/>
+          <w:szCs w:val="26"/>
+        </w:rPr>
+      </w:pPr>
+      <w:r>
+        <w:rPr>
+          <w:rFonts w:ascii="Times New Roman" w:hAnsi="Times New Roman" w:cs="Times New Roman"/>
+          <w:b/>
+          <w:bCs/>
+          <w:sz w:val="26"/>
+          <w:szCs w:val="26"/>
+        </w:rPr>
+        <w:t>Observation Questions</w:t>
+      </w:r>
+    </w:p>
+    <w:p>
+      <w:pPr>
+        <w:tabs>
+          <w:tab w:val="left" w:pos="1832"/>
+        </w:tabs>
+        <w:spacing w:after="0"/>
+        <w:rPr>
+          <w:rFonts w:ascii="Times New Roman" w:hAnsi="Times New Roman" w:cs="Times New Roman"/>
+          <w:b/>
+          <w:bCs/>
+          <w:sz w:val="24"/>
+          <w:szCs w:val="24"/>
+        </w:rPr>
+      </w:pPr>
+    </w:p>
+    <w:p>
+      <w:pPr>
+        <w:tabs>
+          <w:tab w:val="left" w:pos="1832"/>
+        </w:tabs>
+        <w:rPr>
+          <w:rFonts w:ascii="Times New Roman" w:hAnsi="Times New Roman" w:cs="Times New Roman"/>
+          <w:sz w:val="24"/>
+          <w:szCs w:val="24"/>
+        </w:rPr>
+      </w:pPr>
+      <w:r>
+        <w:rPr>
+          <w:rFonts w:ascii="Times New Roman" w:hAnsi="Times New Roman" w:cs="Times New Roman"/>
+          <w:b/>
+          <w:bCs/>
+          <w:sz w:val="24"/>
+          <w:szCs w:val="24"/>
+        </w:rPr>
+        <w:t>1) What is the purpose of DMZ?</w:t>
+      </w:r>
+    </w:p>
+    <w:p>
+      <w:pPr>
+        <w:tabs>
+          <w:tab w:val="left" w:pos="1832"/>
+        </w:tabs>
+        <w:rPr>
+          <w:rFonts w:ascii="Times New Roman" w:hAnsi="Times New Roman" w:cs="Times New Roman"/>
+          <w:sz w:val="24"/>
+          <w:szCs w:val="24"/>
+        </w:rPr>
+      </w:pPr>
+      <w:r>
+        <w:rPr>
+          <w:rFonts w:ascii="Times New Roman" w:hAnsi="Times New Roman" w:cs="Times New Roman"/>
+          <w:sz w:val="24"/>
+          <w:szCs w:val="24"/>
+        </w:rPr>
+        <w:t xml:space="preserve">A </w:t>
+      </w:r>
+      <w:r>
+        <w:rPr>
+          <w:rFonts w:ascii="Times New Roman" w:hAnsi="Times New Roman" w:cs="Times New Roman"/>
+          <w:b/>
+          <w:bCs/>
+          <w:sz w:val="24"/>
+          <w:szCs w:val="24"/>
+        </w:rPr>
+        <w:t>DMZ (Demilitarized Zone)</w:t>
+      </w:r>
+      <w:r>
+        <w:rPr>
+          <w:rFonts w:ascii="Times New Roman" w:hAnsi="Times New Roman" w:cs="Times New Roman"/>
+          <w:sz w:val="24"/>
+          <w:szCs w:val="24"/>
+        </w:rPr>
+        <w:t xml:space="preserve"> separates public-facing services from the internal network and provides an additional layer of security.</w:t>
+      </w:r>
+    </w:p>
+    <w:p>
+      <w:pPr>
+        <w:tabs>
+          <w:tab w:val="left" w:pos="1832"/>
+        </w:tabs>
+        <w:rPr>
+          <w:rFonts w:ascii="Times New Roman" w:hAnsi="Times New Roman" w:cs="Times New Roman"/>
+          <w:b/>
+          <w:bCs/>
+          <w:sz w:val="12"/>
+          <w:szCs w:val="12"/>
+        </w:rPr>
+      </w:pPr>
+    </w:p>
+    <w:p>
+      <w:pPr>
+        <w:tabs>
+          <w:tab w:val="left" w:pos="1832"/>
+        </w:tabs>
+        <w:rPr>
+          <w:rFonts w:ascii="Times New Roman" w:hAnsi="Times New Roman" w:cs="Times New Roman"/>
+          <w:sz w:val="24"/>
+          <w:szCs w:val="24"/>
+        </w:rPr>
+      </w:pPr>
+      <w:r>
+        <w:rPr>
+          <w:rFonts w:ascii="Times New Roman" w:hAnsi="Times New Roman" w:cs="Times New Roman"/>
+          <w:b/>
+          <w:bCs/>
+          <w:sz w:val="24"/>
+          <w:szCs w:val="24"/>
+        </w:rPr>
+        <w:t>2) Why should a web server not sit directly on the internal network?</w:t>
+      </w:r>
+    </w:p>
+    <w:p>
+      <w:pPr>
+        <w:tabs>
+          <w:tab w:val="left" w:pos="1832"/>
+        </w:tabs>
+        <w:rPr>
+          <w:rFonts w:ascii="Times New Roman" w:hAnsi="Times New Roman" w:cs="Times New Roman"/>
+          <w:sz w:val="24"/>
+          <w:szCs w:val="24"/>
+        </w:rPr>
+      </w:pPr>
+      <w:r>
+        <w:rPr>
+          <w:rFonts w:ascii="Times New Roman" w:hAnsi="Times New Roman" w:cs="Times New Roman"/>
+          <w:sz w:val="24"/>
+          <w:szCs w:val="24"/>
+        </w:rPr>
+        <w:t xml:space="preserve">A web server is exposed to external users and may be attacked or compromised. Keeping it in a </w:t>
+      </w:r>
+      <w:r>
+        <w:rPr>
+          <w:rFonts w:ascii="Times New Roman" w:hAnsi="Times New Roman" w:cs="Times New Roman"/>
+          <w:b/>
+          <w:bCs/>
+          <w:sz w:val="24"/>
+          <w:szCs w:val="24"/>
+        </w:rPr>
+        <w:t>DMZ</w:t>
+      </w:r>
+      <w:r>
+        <w:rPr>
+          <w:rFonts w:ascii="Times New Roman" w:hAnsi="Times New Roman" w:cs="Times New Roman"/>
+          <w:sz w:val="24"/>
+          <w:szCs w:val="24"/>
+        </w:rPr>
+        <w:t xml:space="preserve"> prevents an attacker from gaining direct access to the internal network.</w:t>
+      </w:r>
+    </w:p>
+    <w:p>
+      <w:pPr>
+        <w:tabs>
+          <w:tab w:val="left" w:pos="1832"/>
+        </w:tabs>
+        <w:rPr>
+          <w:rFonts w:ascii="Times New Roman" w:hAnsi="Times New Roman" w:cs="Times New Roman"/>
+          <w:sz w:val="12"/>
+          <w:szCs w:val="12"/>
+        </w:rPr>
+      </w:pPr>
+    </w:p>
+    <w:p>
+      <w:pPr>
+        <w:tabs>
+          <w:tab w:val="left" w:pos="1832"/>
+        </w:tabs>
+        <w:spacing w:after="0"/>
+        <w:rPr>
+          <w:rFonts w:ascii="Times New Roman" w:hAnsi="Times New Roman" w:cs="Times New Roman"/>
+          <w:sz w:val="24"/>
+          <w:szCs w:val="24"/>
+        </w:rPr>
+      </w:pPr>
+      <w:r>
+        <w:rPr>
+          <w:rFonts w:ascii="Times New Roman" w:hAnsi="Times New Roman" w:cs="Times New Roman"/>
+          <w:b/>
+          <w:bCs/>
+          <w:sz w:val="24"/>
+          <w:szCs w:val="24"/>
+        </w:rPr>
+        <w:t>3) A firewall rule says:</w:t>
+      </w:r>
+    </w:p>
+    <w:p>
+      <w:pPr>
+        <w:tabs>
+          <w:tab w:val="left" w:pos="1832"/>
+        </w:tabs>
+        <w:spacing w:after="0"/>
+        <w:rPr>
+          <w:rFonts w:ascii="Times New Roman" w:hAnsi="Times New Roman" w:cs="Times New Roman"/>
+          <w:sz w:val="24"/>
+          <w:szCs w:val="24"/>
+        </w:rPr>
+      </w:pPr>
+      <w:r>
+        <w:rPr>
+          <w:rFonts w:ascii="Times New Roman" w:hAnsi="Times New Roman" w:cs="Times New Roman"/>
+          <w:b/>
+          <w:bCs/>
+          <w:sz w:val="24"/>
+          <w:szCs w:val="24"/>
+        </w:rPr>
+        <w:t>Allow → TCP → ANY → ANY → 443</w:t>
+      </w:r>
+    </w:p>
+    <w:p>
+      <w:pPr>
+        <w:tabs>
+          <w:tab w:val="left" w:pos="1832"/>
+        </w:tabs>
+        <w:rPr>
+          <w:rFonts w:ascii="Times New Roman" w:hAnsi="Times New Roman" w:cs="Times New Roman"/>
+          <w:sz w:val="24"/>
+          <w:szCs w:val="24"/>
+        </w:rPr>
+      </w:pPr>
+      <w:r>
+        <w:rPr>
+          <w:rFonts w:ascii="Times New Roman" w:hAnsi="Times New Roman" w:cs="Times New Roman"/>
+          <w:b/>
+          <w:bCs/>
+          <w:sz w:val="24"/>
+          <w:szCs w:val="24"/>
+        </w:rPr>
+        <w:t>Why is it dangerous even though 443 is HTTPS?</w:t>
+      </w:r>
+    </w:p>
+    <w:p>
+      <w:pPr>
+        <w:tabs>
+          <w:tab w:val="left" w:pos="1832"/>
+        </w:tabs>
+        <w:spacing w:after="0"/>
+        <w:rPr>
+          <w:rFonts w:ascii="Times New Roman" w:hAnsi="Times New Roman" w:cs="Times New Roman"/>
+          <w:sz w:val="24"/>
+          <w:szCs w:val="24"/>
+        </w:rPr>
+      </w:pPr>
+      <w:r>
+        <w:rPr>
+          <w:rFonts w:ascii="Times New Roman" w:hAnsi="Times New Roman" w:cs="Times New Roman"/>
+          <w:sz w:val="24"/>
+          <w:szCs w:val="24"/>
+        </w:rPr>
+        <w:t xml:space="preserve">Port </w:t>
+      </w:r>
+      <w:r>
+        <w:rPr>
+          <w:rFonts w:ascii="Times New Roman" w:hAnsi="Times New Roman" w:cs="Times New Roman"/>
+          <w:b/>
+          <w:bCs/>
+          <w:sz w:val="24"/>
+          <w:szCs w:val="24"/>
+        </w:rPr>
+        <w:t>443</w:t>
+      </w:r>
+      <w:r>
+        <w:rPr>
+          <w:rFonts w:ascii="Times New Roman" w:hAnsi="Times New Roman" w:cs="Times New Roman"/>
+          <w:sz w:val="24"/>
+          <w:szCs w:val="24"/>
+        </w:rPr>
+        <w:t xml:space="preserve"> provides encrypted HTTPS communication, but allowing traffic from </w:t>
+      </w:r>
+      <w:r>
+        <w:rPr>
+          <w:rFonts w:ascii="Times New Roman" w:hAnsi="Times New Roman" w:cs="Times New Roman"/>
+          <w:b/>
+          <w:bCs/>
+          <w:sz w:val="24"/>
+          <w:szCs w:val="24"/>
+        </w:rPr>
+        <w:t>ANY source to ANY destination</w:t>
+      </w:r>
+      <w:r>
+        <w:rPr>
+          <w:rFonts w:ascii="Times New Roman" w:hAnsi="Times New Roman" w:cs="Times New Roman"/>
+          <w:sz w:val="24"/>
+          <w:szCs w:val="24"/>
+        </w:rPr>
+        <w:t xml:space="preserve"> is overly permissive. If an exposed service is vulnerable, attackers may still reach it through port 443. The source and destination should be restricted to only what is required.</w:t>
+      </w:r>
+    </w:p>
+    <w:p>
+      <w:pPr>
+        <w:tabs>
+          <w:tab w:val="left" w:pos="1832"/>
+        </w:tabs>
+        <w:spacing w:after="0"/>
+        <w:rPr>
+          <w:rFonts w:ascii="Times New Roman" w:hAnsi="Times New Roman" w:cs="Times New Roman"/>
+          <w:sz w:val="24"/>
+          <w:szCs w:val="24"/>
+        </w:rPr>
+      </w:pPr>
+    </w:p>
+    <w:p>
+      <w:pPr>
+        <w:tabs>
+          <w:tab w:val="left" w:pos="1832"/>
+        </w:tabs>
+        <w:spacing w:after="0"/>
+        <w:rPr>
+          <w:rFonts w:ascii="Times New Roman" w:hAnsi="Times New Roman" w:cs="Times New Roman"/>
+          <w:sz w:val="24"/>
+          <w:szCs w:val="24"/>
+        </w:rPr>
+      </w:pPr>
+    </w:p>
+    <w:p>
+      <w:pPr>
+        <w:tabs>
+          <w:tab w:val="left" w:pos="1832"/>
+        </w:tabs>
+        <w:spacing w:after="0"/>
+        <w:rPr>
+          <w:rFonts w:ascii="Times New Roman" w:hAnsi="Times New Roman" w:cs="Times New Roman"/>
+          <w:sz w:val="24"/>
+          <w:szCs w:val="24"/>
+        </w:rPr>
+      </w:pPr>
+    </w:p>
+    <w:p>
+      <w:pPr>
+        <w:tabs>
+          <w:tab w:val="left" w:pos="1832"/>
+        </w:tabs>
+        <w:spacing w:after="0"/>
+        <w:rPr>
+          <w:rFonts w:ascii="Times New Roman" w:hAnsi="Times New Roman" w:cs="Times New Roman"/>
+          <w:sz w:val="24"/>
+          <w:szCs w:val="24"/>
+        </w:rPr>
+      </w:pPr>
+    </w:p>
+    <w:p>
+      <w:pPr>
+        <w:tabs>
+          <w:tab w:val="left" w:pos="1832"/>
+        </w:tabs>
+        <w:spacing w:after="0"/>
+        <w:rPr>
+          <w:rFonts w:ascii="Times New Roman" w:hAnsi="Times New Roman" w:cs="Times New Roman"/>
+          <w:sz w:val="24"/>
+          <w:szCs w:val="24"/>
+        </w:rPr>
+      </w:pPr>
+    </w:p>
+    <w:p>
+      <w:pPr>
+        <w:tabs>
+          <w:tab w:val="left" w:pos="1832"/>
+        </w:tabs>
+        <w:spacing w:after="0"/>
+        <w:rPr>
+          <w:rFonts w:ascii="Times New Roman" w:hAnsi="Times New Roman" w:cs="Times New Roman"/>
+          <w:sz w:val="24"/>
+          <w:szCs w:val="24"/>
+        </w:rPr>
+      </w:pPr>
+    </w:p>
+    <w:p>
+      <w:pPr>
+        <w:tabs>
+          <w:tab w:val="left" w:pos="1832"/>
+        </w:tabs>
+        <w:spacing w:after="0"/>
+        <w:rPr>
+          <w:rFonts w:ascii="Times New Roman" w:hAnsi="Times New Roman" w:cs="Times New Roman"/>
+          <w:sz w:val="24"/>
+          <w:szCs w:val="24"/>
+        </w:rPr>
+      </w:pPr>
+    </w:p>
+    <w:p>
+      <w:pPr>
+        <w:tabs>
+          <w:tab w:val="left" w:pos="1832"/>
+        </w:tabs>
+        <w:spacing w:after="0"/>
+        <w:rPr>
+          <w:rFonts w:ascii="Times New Roman" w:hAnsi="Times New Roman" w:cs="Times New Roman"/>
+          <w:sz w:val="24"/>
+          <w:szCs w:val="24"/>
+        </w:rPr>
+      </w:pPr>
+    </w:p>
+    <w:p>
+      <w:pPr>
+        <w:tabs>
+          <w:tab w:val="left" w:pos="1832"/>
+        </w:tabs>
+        <w:spacing w:after="0"/>
+        <w:rPr>
+          <w:rFonts w:ascii="Times New Roman" w:hAnsi="Times New Roman" w:cs="Times New Roman"/>
           <w:sz w:val="24"/>
           <w:szCs w:val="24"/>
         </w:rPr>
       </w:pPr>
     </w:p>
     <w:sectPr>
-      <w:headerReference w:type="default" r:id="rId29"/>
-      <w:footerReference w:type="default" r:id="rId30"/>
+      <w:headerReference w:type="default" r:id="rId34"/>
+      <w:footerReference w:type="default" r:id="rId35"/>
       <w:pgSz w:w="12240" w:h="15840"/>
       <w:pgMar w:top="1440" w:right="1440" w:bottom="1440" w:left="1440" w:header="720" w:footer="720" w:gutter="0"/>
       <w:pgBorders w:offsetFrom="page">
@@ -15392,7 +19405,7 @@
 </file>
 
 <file path=word/endnotes.xml><?xml version="1.0" encoding="utf-8"?>
-<w:endnotes xmlns:wpc="http://schemas.microsoft.com/office/word/2010/wordprocessingCanvas" xmlns:cx="http://schemas.microsoft.com/office/drawing/2014/chartex" xmlns:cx1="http://schemas.microsoft.com/office/drawing/2015/9/8/chartex" xmlns:cx2="http://schemas.microsoft.com/office/drawing/2015/10/21/chartex" xmlns:cx3="http://schemas.microsoft.com/office/drawing/2016/5/9/chartex" xmlns:cx4="http://schemas.microsoft.com/office/drawing/2016/5/10/chartex" xmlns:cx5="http://schemas.microsoft.com/office/drawing/2016/5/11/chartex" xmlns:cx6="http://schemas.microsoft.com/office/drawing/2016/5/12/chartex" xmlns:cx7="http://schemas.microsoft.com/office/drawing/2016/5/13/chartex" xmlns:cx8="http://schemas.microsoft.com/office/drawing/2016/5/14/chartex" xmlns:mc="http://schemas.openxmlformats.org/markup-compatibility/2006" xmlns:aink="http://schemas.microsoft.com/office/drawing/2016/ink" xmlns:am3d="http://schemas.microsoft.com/office/drawing/2017/model3d" xmlns:o="urn:schemas-microsoft-com:office:office" xmlns:oel="http://schemas.microsoft.com/office/2019/extlst" xmlns:r="http://schemas.openxmlformats.org/officeDocument/2006/relationships" xmlns:m="http://schemas.openxmlformats.org/officeDocument/2006/math" xmlns:v="urn:schemas-microsoft-com:vml" xmlns:wp14="http://schemas.microsoft.com/office/word/2010/wordprocessingDrawing" xmlns:wp="http://schemas.openxmlformats.org/drawingml/2006/wordprocessingDrawing" xmlns:w10="urn:schemas-microsoft-com:office:word" xmlns:w="http://schemas.openxmlformats.org/wordprocessingml/2006/main" xmlns:w14="http://schemas.microsoft.com/office/word/2010/wordml" xmlns:w15="http://schemas.microsoft.com/office/word/2012/wordml" xmlns:w16cei="http://schemas.microsoft.com/office/word/2026/wordml/cei" xmlns:w16cex="http://schemas.microsoft.com/office/word/2018/wordml/cex" xmlns:w16cid="http://schemas.microsoft.com/office/word/2016/wordml/cid" xmlns:w16="http://schemas.microsoft.com/office/word/2018/wordml" xmlns:w16du="http://schemas.microsoft.com/office/word/2023/wordml/word16du" xmlns:w16sdtdh="http://schemas.microsoft.com/office/word/2020/wordml/sdtdatahash" xmlns:w16sdtfl="http://schemas.microsoft.com/office/word/2024/wordml/sdtformatlock" xmlns:w16se="http://schemas.microsoft.com/office/word/2015/wordml/symex" xmlns:wpg="http://schemas.microsoft.com/office/word/2010/wordprocessingGroup" xmlns:wpi="http://schemas.microsoft.com/office/word/2010/wordprocessingInk" xmlns:wne="http://schemas.microsoft.com/office/word/2006/wordml" xmlns:wps="http://schemas.microsoft.com/office/word/2010/wordprocessingShape" mc:Ignorable="w14 w15 w16se w16cid w16 w16cex w16sdtdh w16sdtfl w16du wp14">
+<w:endnotes xmlns:wpc="http://schemas.microsoft.com/office/word/2010/wordprocessingCanvas" xmlns:cx="http://schemas.microsoft.com/office/drawing/2014/chartex" xmlns:cx1="http://schemas.microsoft.com/office/drawing/2015/9/8/chartex" xmlns:cx2="http://schemas.microsoft.com/office/drawing/2015/10/21/chartex" xmlns:cx3="http://schemas.microsoft.com/office/drawing/2016/5/9/chartex" xmlns:cx4="http://schemas.microsoft.com/office/drawing/2016/5/10/chartex" xmlns:cx5="http://schemas.microsoft.com/office/drawing/2016/5/11/chartex" xmlns:cx6="http://schemas.microsoft.com/office/drawing/2016/5/12/chartex" xmlns:cx7="http://schemas.microsoft.com/office/drawing/2016/5/13/chartex" xmlns:cx8="http://schemas.microsoft.com/office/drawing/2016/5/14/chartex" xmlns:mc="http://schemas.openxmlformats.org/markup-compatibility/2006" xmlns:aink="http://schemas.microsoft.com/office/drawing/2016/ink" xmlns:am3d="http://schemas.microsoft.com/office/drawing/2017/model3d" xmlns:o="urn:schemas-microsoft-com:office:office" xmlns:oel="http://schemas.microsoft.com/office/2019/extlst" xmlns:r="http://schemas.openxmlformats.org/officeDocument/2006/relationships" xmlns:m="http://schemas.openxmlformats.org/officeDocument/2006/math" xmlns:v="urn:schemas-microsoft-com:vml" xmlns:wp14="http://schemas.microsoft.com/office/word/2010/wordprocessingDrawing" xmlns:wp="http://schemas.openxmlformats.org/drawingml/2006/wordprocessingDrawing" xmlns:w10="urn:schemas-microsoft-com:office:word" xmlns:w="http://schemas.openxmlformats.org/wordprocessingml/2006/main" xmlns:w14="http://schemas.microsoft.com/office/word/2010/wordml" xmlns:w15="http://schemas.microsoft.com/office/word/2012/wordml" xmlns:w16cex="http://schemas.microsoft.com/office/word/2018/wordml/cex" xmlns:w16cid="http://schemas.microsoft.com/office/word/2016/wordml/cid" xmlns:w16="http://schemas.microsoft.com/office/word/2018/wordml" xmlns:w16du="http://schemas.microsoft.com/office/word/2023/wordml/word16du" xmlns:w16sdtdh="http://schemas.microsoft.com/office/word/2020/wordml/sdtdatahash" xmlns:w16sdtfl="http://schemas.microsoft.com/office/word/2024/wordml/sdtformatlock" xmlns:w16se="http://schemas.microsoft.com/office/word/2015/wordml/symex" xmlns:wpg="http://schemas.microsoft.com/office/word/2010/wordprocessingGroup" xmlns:wpi="http://schemas.microsoft.com/office/word/2010/wordprocessingInk" xmlns:wne="http://schemas.microsoft.com/office/word/2006/wordml" xmlns:wps="http://schemas.microsoft.com/office/word/2010/wordprocessingShape" mc:Ignorable="w14 w15 w16se w16cid w16 w16cex w16sdtdh w16sdtfl w16du wp14">
   <w:endnote w:type="separator" w:id="-1">
     <w:p>
       <w:pPr>
@@ -15417,7 +19430,7 @@
 </file>
 
 <file path=word/footer1.xml><?xml version="1.0" encoding="utf-8"?>
-<w:ftr xmlns:wpc="http://schemas.microsoft.com/office/word/2010/wordprocessingCanvas" xmlns:cx="http://schemas.microsoft.com/office/drawing/2014/chartex" xmlns:cx1="http://schemas.microsoft.com/office/drawing/2015/9/8/chartex" xmlns:cx2="http://schemas.microsoft.com/office/drawing/2015/10/21/chartex" xmlns:cx3="http://schemas.microsoft.com/office/drawing/2016/5/9/chartex" xmlns:cx4="http://schemas.microsoft.com/office/drawing/2016/5/10/chartex" xmlns:cx5="http://schemas.microsoft.com/office/drawing/2016/5/11/chartex" xmlns:cx6="http://schemas.microsoft.com/office/drawing/2016/5/12/chartex" xmlns:cx7="http://schemas.microsoft.com/office/drawing/2016/5/13/chartex" xmlns:cx8="http://schemas.microsoft.com/office/drawing/2016/5/14/chartex" xmlns:mc="http://schemas.openxmlformats.org/markup-compatibility/2006" xmlns:aink="http://schemas.microsoft.com/office/drawing/2016/ink" xmlns:am3d="http://schemas.microsoft.com/office/drawing/2017/model3d" xmlns:o="urn:schemas-microsoft-com:office:office" xmlns:oel="http://schemas.microsoft.com/office/2019/extlst" xmlns:r="http://schemas.openxmlformats.org/officeDocument/2006/relationships" xmlns:m="http://schemas.openxmlformats.org/officeDocument/2006/math" xmlns:v="urn:schemas-microsoft-com:vml" xmlns:wp14="http://schemas.microsoft.com/office/word/2010/wordprocessingDrawing" xmlns:wp="http://schemas.openxmlformats.org/drawingml/2006/wordprocessingDrawing" xmlns:w10="urn:schemas-microsoft-com:office:word" xmlns:w="http://schemas.openxmlformats.org/wordprocessingml/2006/main" xmlns:w14="http://schemas.microsoft.com/office/word/2010/wordml" xmlns:w15="http://schemas.microsoft.com/office/word/2012/wordml" xmlns:w16cei="http://schemas.microsoft.com/office/word/2026/wordml/cei" xmlns:w16cex="http://schemas.microsoft.com/office/word/2018/wordml/cex" xmlns:w16cid="http://schemas.microsoft.com/office/word/2016/wordml/cid" xmlns:w16="http://schemas.microsoft.com/office/word/2018/wordml" xmlns:w16du="http://schemas.microsoft.com/office/word/2023/wordml/word16du" xmlns:w16sdtdh="http://schemas.microsoft.com/office/word/2020/wordml/sdtdatahash" xmlns:w16sdtfl="http://schemas.microsoft.com/office/word/2024/wordml/sdtformatlock" xmlns:w16se="http://schemas.microsoft.com/office/word/2015/wordml/symex" xmlns:wpg="http://schemas.microsoft.com/office/word/2010/wordprocessingGroup" xmlns:wpi="http://schemas.microsoft.com/office/word/2010/wordprocessingInk" xmlns:wne="http://schemas.microsoft.com/office/word/2006/wordml" xmlns:wps="http://schemas.microsoft.com/office/word/2010/wordprocessingShape" mc:Ignorable="w14 w15 w16se w16cid w16 w16cex w16sdtdh w16sdtfl w16du wp14">
+<w:ftr xmlns:wpc="http://schemas.microsoft.com/office/word/2010/wordprocessingCanvas" xmlns:cx="http://schemas.microsoft.com/office/drawing/2014/chartex" xmlns:cx1="http://schemas.microsoft.com/office/drawing/2015/9/8/chartex" xmlns:cx2="http://schemas.microsoft.com/office/drawing/2015/10/21/chartex" xmlns:cx3="http://schemas.microsoft.com/office/drawing/2016/5/9/chartex" xmlns:cx4="http://schemas.microsoft.com/office/drawing/2016/5/10/chartex" xmlns:cx5="http://schemas.microsoft.com/office/drawing/2016/5/11/chartex" xmlns:cx6="http://schemas.microsoft.com/office/drawing/2016/5/12/chartex" xmlns:cx7="http://schemas.microsoft.com/office/drawing/2016/5/13/chartex" xmlns:cx8="http://schemas.microsoft.com/office/drawing/2016/5/14/chartex" xmlns:mc="http://schemas.openxmlformats.org/markup-compatibility/2006" xmlns:aink="http://schemas.microsoft.com/office/drawing/2016/ink" xmlns:am3d="http://schemas.microsoft.com/office/drawing/2017/model3d" xmlns:o="urn:schemas-microsoft-com:office:office" xmlns:oel="http://schemas.microsoft.com/office/2019/extlst" xmlns:r="http://schemas.openxmlformats.org/officeDocument/2006/relationships" xmlns:m="http://schemas.openxmlformats.org/officeDocument/2006/math" xmlns:v="urn:schemas-microsoft-com:vml" xmlns:wp14="http://schemas.microsoft.com/office/word/2010/wordprocessingDrawing" xmlns:wp="http://schemas.openxmlformats.org/drawingml/2006/wordprocessingDrawing" xmlns:w10="urn:schemas-microsoft-com:office:word" xmlns:w="http://schemas.openxmlformats.org/wordprocessingml/2006/main" xmlns:w14="http://schemas.microsoft.com/office/word/2010/wordml" xmlns:w15="http://schemas.microsoft.com/office/word/2012/wordml" xmlns:w16cex="http://schemas.microsoft.com/office/word/2018/wordml/cex" xmlns:w16cid="http://schemas.microsoft.com/office/word/2016/wordml/cid" xmlns:w16="http://schemas.microsoft.com/office/word/2018/wordml" xmlns:w16du="http://schemas.microsoft.com/office/word/2023/wordml/word16du" xmlns:w16sdtdh="http://schemas.microsoft.com/office/word/2020/wordml/sdtdatahash" xmlns:w16sdtfl="http://schemas.microsoft.com/office/word/2024/wordml/sdtformatlock" xmlns:w16se="http://schemas.microsoft.com/office/word/2015/wordml/symex" xmlns:wpg="http://schemas.microsoft.com/office/word/2010/wordprocessingGroup" xmlns:wpi="http://schemas.microsoft.com/office/word/2010/wordprocessingInk" xmlns:wne="http://schemas.microsoft.com/office/word/2006/wordml" xmlns:wps="http://schemas.microsoft.com/office/word/2010/wordprocessingShape" mc:Ignorable="w14 w15 w16se w16cid w16 w16cex w16sdtdh w16sdtfl w16du wp14">
   <w:sdt>
     <w:sdtPr>
       <w:id w:val="-1174718332"/>
@@ -15470,7 +19483,7 @@
 </file>
 
 <file path=word/footnotes.xml><?xml version="1.0" encoding="utf-8"?>
-<w:footnotes xmlns:wpc="http://schemas.microsoft.com/office/word/2010/wordprocessingCanvas" xmlns:cx="http://schemas.microsoft.com/office/drawing/2014/chartex" xmlns:cx1="http://schemas.microsoft.com/office/drawing/2015/9/8/chartex" xmlns:cx2="http://schemas.microsoft.com/office/drawing/2015/10/21/chartex" xmlns:cx3="http://schemas.microsoft.com/office/drawing/2016/5/9/chartex" xmlns:cx4="http://schemas.microsoft.com/office/drawing/2016/5/10/chartex" xmlns:cx5="http://schemas.microsoft.com/office/drawing/2016/5/11/chartex" xmlns:cx6="http://schemas.microsoft.com/office/drawing/2016/5/12/chartex" xmlns:cx7="http://schemas.microsoft.com/office/drawing/2016/5/13/chartex" xmlns:cx8="http://schemas.microsoft.com/office/drawing/2016/5/14/chartex" xmlns:mc="http://schemas.openxmlformats.org/markup-compatibility/2006" xmlns:aink="http://schemas.microsoft.com/office/drawing/2016/ink" xmlns:am3d="http://schemas.microsoft.com/office/drawing/2017/model3d" xmlns:o="urn:schemas-microsoft-com:office:office" xmlns:oel="http://schemas.microsoft.com/office/2019/extlst" xmlns:r="http://schemas.openxmlformats.org/officeDocument/2006/relationships" xmlns:m="http://schemas.openxmlformats.org/officeDocument/2006/math" xmlns:v="urn:schemas-microsoft-com:vml" xmlns:wp14="http://schemas.microsoft.com/office/word/2010/wordprocessingDrawing" xmlns:wp="http://schemas.openxmlformats.org/drawingml/2006/wordprocessingDrawing" xmlns:w10="urn:schemas-microsoft-com:office:word" xmlns:w="http://schemas.openxmlformats.org/wordprocessingml/2006/main" xmlns:w14="http://schemas.microsoft.com/office/word/2010/wordml" xmlns:w15="http://schemas.microsoft.com/office/word/2012/wordml" xmlns:w16cei="http://schemas.microsoft.com/office/word/2026/wordml/cei" xmlns:w16cex="http://schemas.microsoft.com/office/word/2018/wordml/cex" xmlns:w16cid="http://schemas.microsoft.com/office/word/2016/wordml/cid" xmlns:w16="http://schemas.microsoft.com/office/word/2018/wordml" xmlns:w16du="http://schemas.microsoft.com/office/word/2023/wordml/word16du" xmlns:w16sdtdh="http://schemas.microsoft.com/office/word/2020/wordml/sdtdatahash" xmlns:w16sdtfl="http://schemas.microsoft.com/office/word/2024/wordml/sdtformatlock" xmlns:w16se="http://schemas.microsoft.com/office/word/2015/wordml/symex" xmlns:wpg="http://schemas.microsoft.com/office/word/2010/wordprocessingGroup" xmlns:wpi="http://schemas.microsoft.com/office/word/2010/wordprocessingInk" xmlns:wne="http://schemas.microsoft.com/office/word/2006/wordml" xmlns:wps="http://schemas.microsoft.com/office/word/2010/wordprocessingShape" mc:Ignorable="w14 w15 w16se w16cid w16 w16cex w16sdtdh w16sdtfl w16du wp14">
+<w:footnotes xmlns:wpc="http://schemas.microsoft.com/office/word/2010/wordprocessingCanvas" xmlns:cx="http://schemas.microsoft.com/office/drawing/2014/chartex" xmlns:cx1="http://schemas.microsoft.com/office/drawing/2015/9/8/chartex" xmlns:cx2="http://schemas.microsoft.com/office/drawing/2015/10/21/chartex" xmlns:cx3="http://schemas.microsoft.com/office/drawing/2016/5/9/chartex" xmlns:cx4="http://schemas.microsoft.com/office/drawing/2016/5/10/chartex" xmlns:cx5="http://schemas.microsoft.com/office/drawing/2016/5/11/chartex" xmlns:cx6="http://schemas.microsoft.com/office/drawing/2016/5/12/chartex" xmlns:cx7="http://schemas.microsoft.com/office/drawing/2016/5/13/chartex" xmlns:cx8="http://schemas.microsoft.com/office/drawing/2016/5/14/chartex" xmlns:mc="http://schemas.openxmlformats.org/markup-compatibility/2006" xmlns:aink="http://schemas.microsoft.com/office/drawing/2016/ink" xmlns:am3d="http://schemas.microsoft.com/office/drawing/2017/model3d" xmlns:o="urn:schemas-microsoft-com:office:office" xmlns:oel="http://schemas.microsoft.com/office/2019/extlst" xmlns:r="http://schemas.openxmlformats.org/officeDocument/2006/relationships" xmlns:m="http://schemas.openxmlformats.org/officeDocument/2006/math" xmlns:v="urn:schemas-microsoft-com:vml" xmlns:wp14="http://schemas.microsoft.com/office/word/2010/wordprocessingDrawing" xmlns:wp="http://schemas.openxmlformats.org/drawingml/2006/wordprocessingDrawing" xmlns:w10="urn:schemas-microsoft-com:office:word" xmlns:w="http://schemas.openxmlformats.org/wordprocessingml/2006/main" xmlns:w14="http://schemas.microsoft.com/office/word/2010/wordml" xmlns:w15="http://schemas.microsoft.com/office/word/2012/wordml" xmlns:w16cex="http://schemas.microsoft.com/office/word/2018/wordml/cex" xmlns:w16cid="http://schemas.microsoft.com/office/word/2016/wordml/cid" xmlns:w16="http://schemas.microsoft.com/office/word/2018/wordml" xmlns:w16du="http://schemas.microsoft.com/office/word/2023/wordml/word16du" xmlns:w16sdtdh="http://schemas.microsoft.com/office/word/2020/wordml/sdtdatahash" xmlns:w16sdtfl="http://schemas.microsoft.com/office/word/2024/wordml/sdtformatlock" xmlns:w16se="http://schemas.microsoft.com/office/word/2015/wordml/symex" xmlns:wpg="http://schemas.microsoft.com/office/word/2010/wordprocessingGroup" xmlns:wpi="http://schemas.microsoft.com/office/word/2010/wordprocessingInk" xmlns:wne="http://schemas.microsoft.com/office/word/2006/wordml" xmlns:wps="http://schemas.microsoft.com/office/word/2010/wordprocessingShape" mc:Ignorable="w14 w15 w16se w16cid w16 w16cex w16sdtdh w16sdtfl w16du wp14">
   <w:footnote w:type="separator" w:id="-1">
     <w:p>
       <w:pPr>
@@ -15495,7 +19508,7 @@
 </file>
 
 <file path=word/header1.xml><?xml version="1.0" encoding="utf-8"?>
-<w:hdr xmlns:wpc="http://schemas.microsoft.com/office/word/2010/wordprocessingCanvas" xmlns:cx="http://schemas.microsoft.com/office/drawing/2014/chartex" xmlns:cx1="http://schemas.microsoft.com/office/drawing/2015/9/8/chartex" xmlns:cx2="http://schemas.microsoft.com/office/drawing/2015/10/21/chartex" xmlns:cx3="http://schemas.microsoft.com/office/drawing/2016/5/9/chartex" xmlns:cx4="http://schemas.microsoft.com/office/drawing/2016/5/10/chartex" xmlns:cx5="http://schemas.microsoft.com/office/drawing/2016/5/11/chartex" xmlns:cx6="http://schemas.microsoft.com/office/drawing/2016/5/12/chartex" xmlns:cx7="http://schemas.microsoft.com/office/drawing/2016/5/13/chartex" xmlns:cx8="http://schemas.microsoft.com/office/drawing/2016/5/14/chartex" xmlns:mc="http://schemas.openxmlformats.org/markup-compatibility/2006" xmlns:aink="http://schemas.microsoft.com/office/drawing/2016/ink" xmlns:am3d="http://schemas.microsoft.com/office/drawing/2017/model3d" xmlns:o="urn:schemas-microsoft-com:office:office" xmlns:oel="http://schemas.microsoft.com/office/2019/extlst" xmlns:r="http://schemas.openxmlformats.org/officeDocument/2006/relationships" xmlns:m="http://schemas.openxmlformats.org/officeDocument/2006/math" xmlns:v="urn:schemas-microsoft-com:vml" xmlns:wp14="http://schemas.microsoft.com/office/word/2010/wordprocessingDrawing" xmlns:wp="http://schemas.openxmlformats.org/drawingml/2006/wordprocessingDrawing" xmlns:w10="urn:schemas-microsoft-com:office:word" xmlns:w="http://schemas.openxmlformats.org/wordprocessingml/2006/main" xmlns:w14="http://schemas.microsoft.com/office/word/2010/wordml" xmlns:w15="http://schemas.microsoft.com/office/word/2012/wordml" xmlns:w16cei="http://schemas.microsoft.com/office/word/2026/wordml/cei" xmlns:w16cex="http://schemas.microsoft.com/office/word/2018/wordml/cex" xmlns:w16cid="http://schemas.microsoft.com/office/word/2016/wordml/cid" xmlns:w16="http://schemas.microsoft.com/office/word/2018/wordml" xmlns:w16du="http://schemas.microsoft.com/office/word/2023/wordml/word16du" xmlns:w16sdtdh="http://schemas.microsoft.com/office/word/2020/wordml/sdtdatahash" xmlns:w16sdtfl="http://schemas.microsoft.com/office/word/2024/wordml/sdtformatlock" xmlns:w16se="http://schemas.microsoft.com/office/word/2015/wordml/symex" xmlns:wpg="http://schemas.microsoft.com/office/word/2010/wordprocessingGroup" xmlns:wpi="http://schemas.microsoft.com/office/word/2010/wordprocessingInk" xmlns:wne="http://schemas.microsoft.com/office/word/2006/wordml" xmlns:wps="http://schemas.microsoft.com/office/word/2010/wordprocessingShape" mc:Ignorable="w14 w15 w16se w16cid w16 w16cex w16sdtdh w16sdtfl w16du wp14">
+<w:hdr xmlns:wpc="http://schemas.microsoft.com/office/word/2010/wordprocessingCanvas" xmlns:cx="http://schemas.microsoft.com/office/drawing/2014/chartex" xmlns:cx1="http://schemas.microsoft.com/office/drawing/2015/9/8/chartex" xmlns:cx2="http://schemas.microsoft.com/office/drawing/2015/10/21/chartex" xmlns:cx3="http://schemas.microsoft.com/office/drawing/2016/5/9/chartex" xmlns:cx4="http://schemas.microsoft.com/office/drawing/2016/5/10/chartex" xmlns:cx5="http://schemas.microsoft.com/office/drawing/2016/5/11/chartex" xmlns:cx6="http://schemas.microsoft.com/office/drawing/2016/5/12/chartex" xmlns:cx7="http://schemas.microsoft.com/office/drawing/2016/5/13/chartex" xmlns:cx8="http://schemas.microsoft.com/office/drawing/2016/5/14/chartex" xmlns:mc="http://schemas.openxmlformats.org/markup-compatibility/2006" xmlns:aink="http://schemas.microsoft.com/office/drawing/2016/ink" xmlns:am3d="http://schemas.microsoft.com/office/drawing/2017/model3d" xmlns:o="urn:schemas-microsoft-com:office:office" xmlns:oel="http://schemas.microsoft.com/office/2019/extlst" xmlns:r="http://schemas.openxmlformats.org/officeDocument/2006/relationships" xmlns:m="http://schemas.openxmlformats.org/officeDocument/2006/math" xmlns:v="urn:schemas-microsoft-com:vml" xmlns:wp14="http://schemas.microsoft.com/office/word/2010/wordprocessingDrawing" xmlns:wp="http://schemas.openxmlformats.org/drawingml/2006/wordprocessingDrawing" xmlns:w10="urn:schemas-microsoft-com:office:word" xmlns:w="http://schemas.openxmlformats.org/wordprocessingml/2006/main" xmlns:w14="http://schemas.microsoft.com/office/word/2010/wordml" xmlns:w15="http://schemas.microsoft.com/office/word/2012/wordml" xmlns:w16cex="http://schemas.microsoft.com/office/word/2018/wordml/cex" xmlns:w16cid="http://schemas.microsoft.com/office/word/2016/wordml/cid" xmlns:w16="http://schemas.microsoft.com/office/word/2018/wordml" xmlns:w16du="http://schemas.microsoft.com/office/word/2023/wordml/word16du" xmlns:w16sdtdh="http://schemas.microsoft.com/office/word/2020/wordml/sdtdatahash" xmlns:w16sdtfl="http://schemas.microsoft.com/office/word/2024/wordml/sdtformatlock" xmlns:w16se="http://schemas.microsoft.com/office/word/2015/wordml/symex" xmlns:wpg="http://schemas.microsoft.com/office/word/2010/wordprocessingGroup" xmlns:wpi="http://schemas.microsoft.com/office/word/2010/wordprocessingInk" xmlns:wne="http://schemas.microsoft.com/office/word/2006/wordml" xmlns:wps="http://schemas.microsoft.com/office/word/2010/wordprocessingShape" mc:Ignorable="w14 w15 w16se w16cid w16 w16cex w16sdtdh w16sdtfl w16du wp14">
   <w:p>
     <w:pPr>
       <w:pStyle w:val="Header"/>
@@ -15552,210 +19565,237 @@
 </file>
 
 <file path=word/numbering.xml><?xml version="1.0" encoding="utf-8"?>
-<w:numbering xmlns:wpc="http://schemas.microsoft.com/office/word/2010/wordprocessingCanvas" xmlns:cx="http://schemas.microsoft.com/office/drawing/2014/chartex" xmlns:cx1="http://schemas.microsoft.com/office/drawing/2015/9/8/chartex" xmlns:cx2="http://schemas.microsoft.com/office/drawing/2015/10/21/chartex" xmlns:cx3="http://schemas.microsoft.com/office/drawing/2016/5/9/chartex" xmlns:cx4="http://schemas.microsoft.com/office/drawing/2016/5/10/chartex" xmlns:cx5="http://schemas.microsoft.com/office/drawing/2016/5/11/chartex" xmlns:cx6="http://schemas.microsoft.com/office/drawing/2016/5/12/chartex" xmlns:cx7="http://schemas.microsoft.com/office/drawing/2016/5/13/chartex" xmlns:cx8="http://schemas.microsoft.com/office/drawing/2016/5/14/chartex" xmlns:mc="http://schemas.openxmlformats.org/markup-compatibility/2006" xmlns:aink="http://schemas.microsoft.com/office/drawing/2016/ink" xmlns:am3d="http://schemas.microsoft.com/office/drawing/2017/model3d" xmlns:o="urn:schemas-microsoft-com:office:office" xmlns:oel="http://schemas.microsoft.com/office/2019/extlst" xmlns:r="http://schemas.openxmlformats.org/officeDocument/2006/relationships" xmlns:m="http://schemas.openxmlformats.org/officeDocument/2006/math" xmlns:v="urn:schemas-microsoft-com:vml" xmlns:wp14="http://schemas.microsoft.com/office/word/2010/wordprocessingDrawing" xmlns:wp="http://schemas.openxmlformats.org/drawingml/2006/wordprocessingDrawing" xmlns:w10="urn:schemas-microsoft-com:office:word" xmlns:w="http://schemas.openxmlformats.org/wordprocessingml/2006/main" xmlns:w14="http://schemas.microsoft.com/office/word/2010/wordml" xmlns:w15="http://schemas.microsoft.com/office/word/2012/wordml" xmlns:w16cei="http://schemas.microsoft.com/office/word/2026/wordml/cei" xmlns:w16cex="http://schemas.microsoft.com/office/word/2018/wordml/cex" xmlns:w16cid="http://schemas.microsoft.com/office/word/2016/wordml/cid" xmlns:w16="http://schemas.microsoft.com/office/word/2018/wordml" xmlns:w16du="http://schemas.microsoft.com/office/word/2023/wordml/word16du" xmlns:w16sdtdh="http://schemas.microsoft.com/office/word/2020/wordml/sdtdatahash" xmlns:w16sdtfl="http://schemas.microsoft.com/office/word/2024/wordml/sdtformatlock" xmlns:w16se="http://schemas.microsoft.com/office/word/2015/wordml/symex" xmlns:wpg="http://schemas.microsoft.com/office/word/2010/wordprocessingGroup" xmlns:wpi="http://schemas.microsoft.com/office/word/2010/wordprocessingInk" xmlns:wne="http://schemas.microsoft.com/office/word/2006/wordml" xmlns:wps="http://schemas.microsoft.com/office/word/2010/wordprocessingShape" mc:Ignorable="w14 w15 w16se w16cid w16 w16cex w16sdtdh w16sdtfl w16du wp14">
+<w:numbering xmlns:wpc="http://schemas.microsoft.com/office/word/2010/wordprocessingCanvas" xmlns:cx="http://schemas.microsoft.com/office/drawing/2014/chartex" xmlns:cx1="http://schemas.microsoft.com/office/drawing/2015/9/8/chartex" xmlns:cx2="http://schemas.microsoft.com/office/drawing/2015/10/21/chartex" xmlns:cx3="http://schemas.microsoft.com/office/drawing/2016/5/9/chartex" xmlns:cx4="http://schemas.microsoft.com/office/drawing/2016/5/10/chartex" xmlns:cx5="http://schemas.microsoft.com/office/drawing/2016/5/11/chartex" xmlns:cx6="http://schemas.microsoft.com/office/drawing/2016/5/12/chartex" xmlns:cx7="http://schemas.microsoft.com/office/drawing/2016/5/13/chartex" xmlns:cx8="http://schemas.microsoft.com/office/drawing/2016/5/14/chartex" xmlns:mc="http://schemas.openxmlformats.org/markup-compatibility/2006" xmlns:aink="http://schemas.microsoft.com/office/drawing/2016/ink" xmlns:am3d="http://schemas.microsoft.com/office/drawing/2017/model3d" xmlns:o="urn:schemas-microsoft-com:office:office" xmlns:oel="http://schemas.microsoft.com/office/2019/extlst" xmlns:r="http://schemas.openxmlformats.org/officeDocument/2006/relationships" xmlns:m="http://schemas.openxmlformats.org/officeDocument/2006/math" xmlns:v="urn:schemas-microsoft-com:vml" xmlns:wp14="http://schemas.microsoft.com/office/word/2010/wordprocessingDrawing" xmlns:wp="http://schemas.openxmlformats.org/drawingml/2006/wordprocessingDrawing" xmlns:w10="urn:schemas-microsoft-com:office:word" xmlns:w="http://schemas.openxmlformats.org/wordprocessingml/2006/main" xmlns:w14="http://schemas.microsoft.com/office/word/2010/wordml" xmlns:w15="http://schemas.microsoft.com/office/word/2012/wordml" xmlns:w16cex="http://schemas.microsoft.com/office/word/2018/wordml/cex" xmlns:w16cid="http://schemas.microsoft.com/office/word/2016/wordml/cid" xmlns:w16="http://schemas.microsoft.com/office/word/2018/wordml" xmlns:w16du="http://schemas.microsoft.com/office/word/2023/wordml/word16du" xmlns:w16sdtdh="http://schemas.microsoft.com/office/word/2020/wordml/sdtdatahash" xmlns:w16sdtfl="http://schemas.microsoft.com/office/word/2024/wordml/sdtformatlock" xmlns:w16se="http://schemas.microsoft.com/office/word/2015/wordml/symex" xmlns:wpg="http://schemas.microsoft.com/office/word/2010/wordprocessingGroup" xmlns:wpi="http://schemas.microsoft.com/office/word/2010/wordprocessingInk" xmlns:wne="http://schemas.microsoft.com/office/word/2006/wordml" xmlns:wps="http://schemas.microsoft.com/office/word/2010/wordprocessingShape" mc:Ignorable="w14 w15 w16se w16cid w16 w16cex w16sdtdh w16sdtfl w16du wp14">
   <w:abstractNum w:abstractNumId="0" w15:restartNumberingAfterBreak="0">
-    <w:nsid w:val="366A2CF0"/>
-    <w:multiLevelType w:val="hybridMultilevel"/>
-    <w:tmpl w:val="59DE18D4"/>
-    <w:lvl w:ilvl="0" w:tplc="91E21A60">
+    <w:nsid w:val="06DA7E6B"/>
+    <w:multiLevelType w:val="multilevel"/>
+    <w:tmpl w:val="24505F02"/>
+    <w:lvl w:ilvl="0">
       <w:start w:val="1"/>
       <w:numFmt w:val="decimal"/>
       <w:lvlText w:val="%1."/>
       <w:lvlJc w:val="left"/>
       <w:pPr>
-        <w:ind w:left="375" w:hanging="375"/>
+        <w:tabs>
+          <w:tab w:val="num" w:pos="720"/>
+        </w:tabs>
+        <w:ind w:left="720" w:hanging="360"/>
       </w:pPr>
     </w:lvl>
-    <w:lvl w:ilvl="1" w:tplc="04090019">
+    <w:lvl w:ilvl="1" w:tentative="1">
       <w:start w:val="1"/>
-      <w:numFmt w:val="lowerLetter"/>
+      <w:numFmt w:val="decimal"/>
       <w:lvlText w:val="%2."/>
       <w:lvlJc w:val="left"/>
       <w:pPr>
-        <w:ind w:left="1080" w:hanging="360"/>
+        <w:tabs>
+          <w:tab w:val="num" w:pos="1440"/>
+        </w:tabs>
+        <w:ind w:left="1440" w:hanging="360"/>
       </w:pPr>
     </w:lvl>
-    <w:lvl w:ilvl="2" w:tplc="0409001B">
+    <w:lvl w:ilvl="2" w:tentative="1">
       <w:start w:val="1"/>
-      <w:numFmt w:val="lowerRoman"/>
+      <w:numFmt w:val="decimal"/>
       <w:lvlText w:val="%3."/>
-      <w:lvlJc w:val="right"/>
-      <w:pPr>
-        <w:ind w:left="1800" w:hanging="180"/>
+      <w:lvlJc w:val="left"/>
+      <w:pPr>
+        <w:tabs>
+          <w:tab w:val="num" w:pos="2160"/>
+        </w:tabs>
+        <w:ind w:left="2160" w:hanging="360"/>
       </w:pPr>
     </w:lvl>
-    <w:lvl w:ilvl="3" w:tplc="0409000F">
+    <w:lvl w:ilvl="3" w:tentative="1">
       <w:start w:val="1"/>
       <w:numFmt w:val="decimal"/>
       <w:lvlText w:val="%4."/>
       <w:lvlJc w:val="left"/>
       <w:pPr>
-        <w:ind w:left="2520" w:hanging="360"/>
+        <w:tabs>
+          <w:tab w:val="num" w:pos="2880"/>
+        </w:tabs>
+        <w:ind w:left="2880" w:hanging="360"/>
       </w:pPr>
     </w:lvl>
-    <w:lvl w:ilvl="4" w:tplc="04090019">
+    <w:lvl w:ilvl="4" w:tentative="1">
       <w:start w:val="1"/>
-      <w:numFmt w:val="lowerLetter"/>
+      <w:numFmt w:val="decimal"/>
       <w:lvlText w:val="%5."/>
       <w:lvlJc w:val="left"/>
       <w:pPr>
-        <w:ind w:left="3240" w:hanging="360"/>
+        <w:tabs>
+          <w:tab w:val="num" w:pos="3600"/>
+        </w:tabs>
+        <w:ind w:left="3600" w:hanging="360"/>
       </w:pPr>
     </w:lvl>
-    <w:lvl w:ilvl="5" w:tplc="0409001B">
+    <w:lvl w:ilvl="5" w:tentative="1">
       <w:start w:val="1"/>
-      <w:numFmt w:val="lowerRoman"/>
+      <w:numFmt w:val="decimal"/>
       <w:lvlText w:val="%6."/>
-      <w:lvlJc w:val="right"/>
-      <w:pPr>
-        <w:ind w:left="3960" w:hanging="180"/>
+      <w:lvlJc w:val="left"/>
+      <w:pPr>
+        <w:tabs>
+          <w:tab w:val="num" w:pos="4320"/>
+        </w:tabs>
+        <w:ind w:left="4320" w:hanging="360"/>
       </w:pPr>
     </w:lvl>
-    <w:lvl w:ilvl="6" w:tplc="0409000F">
+    <w:lvl w:ilvl="6" w:tentative="1">
       <w:start w:val="1"/>
       <w:numFmt w:val="decimal"/>
       <w:lvlText w:val="%7."/>
       <w:lvlJc w:val="left"/>
       <w:pPr>
-        <w:ind w:left="4680" w:hanging="360"/>
+        <w:tabs>
+          <w:tab w:val="num" w:pos="5040"/>
+        </w:tabs>
+        <w:ind w:left="5040" w:hanging="360"/>
       </w:pPr>
     </w:lvl>
-    <w:lvl w:ilvl="7" w:tplc="04090019">
+    <w:lvl w:ilvl="7" w:tentative="1">
       <w:start w:val="1"/>
-      <w:numFmt w:val="lowerLetter"/>
+      <w:numFmt w:val="decimal"/>
       <w:lvlText w:val="%8."/>
       <w:lvlJc w:val="left"/>
       <w:pPr>
-        <w:ind w:left="5400" w:hanging="360"/>
+        <w:tabs>
+          <w:tab w:val="num" w:pos="5760"/>
+        </w:tabs>
+        <w:ind w:left="5760" w:hanging="360"/>
       </w:pPr>
     </w:lvl>
-    <w:lvl w:ilvl="8" w:tplc="0409001B">
+    <w:lvl w:ilvl="8" w:tentative="1">
       <w:start w:val="1"/>
-      <w:numFmt w:val="lowerRoman"/>
+      <w:numFmt w:val="decimal"/>
       <w:lvlText w:val="%9."/>
-      <w:lvlJc w:val="right"/>
-      <w:pPr>
-        <w:ind w:left="6120" w:hanging="180"/>
+      <w:lvlJc w:val="left"/>
+      <w:pPr>
+        <w:tabs>
+          <w:tab w:val="num" w:pos="6480"/>
+        </w:tabs>
+        <w:ind w:left="6480" w:hanging="360"/>
       </w:pPr>
     </w:lvl>
   </w:abstractNum>
   <w:abstractNum w:abstractNumId="1" w15:restartNumberingAfterBreak="0">
-    <w:nsid w:val="451E62BA"/>
-    <w:multiLevelType w:val="hybridMultilevel"/>
-    <w:tmpl w:val="CBE47816"/>
-    <w:lvl w:ilvl="0" w:tplc="073AAB14">
+    <w:nsid w:val="2EAE0D33"/>
+    <w:multiLevelType w:val="multilevel"/>
+    <w:tmpl w:val="3A7E82A4"/>
+    <w:lvl w:ilvl="0">
       <w:start w:val="1"/>
-      <w:numFmt w:val="bullet"/>
-      <w:lvlText w:val=""/>
+      <w:numFmt w:val="decimal"/>
+      <w:lvlText w:val="%1."/>
       <w:lvlJc w:val="left"/>
       <w:pPr>
-        <w:ind w:left="360" w:hanging="360"/>
-      </w:pPr>
-      <w:rPr>
-        <w:rFonts w:ascii="Wingdings" w:eastAsiaTheme="minorHAnsi" w:hAnsi="Wingdings" w:cstheme="minorBidi" w:hint="default"/>
-      </w:rPr>
+        <w:tabs>
+          <w:tab w:val="num" w:pos="720"/>
+        </w:tabs>
+        <w:ind w:left="720" w:hanging="360"/>
+      </w:pPr>
     </w:lvl>
-    <w:lvl w:ilvl="1" w:tplc="04090003">
+    <w:lvl w:ilvl="1" w:tentative="1">
       <w:start w:val="1"/>
-      <w:numFmt w:val="bullet"/>
-      <w:lvlText w:val="o"/>
+      <w:numFmt w:val="decimal"/>
+      <w:lvlText w:val="%2."/>
       <w:lvlJc w:val="left"/>
       <w:pPr>
-        <w:ind w:left="1080" w:hanging="360"/>
-      </w:pPr>
-      <w:rPr>
-        <w:rFonts w:ascii="Courier New" w:hAnsi="Courier New" w:cs="Courier New" w:hint="default"/>
-      </w:rPr>
+        <w:tabs>
+          <w:tab w:val="num" w:pos="1440"/>
+        </w:tabs>
+        <w:ind w:left="1440" w:hanging="360"/>
+      </w:pPr>
     </w:lvl>
-    <w:lvl w:ilvl="2" w:tplc="04090005">
+    <w:lvl w:ilvl="2" w:tentative="1">
       <w:start w:val="1"/>
-      <w:numFmt w:val="bullet"/>
-      <w:lvlText w:val=""/>
+      <w:numFmt w:val="decimal"/>
+      <w:lvlText w:val="%3."/>
       <w:lvlJc w:val="left"/>
       <w:pPr>
-        <w:ind w:left="1800" w:hanging="360"/>
-      </w:pPr>
-      <w:rPr>
-        <w:rFonts w:ascii="Wingdings" w:hAnsi="Wingdings" w:hint="default"/>
-      </w:rPr>
+        <w:tabs>
+          <w:tab w:val="num" w:pos="2160"/>
+        </w:tabs>
+        <w:ind w:left="2160" w:hanging="360"/>
+      </w:pPr>
     </w:lvl>
-    <w:lvl w:ilvl="3" w:tplc="04090001">
+    <w:lvl w:ilvl="3" w:tentative="1">
       <w:start w:val="1"/>
-      <w:numFmt w:val="bullet"/>
-      <w:lvlText w:val=""/>
+      <w:numFmt w:val="decimal"/>
+      <w:lvlText w:val="%4."/>
       <w:lvlJc w:val="left"/>
       <w:pPr>
-        <w:ind w:left="2520" w:hanging="360"/>
-      </w:pPr>
-      <w:rPr>
-        <w:rFonts w:ascii="Symbol" w:hAnsi="Symbol" w:hint="default"/>
-      </w:rPr>
+        <w:tabs>
+          <w:tab w:val="num" w:pos="2880"/>
+        </w:tabs>
+        <w:ind w:left="2880" w:hanging="360"/>
+      </w:pPr>
     </w:lvl>
-    <w:lvl w:ilvl="4" w:tplc="04090003">
+    <w:lvl w:ilvl="4" w:tentative="1">
       <w:start w:val="1"/>
-      <w:numFmt w:val="bullet"/>
-      <w:lvlText w:val="o"/>
+      <w:numFmt w:val="decimal"/>
+      <w:lvlText w:val="%5."/>
       <w:lvlJc w:val="left"/>
       <w:pPr>
-        <w:ind w:left="3240" w:hanging="360"/>
-      </w:pPr>
-      <w:rPr>
-        <w:rFonts w:ascii="Courier New" w:hAnsi="Courier New" w:cs="Courier New" w:hint="default"/>
-      </w:rPr>
+        <w:tabs>
+          <w:tab w:val="num" w:pos="3600"/>
+        </w:tabs>
+        <w:ind w:left="3600" w:hanging="360"/>
+      </w:pPr>
     </w:lvl>
-    <w:lvl w:ilvl="5" w:tplc="04090005">
+    <w:lvl w:ilvl="5" w:tentative="1">
       <w:start w:val="1"/>
-      <w:numFmt w:val="bullet"/>
-      <w:lvlText w:val=""/>
+      <w:numFmt w:val="decimal"/>
+      <w:lvlText w:val="%6."/>
       <w:lvlJc w:val="left"/>
       <w:pPr>
-        <w:ind w:left="3960" w:hanging="360"/>
-      </w:pPr>
-      <w:rPr>
-        <w:rFonts w:ascii="Wingdings" w:hAnsi="Wingdings" w:hint="default"/>
-      </w:rPr>
+        <w:tabs>
+          <w:tab w:val="num" w:pos="4320"/>
+        </w:tabs>
+        <w:ind w:left="4320" w:hanging="360"/>
+      </w:pPr>
     </w:lvl>
-    <w:lvl w:ilvl="6" w:tplc="04090001">
+    <w:lvl w:ilvl="6" w:tentative="1">
       <w:start w:val="1"/>
-      <w:numFmt w:val="bullet"/>
-      <w:lvlText w:val=""/>
+      <w:numFmt w:val="decimal"/>
+      <w:lvlText w:val="%7."/>
       <w:lvlJc w:val="left"/>
       <w:pPr>
-        <w:ind w:left="4680" w:hanging="360"/>
-      </w:pPr>
-      <w:rPr>
-        <w:rFonts w:ascii="Symbol" w:hAnsi="Symbol" w:hint="default"/>
-      </w:rPr>
+        <w:tabs>
+          <w:tab w:val="num" w:pos="5040"/>
+        </w:tabs>
+        <w:ind w:left="5040" w:hanging="360"/>
+      </w:pPr>
     </w:lvl>
-    <w:lvl w:ilvl="7" w:tplc="04090003">
+    <w:lvl w:ilvl="7" w:tentative="1">
       <w:start w:val="1"/>
-      <w:numFmt w:val="bullet"/>
-      <w:lvlText w:val="o"/>
+      <w:numFmt w:val="decimal"/>
+      <w:lvlText w:val="%8."/>
       <w:lvlJc w:val="left"/>
       <w:pPr>
-        <w:ind w:left="5400" w:hanging="360"/>
-      </w:pPr>
-      <w:rPr>
-        <w:rFonts w:ascii="Courier New" w:hAnsi="Courier New" w:cs="Courier New" w:hint="default"/>
-      </w:rPr>
+        <w:tabs>
+          <w:tab w:val="num" w:pos="5760"/>
+        </w:tabs>
+        <w:ind w:left="5760" w:hanging="360"/>
+      </w:pPr>
     </w:lvl>
-    <w:lvl w:ilvl="8" w:tplc="04090005">
+    <w:lvl w:ilvl="8" w:tentative="1">
       <w:start w:val="1"/>
-      <w:numFmt w:val="bullet"/>
-      <w:lvlText w:val=""/>
+      <w:numFmt w:val="decimal"/>
+      <w:lvlText w:val="%9."/>
       <w:lvlJc w:val="left"/>
       <w:pPr>
-        <w:ind w:left="6120" w:hanging="360"/>
-      </w:pPr>
-      <w:rPr>
-        <w:rFonts w:ascii="Wingdings" w:hAnsi="Wingdings" w:hint="default"/>
-      </w:rPr>
+        <w:tabs>
+          <w:tab w:val="num" w:pos="6480"/>
+        </w:tabs>
+        <w:ind w:left="6480" w:hanging="360"/>
+      </w:pPr>
     </w:lvl>
   </w:abstractNum>
   <w:abstractNum w:abstractNumId="2" w15:restartNumberingAfterBreak="0">
-    <w:nsid w:val="498776D5"/>
+    <w:nsid w:val="358738B4"/>
     <w:multiLevelType w:val="multilevel"/>
-    <w:tmpl w:val="51E08042"/>
+    <w:tmpl w:val="354CF346"/>
     <w:lvl w:ilvl="0">
       <w:start w:val="1"/>
       <w:numFmt w:val="bullet"/>
@@ -15902,9 +19942,208 @@
     </w:lvl>
   </w:abstractNum>
   <w:abstractNum w:abstractNumId="3" w15:restartNumberingAfterBreak="0">
-    <w:nsid w:val="49DA76EC"/>
+    <w:nsid w:val="366A2CF0"/>
+    <w:multiLevelType w:val="hybridMultilevel"/>
+    <w:tmpl w:val="59DE18D4"/>
+    <w:lvl w:ilvl="0" w:tplc="91E21A60">
+      <w:start w:val="1"/>
+      <w:numFmt w:val="decimal"/>
+      <w:lvlText w:val="%1."/>
+      <w:lvlJc w:val="left"/>
+      <w:pPr>
+        <w:ind w:left="375" w:hanging="375"/>
+      </w:pPr>
+    </w:lvl>
+    <w:lvl w:ilvl="1" w:tplc="04090019">
+      <w:start w:val="1"/>
+      <w:numFmt w:val="lowerLetter"/>
+      <w:lvlText w:val="%2."/>
+      <w:lvlJc w:val="left"/>
+      <w:pPr>
+        <w:ind w:left="1080" w:hanging="360"/>
+      </w:pPr>
+    </w:lvl>
+    <w:lvl w:ilvl="2" w:tplc="0409001B">
+      <w:start w:val="1"/>
+      <w:numFmt w:val="lowerRoman"/>
+      <w:lvlText w:val="%3."/>
+      <w:lvlJc w:val="right"/>
+      <w:pPr>
+        <w:ind w:left="1800" w:hanging="180"/>
+      </w:pPr>
+    </w:lvl>
+    <w:lvl w:ilvl="3" w:tplc="0409000F">
+      <w:start w:val="1"/>
+      <w:numFmt w:val="decimal"/>
+      <w:lvlText w:val="%4."/>
+      <w:lvlJc w:val="left"/>
+      <w:pPr>
+        <w:ind w:left="2520" w:hanging="360"/>
+      </w:pPr>
+    </w:lvl>
+    <w:lvl w:ilvl="4" w:tplc="04090019">
+      <w:start w:val="1"/>
+      <w:numFmt w:val="lowerLetter"/>
+      <w:lvlText w:val="%5."/>
+      <w:lvlJc w:val="left"/>
+      <w:pPr>
+        <w:ind w:left="3240" w:hanging="360"/>
+      </w:pPr>
+    </w:lvl>
+    <w:lvl w:ilvl="5" w:tplc="0409001B">
+      <w:start w:val="1"/>
+      <w:numFmt w:val="lowerRoman"/>
+      <w:lvlText w:val="%6."/>
+      <w:lvlJc w:val="right"/>
+      <w:pPr>
+        <w:ind w:left="3960" w:hanging="180"/>
+      </w:pPr>
+    </w:lvl>
+    <w:lvl w:ilvl="6" w:tplc="0409000F">
+      <w:start w:val="1"/>
+      <w:numFmt w:val="decimal"/>
+      <w:lvlText w:val="%7."/>
+      <w:lvlJc w:val="left"/>
+      <w:pPr>
+        <w:ind w:left="4680" w:hanging="360"/>
+      </w:pPr>
+    </w:lvl>
+    <w:lvl w:ilvl="7" w:tplc="04090019">
+      <w:start w:val="1"/>
+      <w:numFmt w:val="lowerLetter"/>
+      <w:lvlText w:val="%8."/>
+      <w:lvlJc w:val="left"/>
+      <w:pPr>
+        <w:ind w:left="5400" w:hanging="360"/>
+      </w:pPr>
+    </w:lvl>
+    <w:lvl w:ilvl="8" w:tplc="0409001B">
+      <w:start w:val="1"/>
+      <w:numFmt w:val="lowerRoman"/>
+      <w:lvlText w:val="%9."/>
+      <w:lvlJc w:val="right"/>
+      <w:pPr>
+        <w:ind w:left="6120" w:hanging="180"/>
+      </w:pPr>
+    </w:lvl>
+  </w:abstractNum>
+  <w:abstractNum w:abstractNumId="4" w15:restartNumberingAfterBreak="0">
+    <w:nsid w:val="451E62BA"/>
+    <w:multiLevelType w:val="hybridMultilevel"/>
+    <w:tmpl w:val="CBE47816"/>
+    <w:lvl w:ilvl="0" w:tplc="073AAB14">
+      <w:start w:val="1"/>
+      <w:numFmt w:val="bullet"/>
+      <w:lvlText w:val=""/>
+      <w:lvlJc w:val="left"/>
+      <w:pPr>
+        <w:ind w:left="360" w:hanging="360"/>
+      </w:pPr>
+      <w:rPr>
+        <w:rFonts w:ascii="Wingdings" w:eastAsiaTheme="minorHAnsi" w:hAnsi="Wingdings" w:cstheme="minorBidi" w:hint="default"/>
+      </w:rPr>
+    </w:lvl>
+    <w:lvl w:ilvl="1" w:tplc="04090003">
+      <w:start w:val="1"/>
+      <w:numFmt w:val="bullet"/>
+      <w:lvlText w:val="o"/>
+      <w:lvlJc w:val="left"/>
+      <w:pPr>
+        <w:ind w:left="1080" w:hanging="360"/>
+      </w:pPr>
+      <w:rPr>
+        <w:rFonts w:ascii="Courier New" w:hAnsi="Courier New" w:cs="Courier New" w:hint="default"/>
+      </w:rPr>
+    </w:lvl>
+    <w:lvl w:ilvl="2" w:tplc="04090005">
+      <w:start w:val="1"/>
+      <w:numFmt w:val="bullet"/>
+      <w:lvlText w:val=""/>
+      <w:lvlJc w:val="left"/>
+      <w:pPr>
+        <w:ind w:left="1800" w:hanging="360"/>
+      </w:pPr>
+      <w:rPr>
+        <w:rFonts w:ascii="Wingdings" w:hAnsi="Wingdings" w:hint="default"/>
+      </w:rPr>
+    </w:lvl>
+    <w:lvl w:ilvl="3" w:tplc="04090001">
+      <w:start w:val="1"/>
+      <w:numFmt w:val="bullet"/>
+      <w:lvlText w:val=""/>
+      <w:lvlJc w:val="left"/>
+      <w:pPr>
+        <w:ind w:left="2520" w:hanging="360"/>
+      </w:pPr>
+      <w:rPr>
+        <w:rFonts w:ascii="Symbol" w:hAnsi="Symbol" w:hint="default"/>
+      </w:rPr>
+    </w:lvl>
+    <w:lvl w:ilvl="4" w:tplc="04090003">
+      <w:start w:val="1"/>
+      <w:numFmt w:val="bullet"/>
+      <w:lvlText w:val="o"/>
+      <w:lvlJc w:val="left"/>
+      <w:pPr>
+        <w:ind w:left="3240" w:hanging="360"/>
+      </w:pPr>
+      <w:rPr>
+        <w:rFonts w:ascii="Courier New" w:hAnsi="Courier New" w:cs="Courier New" w:hint="default"/>
+      </w:rPr>
+    </w:lvl>
+    <w:lvl w:ilvl="5" w:tplc="04090005">
+      <w:start w:val="1"/>
+      <w:numFmt w:val="bullet"/>
+      <w:lvlText w:val=""/>
+      <w:lvlJc w:val="left"/>
+      <w:pPr>
+        <w:ind w:left="3960" w:hanging="360"/>
+      </w:pPr>
+      <w:rPr>
+        <w:rFonts w:ascii="Wingdings" w:hAnsi="Wingdings" w:hint="default"/>
+      </w:rPr>
+    </w:lvl>
+    <w:lvl w:ilvl="6" w:tplc="04090001">
+      <w:start w:val="1"/>
+      <w:numFmt w:val="bullet"/>
+      <w:lvlText w:val=""/>
+      <w:lvlJc w:val="left"/>
+      <w:pPr>
+        <w:ind w:left="4680" w:hanging="360"/>
+      </w:pPr>
+      <w:rPr>
+        <w:rFonts w:ascii="Symbol" w:hAnsi="Symbol" w:hint="default"/>
+      </w:rPr>
+    </w:lvl>
+    <w:lvl w:ilvl="7" w:tplc="04090003">
+      <w:start w:val="1"/>
+      <w:numFmt w:val="bullet"/>
+      <w:lvlText w:val="o"/>
+      <w:lvlJc w:val="left"/>
+      <w:pPr>
+        <w:ind w:left="5400" w:hanging="360"/>
+      </w:pPr>
+      <w:rPr>
+        <w:rFonts w:ascii="Courier New" w:hAnsi="Courier New" w:cs="Courier New" w:hint="default"/>
+      </w:rPr>
+    </w:lvl>
+    <w:lvl w:ilvl="8" w:tplc="04090005">
+      <w:start w:val="1"/>
+      <w:numFmt w:val="bullet"/>
+      <w:lvlText w:val=""/>
+      <w:lvlJc w:val="left"/>
+      <w:pPr>
+        <w:ind w:left="6120" w:hanging="360"/>
+      </w:pPr>
+      <w:rPr>
+        <w:rFonts w:ascii="Wingdings" w:hAnsi="Wingdings" w:hint="default"/>
+      </w:rPr>
+    </w:lvl>
+  </w:abstractNum>
+  <w:abstractNum w:abstractNumId="5" w15:restartNumberingAfterBreak="0">
+    <w:nsid w:val="498776D5"/>
     <w:multiLevelType w:val="multilevel"/>
-    <w:tmpl w:val="17F8FD9A"/>
+    <w:tmpl w:val="51E08042"/>
     <w:lvl w:ilvl="0">
       <w:start w:val="1"/>
       <w:numFmt w:val="bullet"/>
@@ -16050,123 +20289,10 @@
       </w:rPr>
     </w:lvl>
   </w:abstractNum>
-  <w:abstractNum w:abstractNumId="4" w15:restartNumberingAfterBreak="0">
-    <w:nsid w:val="4BAA7FE7"/>
+  <w:abstractNum w:abstractNumId="6" w15:restartNumberingAfterBreak="0">
+    <w:nsid w:val="49DA76EC"/>
     <w:multiLevelType w:val="multilevel"/>
-    <w:tmpl w:val="3A4CC070"/>
-    <w:lvl w:ilvl="0">
-      <w:start w:val="1"/>
-      <w:numFmt w:val="decimal"/>
-      <w:lvlText w:val="%1."/>
-      <w:lvlJc w:val="left"/>
-      <w:pPr>
-        <w:tabs>
-          <w:tab w:val="num" w:pos="720"/>
-        </w:tabs>
-        <w:ind w:left="720" w:hanging="360"/>
-      </w:pPr>
-    </w:lvl>
-    <w:lvl w:ilvl="1" w:tentative="1">
-      <w:start w:val="1"/>
-      <w:numFmt w:val="decimal"/>
-      <w:lvlText w:val="%2."/>
-      <w:lvlJc w:val="left"/>
-      <w:pPr>
-        <w:tabs>
-          <w:tab w:val="num" w:pos="1440"/>
-        </w:tabs>
-        <w:ind w:left="1440" w:hanging="360"/>
-      </w:pPr>
-    </w:lvl>
-    <w:lvl w:ilvl="2" w:tentative="1">
-      <w:start w:val="1"/>
-      <w:numFmt w:val="decimal"/>
-      <w:lvlText w:val="%3."/>
-      <w:lvlJc w:val="left"/>
-      <w:pPr>
-        <w:tabs>
-          <w:tab w:val="num" w:pos="2160"/>
-        </w:tabs>
-        <w:ind w:left="2160" w:hanging="360"/>
-      </w:pPr>
-    </w:lvl>
-    <w:lvl w:ilvl="3" w:tentative="1">
-      <w:start w:val="1"/>
-      <w:numFmt w:val="decimal"/>
-      <w:lvlText w:val="%4."/>
-      <w:lvlJc w:val="left"/>
-      <w:pPr>
-        <w:tabs>
-          <w:tab w:val="num" w:pos="2880"/>
-        </w:tabs>
-        <w:ind w:left="2880" w:hanging="360"/>
-      </w:pPr>
-    </w:lvl>
-    <w:lvl w:ilvl="4" w:tentative="1">
-      <w:start w:val="1"/>
-      <w:numFmt w:val="decimal"/>
-      <w:lvlText w:val="%5."/>
-      <w:lvlJc w:val="left"/>
-      <w:pPr>
-        <w:tabs>
-          <w:tab w:val="num" w:pos="3600"/>
-        </w:tabs>
-        <w:ind w:left="3600" w:hanging="360"/>
-      </w:pPr>
-    </w:lvl>
-    <w:lvl w:ilvl="5" w:tentative="1">
-      <w:start w:val="1"/>
-      <w:numFmt w:val="decimal"/>
-      <w:lvlText w:val="%6."/>
-      <w:lvlJc w:val="left"/>
-      <w:pPr>
-        <w:tabs>
-          <w:tab w:val="num" w:pos="4320"/>
-        </w:tabs>
-        <w:ind w:left="4320" w:hanging="360"/>
-      </w:pPr>
-    </w:lvl>
-    <w:lvl w:ilvl="6" w:tentative="1">
-      <w:start w:val="1"/>
-      <w:numFmt w:val="decimal"/>
-      <w:lvlText w:val="%7."/>
-      <w:lvlJc w:val="left"/>
-      <w:pPr>
-        <w:tabs>
-          <w:tab w:val="num" w:pos="5040"/>
-        </w:tabs>
-        <w:ind w:left="5040" w:hanging="360"/>
-      </w:pPr>
-    </w:lvl>
-    <w:lvl w:ilvl="7" w:tentative="1">
-      <w:start w:val="1"/>
-      <w:numFmt w:val="decimal"/>
-      <w:lvlText w:val="%8."/>
-      <w:lvlJc w:val="left"/>
-      <w:pPr>
-        <w:tabs>
-          <w:tab w:val="num" w:pos="5760"/>
-        </w:tabs>
-        <w:ind w:left="5760" w:hanging="360"/>
-      </w:pPr>
-    </w:lvl>
-    <w:lvl w:ilvl="8" w:tentative="1">
-      <w:start w:val="1"/>
-      <w:numFmt w:val="decimal"/>
-      <w:lvlText w:val="%9."/>
-      <w:lvlJc w:val="left"/>
-      <w:pPr>
-        <w:tabs>
-          <w:tab w:val="num" w:pos="6480"/>
-        </w:tabs>
-        <w:ind w:left="6480" w:hanging="360"/>
-      </w:pPr>
-    </w:lvl>
-  </w:abstractNum>
-  <w:abstractNum w:abstractNumId="5" w15:restartNumberingAfterBreak="0">
-    <w:nsid w:val="4DB43B2A"/>
-    <w:multiLevelType w:val="multilevel"/>
-    <w:tmpl w:val="125A89D2"/>
+    <w:tmpl w:val="17F8FD9A"/>
     <w:lvl w:ilvl="0">
       <w:start w:val="1"/>
       <w:numFmt w:val="bullet"/>
@@ -16312,10 +20438,123 @@
       </w:rPr>
     </w:lvl>
   </w:abstractNum>
-  <w:abstractNum w:abstractNumId="6" w15:restartNumberingAfterBreak="0">
-    <w:nsid w:val="6B365187"/>
+  <w:abstractNum w:abstractNumId="7" w15:restartNumberingAfterBreak="0">
+    <w:nsid w:val="4BAA7FE7"/>
     <w:multiLevelType w:val="multilevel"/>
-    <w:tmpl w:val="D056FF8A"/>
+    <w:tmpl w:val="3A4CC070"/>
+    <w:lvl w:ilvl="0">
+      <w:start w:val="1"/>
+      <w:numFmt w:val="decimal"/>
+      <w:lvlText w:val="%1."/>
+      <w:lvlJc w:val="left"/>
+      <w:pPr>
+        <w:tabs>
+          <w:tab w:val="num" w:pos="720"/>
+        </w:tabs>
+        <w:ind w:left="720" w:hanging="360"/>
+      </w:pPr>
+    </w:lvl>
+    <w:lvl w:ilvl="1" w:tentative="1">
+      <w:start w:val="1"/>
+      <w:numFmt w:val="decimal"/>
+      <w:lvlText w:val="%2."/>
+      <w:lvlJc w:val="left"/>
+      <w:pPr>
+        <w:tabs>
+          <w:tab w:val="num" w:pos="1440"/>
+        </w:tabs>
+        <w:ind w:left="1440" w:hanging="360"/>
+      </w:pPr>
+    </w:lvl>
+    <w:lvl w:ilvl="2" w:tentative="1">
+      <w:start w:val="1"/>
+      <w:numFmt w:val="decimal"/>
+      <w:lvlText w:val="%3."/>
+      <w:lvlJc w:val="left"/>
+      <w:pPr>
+        <w:tabs>
+          <w:tab w:val="num" w:pos="2160"/>
+        </w:tabs>
+        <w:ind w:left="2160" w:hanging="360"/>
+      </w:pPr>
+    </w:lvl>
+    <w:lvl w:ilvl="3" w:tentative="1">
+      <w:start w:val="1"/>
+      <w:numFmt w:val="decimal"/>
+      <w:lvlText w:val="%4."/>
+      <w:lvlJc w:val="left"/>
+      <w:pPr>
+        <w:tabs>
+          <w:tab w:val="num" w:pos="2880"/>
+        </w:tabs>
+        <w:ind w:left="2880" w:hanging="360"/>
+      </w:pPr>
+    </w:lvl>
+    <w:lvl w:ilvl="4" w:tentative="1">
+      <w:start w:val="1"/>
+      <w:numFmt w:val="decimal"/>
+      <w:lvlText w:val="%5."/>
+      <w:lvlJc w:val="left"/>
+      <w:pPr>
+        <w:tabs>
+          <w:tab w:val="num" w:pos="3600"/>
+        </w:tabs>
+        <w:ind w:left="3600" w:hanging="360"/>
+      </w:pPr>
+    </w:lvl>
+    <w:lvl w:ilvl="5" w:tentative="1">
+      <w:start w:val="1"/>
+      <w:numFmt w:val="decimal"/>
+      <w:lvlText w:val="%6."/>
+      <w:lvlJc w:val="left"/>
+      <w:pPr>
+        <w:tabs>
+          <w:tab w:val="num" w:pos="4320"/>
+        </w:tabs>
+        <w:ind w:left="4320" w:hanging="360"/>
+      </w:pPr>
+    </w:lvl>
+    <w:lvl w:ilvl="6" w:tentative="1">
+      <w:start w:val="1"/>
+      <w:numFmt w:val="decimal"/>
+      <w:lvlText w:val="%7."/>
+      <w:lvlJc w:val="left"/>
+      <w:pPr>
+        <w:tabs>
+          <w:tab w:val="num" w:pos="5040"/>
+        </w:tabs>
+        <w:ind w:left="5040" w:hanging="360"/>
+      </w:pPr>
+    </w:lvl>
+    <w:lvl w:ilvl="7" w:tentative="1">
+      <w:start w:val="1"/>
+      <w:numFmt w:val="decimal"/>
+      <w:lvlText w:val="%8."/>
+      <w:lvlJc w:val="left"/>
+      <w:pPr>
+        <w:tabs>
+          <w:tab w:val="num" w:pos="5760"/>
+        </w:tabs>
+        <w:ind w:left="5760" w:hanging="360"/>
+      </w:pPr>
+    </w:lvl>
+    <w:lvl w:ilvl="8" w:tentative="1">
+      <w:start w:val="1"/>
+      <w:numFmt w:val="decimal"/>
+      <w:lvlText w:val="%9."/>
+      <w:lvlJc w:val="left"/>
+      <w:pPr>
+        <w:tabs>
+          <w:tab w:val="num" w:pos="6480"/>
+        </w:tabs>
+        <w:ind w:left="6480" w:hanging="360"/>
+      </w:pPr>
+    </w:lvl>
+  </w:abstractNum>
+  <w:abstractNum w:abstractNumId="8" w15:restartNumberingAfterBreak="0">
+    <w:nsid w:val="4DB43B2A"/>
+    <w:multiLevelType w:val="multilevel"/>
+    <w:tmpl w:val="125A89D2"/>
     <w:lvl w:ilvl="0">
       <w:start w:val="1"/>
       <w:numFmt w:val="bullet"/>
@@ -16461,14 +20700,163 @@
       </w:rPr>
     </w:lvl>
   </w:abstractNum>
+  <w:abstractNum w:abstractNumId="9" w15:restartNumberingAfterBreak="0">
+    <w:nsid w:val="6B365187"/>
+    <w:multiLevelType w:val="multilevel"/>
+    <w:tmpl w:val="D056FF8A"/>
+    <w:lvl w:ilvl="0">
+      <w:start w:val="1"/>
+      <w:numFmt w:val="bullet"/>
+      <w:lvlText w:val=""/>
+      <w:lvlJc w:val="left"/>
+      <w:pPr>
+        <w:tabs>
+          <w:tab w:val="num" w:pos="720"/>
+        </w:tabs>
+        <w:ind w:left="720" w:hanging="360"/>
+      </w:pPr>
+      <w:rPr>
+        <w:rFonts w:ascii="Symbol" w:hAnsi="Symbol" w:hint="default"/>
+        <w:sz w:val="20"/>
+      </w:rPr>
+    </w:lvl>
+    <w:lvl w:ilvl="1" w:tentative="1">
+      <w:start w:val="1"/>
+      <w:numFmt w:val="bullet"/>
+      <w:lvlText w:val="o"/>
+      <w:lvlJc w:val="left"/>
+      <w:pPr>
+        <w:tabs>
+          <w:tab w:val="num" w:pos="1440"/>
+        </w:tabs>
+        <w:ind w:left="1440" w:hanging="360"/>
+      </w:pPr>
+      <w:rPr>
+        <w:rFonts w:ascii="Courier New" w:hAnsi="Courier New" w:hint="default"/>
+        <w:sz w:val="20"/>
+      </w:rPr>
+    </w:lvl>
+    <w:lvl w:ilvl="2" w:tentative="1">
+      <w:start w:val="1"/>
+      <w:numFmt w:val="bullet"/>
+      <w:lvlText w:val=""/>
+      <w:lvlJc w:val="left"/>
+      <w:pPr>
+        <w:tabs>
+          <w:tab w:val="num" w:pos="2160"/>
+        </w:tabs>
+        <w:ind w:left="2160" w:hanging="360"/>
+      </w:pPr>
+      <w:rPr>
+        <w:rFonts w:ascii="Wingdings" w:hAnsi="Wingdings" w:hint="default"/>
+        <w:sz w:val="20"/>
+      </w:rPr>
+    </w:lvl>
+    <w:lvl w:ilvl="3" w:tentative="1">
+      <w:start w:val="1"/>
+      <w:numFmt w:val="bullet"/>
+      <w:lvlText w:val=""/>
+      <w:lvlJc w:val="left"/>
+      <w:pPr>
+        <w:tabs>
+          <w:tab w:val="num" w:pos="2880"/>
+        </w:tabs>
+        <w:ind w:left="2880" w:hanging="360"/>
+      </w:pPr>
+      <w:rPr>
+        <w:rFonts w:ascii="Wingdings" w:hAnsi="Wingdings" w:hint="default"/>
+        <w:sz w:val="20"/>
+      </w:rPr>
+    </w:lvl>
+    <w:lvl w:ilvl="4" w:tentative="1">
+      <w:start w:val="1"/>
+      <w:numFmt w:val="bullet"/>
+      <w:lvlText w:val=""/>
+      <w:lvlJc w:val="left"/>
+      <w:pPr>
+        <w:tabs>
+          <w:tab w:val="num" w:pos="3600"/>
+        </w:tabs>
+        <w:ind w:left="3600" w:hanging="360"/>
+      </w:pPr>
+      <w:rPr>
+        <w:rFonts w:ascii="Wingdings" w:hAnsi="Wingdings" w:hint="default"/>
+        <w:sz w:val="20"/>
+      </w:rPr>
+    </w:lvl>
+    <w:lvl w:ilvl="5" w:tentative="1">
+      <w:start w:val="1"/>
+      <w:numFmt w:val="bullet"/>
+      <w:lvlText w:val=""/>
+      <w:lvlJc w:val="left"/>
+      <w:pPr>
+        <w:tabs>
+          <w:tab w:val="num" w:pos="4320"/>
+        </w:tabs>
+        <w:ind w:left="4320" w:hanging="360"/>
+      </w:pPr>
+      <w:rPr>
+        <w:rFonts w:ascii="Wingdings" w:hAnsi="Wingdings" w:hint="default"/>
+        <w:sz w:val="20"/>
+      </w:rPr>
+    </w:lvl>
+    <w:lvl w:ilvl="6" w:tentative="1">
+      <w:start w:val="1"/>
+      <w:numFmt w:val="bullet"/>
+      <w:lvlText w:val=""/>
+      <w:lvlJc w:val="left"/>
+      <w:pPr>
+        <w:tabs>
+          <w:tab w:val="num" w:pos="5040"/>
+        </w:tabs>
+        <w:ind w:left="5040" w:hanging="360"/>
+      </w:pPr>
+      <w:rPr>
+        <w:rFonts w:ascii="Wingdings" w:hAnsi="Wingdings" w:hint="default"/>
+        <w:sz w:val="20"/>
+      </w:rPr>
+    </w:lvl>
+    <w:lvl w:ilvl="7" w:tentative="1">
+      <w:start w:val="1"/>
+      <w:numFmt w:val="bullet"/>
+      <w:lvlText w:val=""/>
+      <w:lvlJc w:val="left"/>
+      <w:pPr>
+        <w:tabs>
+          <w:tab w:val="num" w:pos="5760"/>
+        </w:tabs>
+        <w:ind w:left="5760" w:hanging="360"/>
+      </w:pPr>
+      <w:rPr>
+        <w:rFonts w:ascii="Wingdings" w:hAnsi="Wingdings" w:hint="default"/>
+        <w:sz w:val="20"/>
+      </w:rPr>
+    </w:lvl>
+    <w:lvl w:ilvl="8" w:tentative="1">
+      <w:start w:val="1"/>
+      <w:numFmt w:val="bullet"/>
+      <w:lvlText w:val=""/>
+      <w:lvlJc w:val="left"/>
+      <w:pPr>
+        <w:tabs>
+          <w:tab w:val="num" w:pos="6480"/>
+        </w:tabs>
+        <w:ind w:left="6480" w:hanging="360"/>
+      </w:pPr>
+      <w:rPr>
+        <w:rFonts w:ascii="Wingdings" w:hAnsi="Wingdings" w:hint="default"/>
+        <w:sz w:val="20"/>
+      </w:rPr>
+    </w:lvl>
+  </w:abstractNum>
   <w:num w:numId="1" w16cid:durableId="1792630761">
-    <w:abstractNumId w:val="2"/>
+    <w:abstractNumId w:val="5"/>
   </w:num>
   <w:num w:numId="2" w16cid:durableId="1765491474">
-    <w:abstractNumId w:val="5"/>
+    <w:abstractNumId w:val="8"/>
   </w:num>
   <w:num w:numId="3" w16cid:durableId="790631678">
-    <w:abstractNumId w:val="0"/>
+    <w:abstractNumId w:val="3"/>
     <w:lvlOverride w:ilvl="0">
       <w:startOverride w:val="1"/>
     </w:lvlOverride>
@@ -16498,16 +20886,25 @@
     </w:lvlOverride>
   </w:num>
   <w:num w:numId="4" w16cid:durableId="266349938">
+    <w:abstractNumId w:val="4"/>
+  </w:num>
+  <w:num w:numId="5" w16cid:durableId="1338381641">
+    <w:abstractNumId w:val="6"/>
+  </w:num>
+  <w:num w:numId="6" w16cid:durableId="57285462">
+    <w:abstractNumId w:val="7"/>
+  </w:num>
+  <w:num w:numId="7" w16cid:durableId="2101169702">
+    <w:abstractNumId w:val="9"/>
+  </w:num>
+  <w:num w:numId="8" w16cid:durableId="962688332">
     <w:abstractNumId w:val="1"/>
   </w:num>
-  <w:num w:numId="5" w16cid:durableId="1338381641">
-    <w:abstractNumId w:val="3"/>
+  <w:num w:numId="9" w16cid:durableId="660427273">
+    <w:abstractNumId w:val="0"/>
   </w:num>
-  <w:num w:numId="6" w16cid:durableId="57285462">
-    <w:abstractNumId w:val="4"/>
-  </w:num>
-  <w:num w:numId="7" w16cid:durableId="2101169702">
-    <w:abstractNumId w:val="6"/>
+  <w:num w:numId="10" w16cid:durableId="685599839">
+    <w:abstractNumId w:val="2"/>
   </w:num>
   <w:numIdMacAtCleanup w:val="7"/>
 </w:numbering>
@@ -16911,7 +21308,7 @@
   <w:style w:type="paragraph" w:default="1" w:styleId="Normal">
     <w:name w:val="Normal"/>
     <w:qFormat/>
-    <w:rsid w:val="007F1A98"/>
+    <w:rsid w:val="006C0F81"/>
   </w:style>
   <w:style w:type="paragraph" w:styleId="Heading1">
     <w:name w:val="heading 1"/>
@@ -17006,7 +21403,6 @@
   <w:style w:type="character" w:default="1" w:styleId="DefaultParagraphFont">
     <w:name w:val="Default Paragraph Font"/>
     <w:uiPriority w:val="1"/>
-    <w:semiHidden/>
     <w:unhideWhenUsed/>
   </w:style>
   <w:style w:type="table" w:default="1" w:styleId="TableNormal">
